--- a/理论研究/反馈鲁棒优化.docx
+++ b/理论研究/反馈鲁棒优化.docx
@@ -560,7 +560,7 @@
         <w:fldChar w:fldCharType="separate"/>
       </w:r>
       <w:r>
-        <w:instrText xml:space="preserve">2</w:instrText>
+        <w:instrText xml:space="preserve">1</w:instrText>
       </w:r>
       <w:r>
         <w:rPr>
@@ -603,7 +603,7 @@
         <w:fldChar w:fldCharType="separate"/>
       </w:r>
       <w:r>
-        <w:instrText xml:space="preserve">2</w:instrText>
+        <w:instrText xml:space="preserve">1</w:instrText>
       </w:r>
       <w:r>
         <w:rPr>
@@ -819,50 +819,50 @@
         <w:fldChar w:fldCharType="separate"/>
       </w:r>
       <w:r>
+        <w:instrText xml:space="preserve">1</w:instrText>
+      </w:r>
+      <w:r>
+        <w:rPr>
+          <w:rFonts w:hint="eastAsia"/>
+          <w:position w:val="0"/>
+          <w:lang w:val="en-US" w:eastAsia="zh-CN"/>
+        </w:rPr>
+        <w:fldChar w:fldCharType="end"/>
+      </w:r>
+      <w:r>
+        <w:rPr>
+          <w:rFonts w:hint="eastAsia"/>
+          <w:position w:val="0"/>
+          <w:lang w:val="en-US" w:eastAsia="zh-CN"/>
+        </w:rPr>
+        <w:instrText xml:space="preserve">-</w:instrText>
+      </w:r>
+      <w:r>
+        <w:rPr>
+          <w:rFonts w:hint="eastAsia"/>
+          <w:position w:val="0"/>
+          <w:lang w:val="en-US" w:eastAsia="zh-CN"/>
+        </w:rPr>
+        <w:fldChar w:fldCharType="begin"/>
+      </w:r>
+      <w:r>
+        <w:rPr>
+          <w:rFonts w:hint="eastAsia"/>
+          <w:position w:val="0"/>
+          <w:lang w:val="en-US" w:eastAsia="zh-CN"/>
+        </w:rPr>
+        <w:instrText xml:space="preserve"> SEQ MTEqn \c \* Arabic \* MERGEFORMAT </w:instrText>
+      </w:r>
+      <w:r>
+        <w:rPr>
+          <w:rFonts w:hint="eastAsia"/>
+          <w:position w:val="0"/>
+          <w:lang w:val="en-US" w:eastAsia="zh-CN"/>
+        </w:rPr>
+        <w:fldChar w:fldCharType="separate"/>
+      </w:r>
+      <w:r>
         <w:instrText xml:space="preserve">2</w:instrText>
-      </w:r>
-      <w:r>
-        <w:rPr>
-          <w:rFonts w:hint="eastAsia"/>
-          <w:position w:val="0"/>
-          <w:lang w:val="en-US" w:eastAsia="zh-CN"/>
-        </w:rPr>
-        <w:fldChar w:fldCharType="end"/>
-      </w:r>
-      <w:r>
-        <w:rPr>
-          <w:rFonts w:hint="eastAsia"/>
-          <w:position w:val="0"/>
-          <w:lang w:val="en-US" w:eastAsia="zh-CN"/>
-        </w:rPr>
-        <w:instrText xml:space="preserve">-</w:instrText>
-      </w:r>
-      <w:r>
-        <w:rPr>
-          <w:rFonts w:hint="eastAsia"/>
-          <w:position w:val="0"/>
-          <w:lang w:val="en-US" w:eastAsia="zh-CN"/>
-        </w:rPr>
-        <w:fldChar w:fldCharType="begin"/>
-      </w:r>
-      <w:r>
-        <w:rPr>
-          <w:rFonts w:hint="eastAsia"/>
-          <w:position w:val="0"/>
-          <w:lang w:val="en-US" w:eastAsia="zh-CN"/>
-        </w:rPr>
-        <w:instrText xml:space="preserve"> SEQ MTEqn \c \* Arabic \* MERGEFORMAT </w:instrText>
-      </w:r>
-      <w:r>
-        <w:rPr>
-          <w:rFonts w:hint="eastAsia"/>
-          <w:position w:val="0"/>
-          <w:lang w:val="en-US" w:eastAsia="zh-CN"/>
-        </w:rPr>
-        <w:fldChar w:fldCharType="separate"/>
-      </w:r>
-      <w:r>
-        <w:instrText xml:space="preserve">3</w:instrText>
       </w:r>
       <w:r>
         <w:rPr>
@@ -1045,7 +1045,7 @@
         <w:fldChar w:fldCharType="separate"/>
       </w:r>
       <w:r>
-        <w:instrText xml:space="preserve">2</w:instrText>
+        <w:instrText xml:space="preserve">1</w:instrText>
       </w:r>
       <w:r>
         <w:rPr>
@@ -1088,7 +1088,7 @@
         <w:fldChar w:fldCharType="separate"/>
       </w:r>
       <w:r>
-        <w:instrText xml:space="preserve">4</w:instrText>
+        <w:instrText xml:space="preserve">3</w:instrText>
       </w:r>
       <w:r>
         <w:rPr>
@@ -1304,7 +1304,7 @@
         <w:fldChar w:fldCharType="separate"/>
       </w:r>
       <w:r>
-        <w:instrText xml:space="preserve">2</w:instrText>
+        <w:instrText xml:space="preserve">1</w:instrText>
       </w:r>
       <w:r>
         <w:rPr>
@@ -1347,7 +1347,7 @@
         <w:fldChar w:fldCharType="separate"/>
       </w:r>
       <w:r>
-        <w:instrText xml:space="preserve">5</w:instrText>
+        <w:instrText xml:space="preserve">4</w:instrText>
       </w:r>
       <w:r>
         <w:rPr>
@@ -1530,7 +1530,7 @@
         <w:fldChar w:fldCharType="separate"/>
       </w:r>
       <w:r>
-        <w:instrText xml:space="preserve">2</w:instrText>
+        <w:instrText xml:space="preserve">1</w:instrText>
       </w:r>
       <w:r>
         <w:rPr>
@@ -1573,7 +1573,7 @@
         <w:fldChar w:fldCharType="separate"/>
       </w:r>
       <w:r>
-        <w:instrText xml:space="preserve">6</w:instrText>
+        <w:instrText xml:space="preserve">5</w:instrText>
       </w:r>
       <w:r>
         <w:rPr>
@@ -1788,7 +1788,7 @@
         <w:fldChar w:fldCharType="separate"/>
       </w:r>
       <w:r>
-        <w:instrText xml:space="preserve">2</w:instrText>
+        <w:instrText xml:space="preserve">1</w:instrText>
       </w:r>
       <w:r>
         <w:rPr>
@@ -1831,7 +1831,7 @@
         <w:fldChar w:fldCharType="separate"/>
       </w:r>
       <w:r>
-        <w:instrText xml:space="preserve">7</w:instrText>
+        <w:instrText xml:space="preserve">6</w:instrText>
       </w:r>
       <w:r>
         <w:rPr>
@@ -2012,7 +2012,7 @@
         <w:fldChar w:fldCharType="separate"/>
       </w:r>
       <w:r>
-        <w:instrText xml:space="preserve">2</w:instrText>
+        <w:instrText xml:space="preserve">1</w:instrText>
       </w:r>
       <w:r>
         <w:rPr>
@@ -2055,7 +2055,7 @@
         <w:fldChar w:fldCharType="separate"/>
       </w:r>
       <w:r>
-        <w:instrText xml:space="preserve">8</w:instrText>
+        <w:instrText xml:space="preserve">7</w:instrText>
       </w:r>
       <w:r>
         <w:rPr>
@@ -2304,7 +2304,7 @@
         <w:fldChar w:fldCharType="separate"/>
       </w:r>
       <w:r>
-        <w:instrText xml:space="preserve">2</w:instrText>
+        <w:instrText xml:space="preserve">1</w:instrText>
       </w:r>
       <w:r>
         <w:rPr>
@@ -2347,7 +2347,7 @@
         <w:fldChar w:fldCharType="separate"/>
       </w:r>
       <w:r>
-        <w:instrText xml:space="preserve">9</w:instrText>
+        <w:instrText xml:space="preserve">8</w:instrText>
       </w:r>
       <w:r>
         <w:rPr>
@@ -2528,7 +2528,7 @@
         <w:fldChar w:fldCharType="separate"/>
       </w:r>
       <w:r>
-        <w:instrText xml:space="preserve">2</w:instrText>
+        <w:instrText xml:space="preserve">1</w:instrText>
       </w:r>
       <w:r>
         <w:rPr>
@@ -2571,7 +2571,7 @@
         <w:fldChar w:fldCharType="separate"/>
       </w:r>
       <w:r>
-        <w:instrText xml:space="preserve">10</w:instrText>
+        <w:instrText xml:space="preserve">9</w:instrText>
       </w:r>
       <w:r>
         <w:rPr>
@@ -2752,7 +2752,7 @@
         <w:fldChar w:fldCharType="separate"/>
       </w:r>
       <w:r>
-        <w:instrText xml:space="preserve">2</w:instrText>
+        <w:instrText xml:space="preserve">1</w:instrText>
       </w:r>
       <w:r>
         <w:rPr>
@@ -2795,7 +2795,7 @@
         <w:fldChar w:fldCharType="separate"/>
       </w:r>
       <w:r>
-        <w:instrText xml:space="preserve">11</w:instrText>
+        <w:instrText xml:space="preserve">10</w:instrText>
       </w:r>
       <w:r>
         <w:rPr>
@@ -2952,7 +2952,7 @@
         <w:fldChar w:fldCharType="separate"/>
       </w:r>
       <w:r>
-        <w:instrText xml:space="preserve">2</w:instrText>
+        <w:instrText xml:space="preserve">1</w:instrText>
       </w:r>
       <w:r>
         <w:rPr>
@@ -2990,7 +2990,7 @@
         <w:fldChar w:fldCharType="separate"/>
       </w:r>
       <w:r>
-        <w:instrText xml:space="preserve">12</w:instrText>
+        <w:instrText xml:space="preserve">11</w:instrText>
       </w:r>
       <w:r>
         <w:rPr>
@@ -3182,7 +3182,7 @@
         <w:fldChar w:fldCharType="separate"/>
       </w:r>
       <w:r>
-        <w:instrText xml:space="preserve">2</w:instrText>
+        <w:instrText xml:space="preserve">1</w:instrText>
       </w:r>
       <w:r>
         <w:rPr>
@@ -3220,7 +3220,7 @@
         <w:fldChar w:fldCharType="separate"/>
       </w:r>
       <w:r>
-        <w:instrText xml:space="preserve">13</w:instrText>
+        <w:instrText xml:space="preserve">12</w:instrText>
       </w:r>
       <w:r>
         <w:rPr>
@@ -3371,7 +3371,7 @@
         <w:fldChar w:fldCharType="separate"/>
       </w:r>
       <w:r>
-        <w:instrText xml:space="preserve">2</w:instrText>
+        <w:instrText xml:space="preserve">1</w:instrText>
       </w:r>
       <w:r>
         <w:rPr>
@@ -3409,7 +3409,7 @@
         <w:fldChar w:fldCharType="separate"/>
       </w:r>
       <w:r>
-        <w:instrText xml:space="preserve">14</w:instrText>
+        <w:instrText xml:space="preserve">13</w:instrText>
       </w:r>
       <w:r>
         <w:rPr>
@@ -3560,7 +3560,7 @@
         <w:fldChar w:fldCharType="separate"/>
       </w:r>
       <w:r>
-        <w:instrText xml:space="preserve">2</w:instrText>
+        <w:instrText xml:space="preserve">1</w:instrText>
       </w:r>
       <w:r>
         <w:rPr>
@@ -3598,7 +3598,7 @@
         <w:fldChar w:fldCharType="separate"/>
       </w:r>
       <w:r>
-        <w:instrText xml:space="preserve">15</w:instrText>
+        <w:instrText xml:space="preserve">14</w:instrText>
       </w:r>
       <w:r>
         <w:rPr>
@@ -3749,7 +3749,7 @@
         <w:fldChar w:fldCharType="separate"/>
       </w:r>
       <w:r>
-        <w:instrText xml:space="preserve">2</w:instrText>
+        <w:instrText xml:space="preserve">1</w:instrText>
       </w:r>
       <w:r>
         <w:rPr>
@@ -3787,7 +3787,7 @@
         <w:fldChar w:fldCharType="separate"/>
       </w:r>
       <w:r>
-        <w:instrText xml:space="preserve">16</w:instrText>
+        <w:instrText xml:space="preserve">15</w:instrText>
       </w:r>
       <w:r>
         <w:rPr>
@@ -3938,7 +3938,7 @@
         <w:fldChar w:fldCharType="separate"/>
       </w:r>
       <w:r>
-        <w:instrText xml:space="preserve">2</w:instrText>
+        <w:instrText xml:space="preserve">1</w:instrText>
       </w:r>
       <w:r>
         <w:rPr>
@@ -3976,7 +3976,7 @@
         <w:fldChar w:fldCharType="separate"/>
       </w:r>
       <w:r>
-        <w:instrText xml:space="preserve">17</w:instrText>
+        <w:instrText xml:space="preserve">16</w:instrText>
       </w:r>
       <w:r>
         <w:rPr>
@@ -4127,7 +4127,7 @@
         <w:fldChar w:fldCharType="separate"/>
       </w:r>
       <w:r>
-        <w:instrText xml:space="preserve">2</w:instrText>
+        <w:instrText xml:space="preserve">1</w:instrText>
       </w:r>
       <w:r>
         <w:rPr>
@@ -4165,7 +4165,7 @@
         <w:fldChar w:fldCharType="separate"/>
       </w:r>
       <w:r>
-        <w:instrText xml:space="preserve">18</w:instrText>
+        <w:instrText xml:space="preserve">17</w:instrText>
       </w:r>
       <w:r>
         <w:rPr>
@@ -4316,7 +4316,7 @@
         <w:fldChar w:fldCharType="separate"/>
       </w:r>
       <w:r>
-        <w:instrText xml:space="preserve">2</w:instrText>
+        <w:instrText xml:space="preserve">1</w:instrText>
       </w:r>
       <w:r>
         <w:rPr>
@@ -4354,7 +4354,7 @@
         <w:fldChar w:fldCharType="separate"/>
       </w:r>
       <w:r>
-        <w:instrText xml:space="preserve">19</w:instrText>
+        <w:instrText xml:space="preserve">18</w:instrText>
       </w:r>
       <w:r>
         <w:rPr>
@@ -4531,7 +4531,7 @@
         <w:fldChar w:fldCharType="separate"/>
       </w:r>
       <w:r>
-        <w:instrText xml:space="preserve">2</w:instrText>
+        <w:instrText xml:space="preserve">1</w:instrText>
       </w:r>
       <w:r>
         <w:rPr>
@@ -4574,7 +4574,7 @@
         <w:fldChar w:fldCharType="separate"/>
       </w:r>
       <w:r>
-        <w:instrText xml:space="preserve">20</w:instrText>
+        <w:instrText xml:space="preserve">19</w:instrText>
       </w:r>
       <w:r>
         <w:rPr>
@@ -4755,7 +4755,7 @@
         <w:fldChar w:fldCharType="separate"/>
       </w:r>
       <w:r>
-        <w:instrText xml:space="preserve">2</w:instrText>
+        <w:instrText xml:space="preserve">1</w:instrText>
       </w:r>
       <w:r>
         <w:rPr>
@@ -4798,7 +4798,7 @@
         <w:fldChar w:fldCharType="separate"/>
       </w:r>
       <w:r>
-        <w:instrText xml:space="preserve">21</w:instrText>
+        <w:instrText xml:space="preserve">20</w:instrText>
       </w:r>
       <w:r>
         <w:rPr>
@@ -4979,7 +4979,7 @@
         <w:fldChar w:fldCharType="separate"/>
       </w:r>
       <w:r>
-        <w:instrText xml:space="preserve">2</w:instrText>
+        <w:instrText xml:space="preserve">1</w:instrText>
       </w:r>
       <w:r>
         <w:rPr>
@@ -5022,7 +5022,7 @@
         <w:fldChar w:fldCharType="separate"/>
       </w:r>
       <w:r>
-        <w:instrText xml:space="preserve">22</w:instrText>
+        <w:instrText xml:space="preserve">21</w:instrText>
       </w:r>
       <w:r>
         <w:rPr>
@@ -5203,7 +5203,7 @@
         <w:fldChar w:fldCharType="separate"/>
       </w:r>
       <w:r>
-        <w:instrText xml:space="preserve">2</w:instrText>
+        <w:instrText xml:space="preserve">1</w:instrText>
       </w:r>
       <w:r>
         <w:rPr>
@@ -5246,7 +5246,7 @@
         <w:fldChar w:fldCharType="separate"/>
       </w:r>
       <w:r>
-        <w:instrText xml:space="preserve">23</w:instrText>
+        <w:instrText xml:space="preserve">22</w:instrText>
       </w:r>
       <w:r>
         <w:rPr>
@@ -5468,7 +5468,7 @@
         <w:fldChar w:fldCharType="separate"/>
       </w:r>
       <w:r>
-        <w:instrText xml:space="preserve">2</w:instrText>
+        <w:instrText xml:space="preserve">1</w:instrText>
       </w:r>
       <w:r>
         <w:rPr>
@@ -5511,7 +5511,7 @@
         <w:fldChar w:fldCharType="separate"/>
       </w:r>
       <w:r>
-        <w:instrText xml:space="preserve">24</w:instrText>
+        <w:instrText xml:space="preserve">23</w:instrText>
       </w:r>
       <w:r>
         <w:rPr>
@@ -5728,7 +5728,7 @@
         <w:fldChar w:fldCharType="separate"/>
       </w:r>
       <w:r>
-        <w:instrText xml:space="preserve">2</w:instrText>
+        <w:instrText xml:space="preserve">1</w:instrText>
       </w:r>
       <w:r>
         <w:rPr>
@@ -5771,7 +5771,7 @@
         <w:fldChar w:fldCharType="separate"/>
       </w:r>
       <w:r>
-        <w:instrText xml:space="preserve">25</w:instrText>
+        <w:instrText xml:space="preserve">24</w:instrText>
       </w:r>
       <w:r>
         <w:rPr>
@@ -6626,7 +6626,7 @@
         <w:fldChar w:fldCharType="separate"/>
       </w:r>
       <w:r>
-        <w:instrText xml:space="preserve">3</w:instrText>
+        <w:instrText xml:space="preserve">2</w:instrText>
       </w:r>
       <w:r>
         <w:rPr>
@@ -6664,7 +6664,7 @@
         <w:fldChar w:fldCharType="separate"/>
       </w:r>
       <w:r>
-        <w:instrText xml:space="preserve">2</w:instrText>
+        <w:instrText xml:space="preserve">1</w:instrText>
       </w:r>
       <w:r>
         <w:rPr>
@@ -6817,7 +6817,7 @@
         <w:fldChar w:fldCharType="separate"/>
       </w:r>
       <w:r>
-        <w:instrText xml:space="preserve">3</w:instrText>
+        <w:instrText xml:space="preserve">2</w:instrText>
       </w:r>
       <w:r>
         <w:rPr>
@@ -6855,7 +6855,7 @@
         <w:fldChar w:fldCharType="separate"/>
       </w:r>
       <w:r>
-        <w:instrText xml:space="preserve">3</w:instrText>
+        <w:instrText xml:space="preserve">2</w:instrText>
       </w:r>
       <w:r>
         <w:rPr>
@@ -7309,45 +7309,45 @@
         <w:fldChar w:fldCharType="separate"/>
       </w:r>
       <w:r>
+        <w:instrText xml:space="preserve">2</w:instrText>
+      </w:r>
+      <w:r>
+        <w:rPr>
+          <w:rFonts w:hint="eastAsia"/>
+          <w:lang w:val="en-US" w:eastAsia="zh-CN"/>
+        </w:rPr>
+        <w:fldChar w:fldCharType="end"/>
+      </w:r>
+      <w:r>
+        <w:rPr>
+          <w:rFonts w:hint="eastAsia"/>
+          <w:lang w:val="en-US" w:eastAsia="zh-CN"/>
+        </w:rPr>
+        <w:instrText xml:space="preserve">-</w:instrText>
+      </w:r>
+      <w:r>
+        <w:rPr>
+          <w:rFonts w:hint="eastAsia"/>
+          <w:lang w:val="en-US" w:eastAsia="zh-CN"/>
+        </w:rPr>
+        <w:fldChar w:fldCharType="begin"/>
+      </w:r>
+      <w:r>
+        <w:rPr>
+          <w:rFonts w:hint="eastAsia"/>
+          <w:lang w:val="en-US" w:eastAsia="zh-CN"/>
+        </w:rPr>
+        <w:instrText xml:space="preserve"> SEQ MTEqn \c \* Arabic \* MERGEFORMAT </w:instrText>
+      </w:r>
+      <w:r>
+        <w:rPr>
+          <w:rFonts w:hint="eastAsia"/>
+          <w:lang w:val="en-US" w:eastAsia="zh-CN"/>
+        </w:rPr>
+        <w:fldChar w:fldCharType="separate"/>
+      </w:r>
+      <w:r>
         <w:instrText xml:space="preserve">3</w:instrText>
-      </w:r>
-      <w:r>
-        <w:rPr>
-          <w:rFonts w:hint="eastAsia"/>
-          <w:lang w:val="en-US" w:eastAsia="zh-CN"/>
-        </w:rPr>
-        <w:fldChar w:fldCharType="end"/>
-      </w:r>
-      <w:r>
-        <w:rPr>
-          <w:rFonts w:hint="eastAsia"/>
-          <w:lang w:val="en-US" w:eastAsia="zh-CN"/>
-        </w:rPr>
-        <w:instrText xml:space="preserve">-</w:instrText>
-      </w:r>
-      <w:r>
-        <w:rPr>
-          <w:rFonts w:hint="eastAsia"/>
-          <w:lang w:val="en-US" w:eastAsia="zh-CN"/>
-        </w:rPr>
-        <w:fldChar w:fldCharType="begin"/>
-      </w:r>
-      <w:r>
-        <w:rPr>
-          <w:rFonts w:hint="eastAsia"/>
-          <w:lang w:val="en-US" w:eastAsia="zh-CN"/>
-        </w:rPr>
-        <w:instrText xml:space="preserve"> SEQ MTEqn \c \* Arabic \* MERGEFORMAT </w:instrText>
-      </w:r>
-      <w:r>
-        <w:rPr>
-          <w:rFonts w:hint="eastAsia"/>
-          <w:lang w:val="en-US" w:eastAsia="zh-CN"/>
-        </w:rPr>
-        <w:fldChar w:fldCharType="separate"/>
-      </w:r>
-      <w:r>
-        <w:instrText xml:space="preserve">4</w:instrText>
       </w:r>
       <w:r>
         <w:rPr>
@@ -7498,7 +7498,7 @@
         <w:fldChar w:fldCharType="separate"/>
       </w:r>
       <w:r>
-        <w:instrText xml:space="preserve">3</w:instrText>
+        <w:instrText xml:space="preserve">2</w:instrText>
       </w:r>
       <w:r>
         <w:rPr>
@@ -7536,7 +7536,7 @@
         <w:fldChar w:fldCharType="separate"/>
       </w:r>
       <w:r>
-        <w:instrText xml:space="preserve">5</w:instrText>
+        <w:instrText xml:space="preserve">4</w:instrText>
       </w:r>
       <w:r>
         <w:rPr>
@@ -8280,7 +8280,7 @@
         <w:fldChar w:fldCharType="separate"/>
       </w:r>
       <w:r>
-        <w:instrText xml:space="preserve">3</w:instrText>
+        <w:instrText xml:space="preserve">2</w:instrText>
       </w:r>
       <w:r>
         <w:rPr>
@@ -8318,7 +8318,7 @@
         <w:fldChar w:fldCharType="separate"/>
       </w:r>
       <w:r>
-        <w:instrText xml:space="preserve">6</w:instrText>
+        <w:instrText xml:space="preserve">5</w:instrText>
       </w:r>
       <w:r>
         <w:rPr>
@@ -8765,7 +8765,7 @@
         <w:fldChar w:fldCharType="separate"/>
       </w:r>
       <w:r>
-        <w:instrText xml:space="preserve">3</w:instrText>
+        <w:instrText xml:space="preserve">2</w:instrText>
       </w:r>
       <w:r>
         <w:rPr>
@@ -8803,7 +8803,7 @@
         <w:fldChar w:fldCharType="separate"/>
       </w:r>
       <w:r>
-        <w:instrText xml:space="preserve">7</w:instrText>
+        <w:instrText xml:space="preserve">6</w:instrText>
       </w:r>
       <w:r>
         <w:rPr>
@@ -9042,7 +9042,7 @@
         <w:fldChar w:fldCharType="separate"/>
       </w:r>
       <w:r>
-        <w:instrText xml:space="preserve">3</w:instrText>
+        <w:instrText xml:space="preserve">2</w:instrText>
       </w:r>
       <w:r>
         <w:rPr>
@@ -9080,7 +9080,7 @@
         <w:fldChar w:fldCharType="separate"/>
       </w:r>
       <w:r>
-        <w:instrText xml:space="preserve">8</w:instrText>
+        <w:instrText xml:space="preserve">7</w:instrText>
       </w:r>
       <w:r>
         <w:rPr>
@@ -9868,7 +9868,7 @@
         <w:fldChar w:fldCharType="separate"/>
       </w:r>
       <w:r>
-        <w:instrText xml:space="preserve">3</w:instrText>
+        <w:instrText xml:space="preserve">2</w:instrText>
       </w:r>
       <w:r>
         <w:rPr>
@@ -9906,7 +9906,7 @@
         <w:fldChar w:fldCharType="separate"/>
       </w:r>
       <w:r>
-        <w:instrText xml:space="preserve">9</w:instrText>
+        <w:instrText xml:space="preserve">8</w:instrText>
       </w:r>
       <w:r>
         <w:rPr>
@@ -10433,7 +10433,7 @@
         <w:fldChar w:fldCharType="separate"/>
       </w:r>
       <w:r>
-        <w:instrText xml:space="preserve">3</w:instrText>
+        <w:instrText xml:space="preserve">2</w:instrText>
       </w:r>
       <w:r>
         <w:rPr>
@@ -10471,7 +10471,7 @@
         <w:fldChar w:fldCharType="separate"/>
       </w:r>
       <w:r>
-        <w:instrText xml:space="preserve">10</w:instrText>
+        <w:instrText xml:space="preserve">9</w:instrText>
       </w:r>
       <w:r>
         <w:rPr>
@@ -10624,7 +10624,7 @@
         <w:fldChar w:fldCharType="separate"/>
       </w:r>
       <w:r>
-        <w:instrText xml:space="preserve">3</w:instrText>
+        <w:instrText xml:space="preserve">2</w:instrText>
       </w:r>
       <w:r>
         <w:rPr>
@@ -10662,7 +10662,7 @@
         <w:fldChar w:fldCharType="separate"/>
       </w:r>
       <w:r>
-        <w:instrText xml:space="preserve">11</w:instrText>
+        <w:instrText xml:space="preserve">10</w:instrText>
       </w:r>
       <w:r>
         <w:rPr>
@@ -10996,7 +10996,7 @@
         <w:fldChar w:fldCharType="separate"/>
       </w:r>
       <w:r>
-        <w:instrText xml:space="preserve">3</w:instrText>
+        <w:instrText xml:space="preserve">2</w:instrText>
       </w:r>
       <w:r>
         <w:rPr>
@@ -11039,7 +11039,7 @@
         <w:fldChar w:fldCharType="separate"/>
       </w:r>
       <w:r>
-        <w:instrText xml:space="preserve">12</w:instrText>
+        <w:instrText xml:space="preserve">11</w:instrText>
       </w:r>
       <w:r>
         <w:rPr>
@@ -11106,7 +11106,17 @@
           <w:rFonts w:hint="eastAsia"/>
           <w:lang w:val="en-US" w:eastAsia="zh-CN"/>
         </w:rPr>
-        <w:t>定义系统矩阵</w:t>
+        <w:t>定义</w:t>
+      </w:r>
+      <w:r>
+        <w:rPr>
+          <w:rFonts w:hint="eastAsia"/>
+          <w:b/>
+          <w:bCs/>
+          <w:color w:val="FF0000"/>
+          <w:lang w:val="en-US" w:eastAsia="zh-CN"/>
+        </w:rPr>
+        <w:t>系统矩阵</w:t>
       </w:r>
       <w:r>
         <w:rPr>
@@ -11297,7 +11307,7 @@
         <w:fldChar w:fldCharType="separate"/>
       </w:r>
       <w:r>
-        <w:instrText xml:space="preserve">3</w:instrText>
+        <w:instrText xml:space="preserve">2</w:instrText>
       </w:r>
       <w:r>
         <w:rPr>
@@ -11335,7 +11345,7 @@
         <w:fldChar w:fldCharType="separate"/>
       </w:r>
       <w:r>
-        <w:instrText xml:space="preserve">13</w:instrText>
+        <w:instrText xml:space="preserve">12</w:instrText>
       </w:r>
       <w:r>
         <w:rPr>
@@ -11741,7 +11751,7 @@
         <w:fldChar w:fldCharType="separate"/>
       </w:r>
       <w:r>
-        <w:instrText xml:space="preserve">4</w:instrText>
+        <w:instrText xml:space="preserve">3</w:instrText>
       </w:r>
       <w:r>
         <w:rPr>
@@ -11779,7 +11789,7 @@
         <w:fldChar w:fldCharType="separate"/>
       </w:r>
       <w:r>
-        <w:instrText xml:space="preserve">2</w:instrText>
+        <w:instrText xml:space="preserve">1</w:instrText>
       </w:r>
       <w:r>
         <w:rPr>
@@ -12085,7 +12095,7 @@
         <w:fldChar w:fldCharType="separate"/>
       </w:r>
       <w:r>
-        <w:instrText xml:space="preserve">4</w:instrText>
+        <w:instrText xml:space="preserve">3</w:instrText>
       </w:r>
       <w:r>
         <w:rPr>
@@ -12123,7 +12133,7 @@
         <w:fldChar w:fldCharType="separate"/>
       </w:r>
       <w:r>
-        <w:instrText xml:space="preserve">3</w:instrText>
+        <w:instrText xml:space="preserve">2</w:instrText>
       </w:r>
       <w:r>
         <w:rPr>
@@ -13102,7 +13112,7 @@
         <w:fldChar w:fldCharType="separate"/>
       </w:r>
       <w:r>
-        <w:instrText xml:space="preserve">5</w:instrText>
+        <w:instrText xml:space="preserve">4</w:instrText>
       </w:r>
       <w:r>
         <w:rPr>
@@ -13140,7 +13150,7 @@
         <w:fldChar w:fldCharType="separate"/>
       </w:r>
       <w:r>
-        <w:instrText xml:space="preserve">2</w:instrText>
+        <w:instrText xml:space="preserve">1</w:instrText>
       </w:r>
       <w:r>
         <w:rPr>
@@ -13295,7 +13305,7 @@
         <w:fldChar w:fldCharType="separate"/>
       </w:r>
       <w:r>
-        <w:instrText xml:space="preserve">5</w:instrText>
+        <w:instrText xml:space="preserve">4</w:instrText>
       </w:r>
       <w:r>
         <w:rPr>
@@ -13333,7 +13343,7 @@
         <w:fldChar w:fldCharType="separate"/>
       </w:r>
       <w:r>
-        <w:instrText xml:space="preserve">3</w:instrText>
+        <w:instrText xml:space="preserve">2</w:instrText>
       </w:r>
       <w:r>
         <w:rPr>
@@ -13820,7 +13830,7 @@
         <w:fldChar w:fldCharType="separate"/>
       </w:r>
       <w:r>
-        <w:instrText xml:space="preserve">5</w:instrText>
+        <w:instrText xml:space="preserve">4</w:instrText>
       </w:r>
       <w:r>
         <w:rPr>
@@ -13858,7 +13868,7 @@
         <w:fldChar w:fldCharType="separate"/>
       </w:r>
       <w:r>
-        <w:instrText xml:space="preserve">4</w:instrText>
+        <w:instrText xml:space="preserve">3</w:instrText>
       </w:r>
       <w:r>
         <w:rPr>
@@ -14047,7 +14057,7 @@
         <w:fldChar w:fldCharType="separate"/>
       </w:r>
       <w:r>
-        <w:instrText xml:space="preserve">5</w:instrText>
+        <w:instrText xml:space="preserve">4</w:instrText>
       </w:r>
       <w:r>
         <w:rPr>
@@ -14085,7 +14095,7 @@
         <w:fldChar w:fldCharType="separate"/>
       </w:r>
       <w:r>
-        <w:instrText xml:space="preserve">5</w:instrText>
+        <w:instrText xml:space="preserve">4</w:instrText>
       </w:r>
       <w:r>
         <w:rPr>
@@ -14491,45 +14501,45 @@
         <w:fldChar w:fldCharType="separate"/>
       </w:r>
       <w:r>
+        <w:instrText xml:space="preserve">4</w:instrText>
+      </w:r>
+      <w:r>
+        <w:rPr>
+          <w:rFonts w:hint="eastAsia"/>
+          <w:lang w:val="en-US" w:eastAsia="zh-CN"/>
+        </w:rPr>
+        <w:fldChar w:fldCharType="end"/>
+      </w:r>
+      <w:r>
+        <w:rPr>
+          <w:rFonts w:hint="eastAsia"/>
+          <w:lang w:val="en-US" w:eastAsia="zh-CN"/>
+        </w:rPr>
+        <w:instrText xml:space="preserve">-</w:instrText>
+      </w:r>
+      <w:r>
+        <w:rPr>
+          <w:rFonts w:hint="eastAsia"/>
+          <w:lang w:val="en-US" w:eastAsia="zh-CN"/>
+        </w:rPr>
+        <w:fldChar w:fldCharType="begin"/>
+      </w:r>
+      <w:r>
+        <w:rPr>
+          <w:rFonts w:hint="eastAsia"/>
+          <w:lang w:val="en-US" w:eastAsia="zh-CN"/>
+        </w:rPr>
+        <w:instrText xml:space="preserve"> SEQ MTEqn \c \* Arabic \* MERGEFORMAT </w:instrText>
+      </w:r>
+      <w:r>
+        <w:rPr>
+          <w:rFonts w:hint="eastAsia"/>
+          <w:lang w:val="en-US" w:eastAsia="zh-CN"/>
+        </w:rPr>
+        <w:fldChar w:fldCharType="separate"/>
+      </w:r>
+      <w:r>
         <w:instrText xml:space="preserve">5</w:instrText>
-      </w:r>
-      <w:r>
-        <w:rPr>
-          <w:rFonts w:hint="eastAsia"/>
-          <w:lang w:val="en-US" w:eastAsia="zh-CN"/>
-        </w:rPr>
-        <w:fldChar w:fldCharType="end"/>
-      </w:r>
-      <w:r>
-        <w:rPr>
-          <w:rFonts w:hint="eastAsia"/>
-          <w:lang w:val="en-US" w:eastAsia="zh-CN"/>
-        </w:rPr>
-        <w:instrText xml:space="preserve">-</w:instrText>
-      </w:r>
-      <w:r>
-        <w:rPr>
-          <w:rFonts w:hint="eastAsia"/>
-          <w:lang w:val="en-US" w:eastAsia="zh-CN"/>
-        </w:rPr>
-        <w:fldChar w:fldCharType="begin"/>
-      </w:r>
-      <w:r>
-        <w:rPr>
-          <w:rFonts w:hint="eastAsia"/>
-          <w:lang w:val="en-US" w:eastAsia="zh-CN"/>
-        </w:rPr>
-        <w:instrText xml:space="preserve"> SEQ MTEqn \c \* Arabic \* MERGEFORMAT </w:instrText>
-      </w:r>
-      <w:r>
-        <w:rPr>
-          <w:rFonts w:hint="eastAsia"/>
-          <w:lang w:val="en-US" w:eastAsia="zh-CN"/>
-        </w:rPr>
-        <w:fldChar w:fldCharType="separate"/>
-      </w:r>
-      <w:r>
-        <w:instrText xml:space="preserve">6</w:instrText>
       </w:r>
       <w:r>
         <w:rPr>
@@ -14719,7 +14729,7 @@
         <w:fldChar w:fldCharType="separate"/>
       </w:r>
       <w:r>
-        <w:instrText xml:space="preserve">5</w:instrText>
+        <w:instrText xml:space="preserve">4</w:instrText>
       </w:r>
       <w:r>
         <w:rPr>
@@ -14757,7 +14767,7 @@
         <w:fldChar w:fldCharType="separate"/>
       </w:r>
       <w:r>
-        <w:instrText xml:space="preserve">7</w:instrText>
+        <w:instrText xml:space="preserve">6</w:instrText>
       </w:r>
       <w:r>
         <w:rPr>
@@ -15089,7 +15099,7 @@
         <w:fldChar w:fldCharType="separate"/>
       </w:r>
       <w:r>
-        <w:instrText xml:space="preserve">5</w:instrText>
+        <w:instrText xml:space="preserve">4</w:instrText>
       </w:r>
       <w:r>
         <w:rPr>
@@ -15127,7 +15137,7 @@
         <w:fldChar w:fldCharType="separate"/>
       </w:r>
       <w:r>
-        <w:instrText xml:space="preserve">8</w:instrText>
+        <w:instrText xml:space="preserve">7</w:instrText>
       </w:r>
       <w:r>
         <w:rPr>
@@ -15535,7 +15545,7 @@
         <w:fldChar w:fldCharType="separate"/>
       </w:r>
       <w:r>
-        <w:instrText xml:space="preserve">5</w:instrText>
+        <w:instrText xml:space="preserve">4</w:instrText>
       </w:r>
       <w:r>
         <w:rPr>
@@ -15573,7 +15583,7 @@
         <w:fldChar w:fldCharType="separate"/>
       </w:r>
       <w:r>
-        <w:instrText xml:space="preserve">9</w:instrText>
+        <w:instrText xml:space="preserve">8</w:instrText>
       </w:r>
       <w:r>
         <w:rPr>
@@ -15972,7 +15982,7 @@
         <w:fldChar w:fldCharType="separate"/>
       </w:r>
       <w:r>
-        <w:instrText xml:space="preserve">5</w:instrText>
+        <w:instrText xml:space="preserve">4</w:instrText>
       </w:r>
       <w:r>
         <w:rPr>
@@ -16010,7 +16020,7 @@
         <w:fldChar w:fldCharType="separate"/>
       </w:r>
       <w:r>
-        <w:instrText xml:space="preserve">10</w:instrText>
+        <w:instrText xml:space="preserve">9</w:instrText>
       </w:r>
       <w:r>
         <w:rPr>
@@ -16785,8 +16795,6 @@
         </w:rPr>
         <w:t>首先，基于已有离散时间电压递推方程、设备控制映射关系及运行约束，引入线路参数不确定性</w:t>
       </w:r>
-      <w:bookmarkStart w:id="17" w:name="_GoBack"/>
-      <w:bookmarkEnd w:id="17"/>
       <w:r>
         <w:rPr>
           <w:rFonts w:hint="eastAsia"/>
@@ -17055,7 +17063,67 @@
           <w:color w:val="FF0000"/>
           <w:lang w:val="en-US" w:eastAsia="zh-CN"/>
         </w:rPr>
-        <w:t>反馈就包含了三重意思：1.利用当前时段的AC结果带入递推方程  2.利用控制结果修正不确定集合  3.利用数据驱动补充线性化带来的建模误差</w:t>
+        <w:t>反馈就包含了三重意思：1.利用当前时段的AC结果</w:t>
+      </w:r>
+      <w:r>
+        <w:rPr>
+          <w:rFonts w:hint="eastAsia"/>
+          <w:b/>
+          <w:bCs/>
+          <w:color w:val="FF0000"/>
+          <w:lang w:val="en-US" w:eastAsia="zh-CN"/>
+        </w:rPr>
+        <w:t>更新递推方程</w:t>
+      </w:r>
+      <w:r>
+        <w:rPr>
+          <w:rFonts w:hint="default"/>
+          <w:b/>
+          <w:bCs/>
+          <w:color w:val="FF0000"/>
+          <w:lang w:val="en-US" w:eastAsia="zh-CN"/>
+        </w:rPr>
+        <w:t xml:space="preserve">  2.利用控制结果修正不确定</w:t>
+      </w:r>
+      <w:r>
+        <w:rPr>
+          <w:rFonts w:hint="eastAsia"/>
+          <w:b/>
+          <w:bCs/>
+          <w:color w:val="FF0000"/>
+          <w:lang w:val="en-US" w:eastAsia="zh-CN"/>
+        </w:rPr>
+        <w:t>参数</w:t>
+      </w:r>
+      <w:r>
+        <w:rPr>
+          <w:rFonts w:hint="default"/>
+          <w:b/>
+          <w:bCs/>
+          <w:color w:val="FF0000"/>
+          <w:lang w:val="en-US" w:eastAsia="zh-CN"/>
+        </w:rPr>
+        <w:t xml:space="preserve">  3.利用数据驱动</w:t>
+      </w:r>
+      <w:r>
+        <w:rPr>
+          <w:rFonts w:hint="eastAsia"/>
+          <w:b/>
+          <w:bCs/>
+          <w:color w:val="FF0000"/>
+          <w:lang w:val="en-US" w:eastAsia="zh-CN"/>
+        </w:rPr>
+        <w:t>修正</w:t>
+      </w:r>
+      <w:r>
+        <w:rPr>
+          <w:rFonts w:hint="default"/>
+          <w:b/>
+          <w:bCs/>
+          <w:color w:val="FF0000"/>
+          <w:lang w:val="en-US" w:eastAsia="zh-CN"/>
+        </w:rPr>
+        <w:t>线性化建模误差</w:t>
       </w:r>
     </w:p>
     <w:p>
@@ -19081,7 +19149,7 @@
           <w:lang w:val="en-US" w:eastAsia="zh-CN"/>
         </w:rPr>
         <w:object>
-          <v:shape id="_x0000_i1148" o:spt="75" type="#_x0000_t75" style="height:24pt;width:168pt;" o:ole="t" filled="f" o:preferrelative="t" stroked="f" coordsize="21600,21600">
+          <v:shape id="_x0000_i1148" o:spt="75" alt="" type="#_x0000_t75" style="height:24pt;width:168pt;" o:ole="t" filled="f" o:preferrelative="t" stroked="f" coordsize="21600,21600">
             <v:path/>
             <v:fill on="f" focussize="0,0"/>
             <v:stroke on="f"/>
@@ -19218,7 +19286,7 @@
         <w:fldChar w:fldCharType="separate"/>
       </w:r>
       <w:r>
-        <w:instrText xml:space="preserve">2</w:instrText>
+        <w:instrText xml:space="preserve">1</w:instrText>
       </w:r>
       <w:r>
         <w:rPr>
@@ -19444,7 +19512,7 @@
         <w:fldChar w:fldCharType="separate"/>
       </w:r>
       <w:r>
-        <w:instrText xml:space="preserve">3</w:instrText>
+        <w:instrText xml:space="preserve">2</w:instrText>
       </w:r>
       <w:r>
         <w:rPr>
@@ -19732,7 +19800,7 @@
         <w:fldChar w:fldCharType="separate"/>
       </w:r>
       <w:r>
-        <w:instrText xml:space="preserve">4</w:instrText>
+        <w:instrText xml:space="preserve">3</w:instrText>
       </w:r>
       <w:r>
         <w:rPr>
@@ -20002,7 +20070,7 @@
         <w:fldChar w:fldCharType="separate"/>
       </w:r>
       <w:r>
-        <w:instrText xml:space="preserve">5</w:instrText>
+        <w:instrText xml:space="preserve">4</w:instrText>
       </w:r>
       <w:r>
         <w:rPr>
@@ -20300,7 +20368,7 @@
         <w:fldChar w:fldCharType="separate"/>
       </w:r>
       <w:r>
-        <w:instrText xml:space="preserve">6</w:instrText>
+        <w:instrText xml:space="preserve">5</w:instrText>
       </w:r>
       <w:r>
         <w:rPr>
@@ -20569,7 +20637,7 @@
         <w:fldChar w:fldCharType="separate"/>
       </w:r>
       <w:r>
-        <w:instrText xml:space="preserve">7</w:instrText>
+        <w:instrText xml:space="preserve">6</w:instrText>
       </w:r>
       <w:r>
         <w:rPr>
@@ -20762,7 +20830,7 @@
         <w:fldChar w:fldCharType="separate"/>
       </w:r>
       <w:r>
-        <w:instrText xml:space="preserve">8</w:instrText>
+        <w:instrText xml:space="preserve">7</w:instrText>
       </w:r>
       <w:r>
         <w:rPr>
@@ -21355,7 +21423,7 @@
         <w:fldChar w:fldCharType="separate"/>
       </w:r>
       <w:r>
-        <w:instrText xml:space="preserve">9</w:instrText>
+        <w:instrText xml:space="preserve">8</w:instrText>
       </w:r>
       <w:r>
         <w:rPr>
@@ -21716,7 +21784,7 @@
         <w:fldChar w:fldCharType="separate"/>
       </w:r>
       <w:r>
-        <w:instrText xml:space="preserve">10</w:instrText>
+        <w:instrText xml:space="preserve">9</w:instrText>
       </w:r>
       <w:r>
         <w:rPr>
@@ -22083,7 +22151,7 @@
         <w:fldChar w:fldCharType="separate"/>
       </w:r>
       <w:r>
-        <w:instrText xml:space="preserve">11</w:instrText>
+        <w:instrText xml:space="preserve">10</w:instrText>
       </w:r>
       <w:r>
         <w:rPr>
@@ -22411,7 +22479,7 @@
         <w:fldChar w:fldCharType="separate"/>
       </w:r>
       <w:r>
-        <w:instrText xml:space="preserve">12</w:instrText>
+        <w:instrText xml:space="preserve">11</w:instrText>
       </w:r>
       <w:r>
         <w:rPr>
@@ -22838,7 +22906,7 @@
         <w:fldChar w:fldCharType="separate"/>
       </w:r>
       <w:r>
-        <w:instrText xml:space="preserve">13</w:instrText>
+        <w:instrText xml:space="preserve">12</w:instrText>
       </w:r>
       <w:r>
         <w:rPr>
@@ -23729,7 +23797,7 @@
         <w:fldChar w:fldCharType="separate"/>
       </w:r>
       <w:r>
-        <w:instrText xml:space="preserve">14</w:instrText>
+        <w:instrText xml:space="preserve">13</w:instrText>
       </w:r>
       <w:r>
         <w:rPr>
@@ -24578,7 +24646,7 @@
         <w:fldChar w:fldCharType="separate"/>
       </w:r>
       <w:r>
-        <w:instrText xml:space="preserve">15</w:instrText>
+        <w:instrText xml:space="preserve">14</w:instrText>
       </w:r>
       <w:r>
         <w:rPr>
@@ -24804,7 +24872,7 @@
         <w:fldChar w:fldCharType="separate"/>
       </w:r>
       <w:r>
-        <w:instrText xml:space="preserve">16</w:instrText>
+        <w:instrText xml:space="preserve">15</w:instrText>
       </w:r>
       <w:r>
         <w:rPr>
@@ -25064,7 +25132,7 @@
         <w:fldChar w:fldCharType="separate"/>
       </w:r>
       <w:r>
-        <w:instrText xml:space="preserve">17</w:instrText>
+        <w:instrText xml:space="preserve">16</w:instrText>
       </w:r>
       <w:r>
         <w:rPr>
@@ -25255,7 +25323,7 @@
         <w:fldChar w:fldCharType="separate"/>
       </w:r>
       <w:r>
-        <w:instrText xml:space="preserve">18</w:instrText>
+        <w:instrText xml:space="preserve">17</w:instrText>
       </w:r>
       <w:r>
         <w:rPr>
@@ -25446,7 +25514,7 @@
         <w:fldChar w:fldCharType="separate"/>
       </w:r>
       <w:r>
-        <w:instrText xml:space="preserve">19</w:instrText>
+        <w:instrText xml:space="preserve">18</w:instrText>
       </w:r>
       <w:r>
         <w:rPr>
@@ -25672,7 +25740,7 @@
         <w:fldChar w:fldCharType="separate"/>
       </w:r>
       <w:r>
-        <w:instrText xml:space="preserve">20</w:instrText>
+        <w:instrText xml:space="preserve">19</w:instrText>
       </w:r>
       <w:r>
         <w:rPr>
@@ -25863,7 +25931,7 @@
         <w:fldChar w:fldCharType="separate"/>
       </w:r>
       <w:r>
-        <w:instrText xml:space="preserve">21</w:instrText>
+        <w:instrText xml:space="preserve">20</w:instrText>
       </w:r>
       <w:r>
         <w:rPr>
@@ -26089,7 +26157,7 @@
         <w:fldChar w:fldCharType="separate"/>
       </w:r>
       <w:r>
-        <w:instrText xml:space="preserve">22</w:instrText>
+        <w:instrText xml:space="preserve">21</w:instrText>
       </w:r>
       <w:r>
         <w:rPr>
@@ -26314,7 +26382,7 @@
         <w:fldChar w:fldCharType="separate"/>
       </w:r>
       <w:r>
-        <w:instrText xml:space="preserve">23</w:instrText>
+        <w:instrText xml:space="preserve">22</w:instrText>
       </w:r>
       <w:r>
         <w:rPr>
@@ -26593,7 +26661,7 @@
         <w:fldChar w:fldCharType="separate"/>
       </w:r>
       <w:r>
-        <w:instrText xml:space="preserve">24</w:instrText>
+        <w:instrText xml:space="preserve">23</w:instrText>
       </w:r>
       <w:r>
         <w:rPr>
@@ -26888,7 +26956,7 @@
         <w:fldChar w:fldCharType="separate"/>
       </w:r>
       <w:r>
-        <w:instrText xml:space="preserve">25</w:instrText>
+        <w:instrText xml:space="preserve">24</w:instrText>
       </w:r>
       <w:r>
         <w:rPr>
@@ -27114,7 +27182,7 @@
         <w:fldChar w:fldCharType="separate"/>
       </w:r>
       <w:r>
-        <w:instrText xml:space="preserve">26</w:instrText>
+        <w:instrText xml:space="preserve">25</w:instrText>
       </w:r>
       <w:r>
         <w:rPr>
@@ -27305,7 +27373,7 @@
         <w:fldChar w:fldCharType="separate"/>
       </w:r>
       <w:r>
-        <w:instrText xml:space="preserve">27</w:instrText>
+        <w:instrText xml:space="preserve">26</w:instrText>
       </w:r>
       <w:r>
         <w:rPr>
@@ -27685,11 +27753,10 @@
         <w:bidi w:val="0"/>
         <w:adjustRightInd/>
         <w:snapToGrid/>
-        <w:ind w:firstLine="560" w:firstLineChars="200"/>
         <w:jc w:val="both"/>
         <w:textAlignment w:val="auto"/>
         <w:rPr>
-          <w:rFonts w:hint="eastAsia"/>
+          <w:rFonts w:hint="default"/>
           <w:lang w:val="en-US" w:eastAsia="zh-CN"/>
         </w:rPr>
       </w:pPr>
@@ -27720,33 +27787,6 @@
           <w:lang w:val="en-US" w:eastAsia="zh-CN"/>
         </w:rPr>
       </w:pPr>
-    </w:p>
-    <w:p>
-      <w:pPr>
-        <w:keepNext w:val="0"/>
-        <w:keepLines w:val="0"/>
-        <w:pageBreakBefore w:val="0"/>
-        <w:widowControl w:val="0"/>
-        <w:numPr>
-          <w:ilvl w:val="0"/>
-          <w:numId w:val="0"/>
-        </w:numPr>
-        <w:kinsoku/>
-        <w:wordWrap/>
-        <w:overflowPunct/>
-        <w:topLinePunct w:val="0"/>
-        <w:autoSpaceDE/>
-        <w:autoSpaceDN/>
-        <w:bidi w:val="0"/>
-        <w:adjustRightInd/>
-        <w:snapToGrid/>
-        <w:jc w:val="both"/>
-        <w:textAlignment w:val="auto"/>
-        <w:rPr>
-          <w:rFonts w:hint="default"/>
-          <w:lang w:val="en-US" w:eastAsia="zh-CN"/>
-        </w:rPr>
-      </w:pPr>
       <w:r>
         <w:rPr>
           <w:rFonts w:hint="eastAsia"/>
@@ -27851,7 +27891,7 @@
           <w:lang w:val="en-US" w:eastAsia="zh-CN"/>
         </w:rPr>
         <w:object>
-          <v:shape id="_x0000_i1195" o:spt="75" type="#_x0000_t75" style="height:36pt;width:257pt;" o:ole="t" filled="f" o:preferrelative="t" stroked="f" coordsize="21600,21600">
+          <v:shape id="_x0000_i1195" o:spt="75" alt="" type="#_x0000_t75" style="height:36pt;width:257pt;" o:ole="t" filled="f" o:preferrelative="t" stroked="f" coordsize="21600,21600">
             <v:path/>
             <v:fill on="f" focussize="0,0"/>
             <v:stroke on="f"/>
@@ -28080,6 +28120,70 @@
         <w:bidi w:val="0"/>
         <w:adjustRightInd/>
         <w:snapToGrid/>
+        <w:jc w:val="both"/>
+        <w:textAlignment w:val="auto"/>
+        <w:rPr>
+          <w:rFonts w:hint="default"/>
+          <w:lang w:val="en-US" w:eastAsia="zh-CN"/>
+        </w:rPr>
+      </w:pPr>
+      <w:r>
+        <w:rPr>
+          <w:rFonts w:hint="eastAsia"/>
+          <w:lang w:val="en-US" w:eastAsia="zh-CN"/>
+        </w:rPr>
+        <w:t>6.6 算法流程图</w:t>
+      </w:r>
+    </w:p>
+    <w:p>
+      <w:pPr>
+        <w:keepNext w:val="0"/>
+        <w:keepLines w:val="0"/>
+        <w:pageBreakBefore w:val="0"/>
+        <w:widowControl w:val="0"/>
+        <w:numPr>
+          <w:ilvl w:val="0"/>
+          <w:numId w:val="0"/>
+        </w:numPr>
+        <w:kinsoku/>
+        <w:wordWrap/>
+        <w:overflowPunct/>
+        <w:topLinePunct w:val="0"/>
+        <w:autoSpaceDE/>
+        <w:autoSpaceDN/>
+        <w:bidi w:val="0"/>
+        <w:adjustRightInd/>
+        <w:snapToGrid/>
+        <w:ind w:firstLine="560" w:firstLineChars="200"/>
+        <w:jc w:val="both"/>
+        <w:textAlignment w:val="auto"/>
+        <w:rPr>
+          <w:rFonts w:hint="default"/>
+          <w:lang w:val="en-US" w:eastAsia="zh-CN"/>
+        </w:rPr>
+      </w:pPr>
+      <w:bookmarkStart w:id="17" w:name="_GoBack"/>
+      <w:bookmarkEnd w:id="17"/>
+    </w:p>
+    <w:p>
+      <w:pPr>
+        <w:keepNext w:val="0"/>
+        <w:keepLines w:val="0"/>
+        <w:pageBreakBefore w:val="0"/>
+        <w:widowControl w:val="0"/>
+        <w:numPr>
+          <w:ilvl w:val="0"/>
+          <w:numId w:val="0"/>
+        </w:numPr>
+        <w:kinsoku/>
+        <w:wordWrap/>
+        <w:overflowPunct/>
+        <w:topLinePunct w:val="0"/>
+        <w:autoSpaceDE/>
+        <w:autoSpaceDN/>
+        <w:bidi w:val="0"/>
+        <w:adjustRightInd/>
+        <w:snapToGrid/>
         <w:ind w:firstLine="560" w:firstLineChars="200"/>
         <w:jc w:val="both"/>
         <w:textAlignment w:val="auto"/>
@@ -28511,12 +28615,217 @@
     </w:p>
     <w:p>
       <w:pPr>
+        <w:rPr>
+          <w:rFonts w:hint="default"/>
+          <w:lang w:val="en-US" w:eastAsia="zh-CN"/>
+        </w:rPr>
+      </w:pPr>
+      <w:r>
+        <w:rPr>
+          <w:rFonts w:hint="default"/>
+          <w:lang w:val="en-US" w:eastAsia="zh-CN"/>
+        </w:rPr>
+        <w:br w:type="page"/>
+      </w:r>
+    </w:p>
+    <w:p>
+      <w:pPr>
         <w:keepNext w:val="0"/>
         <w:keepLines w:val="0"/>
         <w:pageBreakBefore w:val="0"/>
         <w:widowControl w:val="0"/>
         <w:numPr>
           <w:ilvl w:val="0"/>
+          <w:numId w:val="1"/>
+        </w:numPr>
+        <w:kinsoku/>
+        <w:wordWrap/>
+        <w:overflowPunct/>
+        <w:topLinePunct w:val="0"/>
+        <w:autoSpaceDE/>
+        <w:autoSpaceDN/>
+        <w:bidi w:val="0"/>
+        <w:adjustRightInd/>
+        <w:snapToGrid/>
+        <w:ind w:left="0" w:leftChars="0" w:firstLine="0" w:firstLineChars="0"/>
+        <w:jc w:val="both"/>
+        <w:textAlignment w:val="auto"/>
+        <w:rPr>
+          <w:rFonts w:hint="default"/>
+          <w:lang w:val="en-US" w:eastAsia="zh-CN"/>
+        </w:rPr>
+      </w:pPr>
+      <w:r>
+        <w:rPr>
+          <w:rFonts w:hint="eastAsia"/>
+          <w:lang w:val="en-US" w:eastAsia="zh-CN"/>
+        </w:rPr>
+        <w:t>参数反馈修正</w:t>
+      </w:r>
+      <w:r>
+        <w:rPr>
+          <w:rFonts w:hint="eastAsia"/>
+          <w:lang w:val="en-US" w:eastAsia="zh-CN"/>
+        </w:rPr>
+        <w:fldChar w:fldCharType="begin"/>
+      </w:r>
+      <w:r>
+        <w:rPr>
+          <w:rFonts w:hint="eastAsia"/>
+          <w:lang w:val="en-US" w:eastAsia="zh-CN"/>
+        </w:rPr>
+        <w:instrText xml:space="preserve"> MACROBUTTON MTEditEquationSection2 </w:instrText>
+      </w:r>
+      <w:r>
+        <w:rPr>
+          <w:rStyle w:val="7"/>
+          <w:rFonts w:hint="eastAsia"/>
+          <w:lang w:val="en-US" w:eastAsia="zh-CN"/>
+        </w:rPr>
+        <w:instrText xml:space="preserve">公式章 (下一章) 节 1</w:instrText>
+      </w:r>
+      <w:r>
+        <w:rPr>
+          <w:rFonts w:hint="eastAsia"/>
+          <w:lang w:val="en-US" w:eastAsia="zh-CN"/>
+        </w:rPr>
+        <w:fldChar w:fldCharType="begin"/>
+      </w:r>
+      <w:r>
+        <w:rPr>
+          <w:rFonts w:hint="eastAsia"/>
+          <w:lang w:val="en-US" w:eastAsia="zh-CN"/>
+        </w:rPr>
+        <w:instrText xml:space="preserve"> SEQ MTEqn \r \h \* MERGEFORMAT </w:instrText>
+      </w:r>
+      <w:r>
+        <w:rPr>
+          <w:rFonts w:hint="eastAsia"/>
+          <w:lang w:val="en-US" w:eastAsia="zh-CN"/>
+        </w:rPr>
+        <w:fldChar w:fldCharType="separate"/>
+      </w:r>
+      <w:r>
+        <w:rPr>
+          <w:rFonts w:hint="eastAsia"/>
+          <w:lang w:val="en-US" w:eastAsia="zh-CN"/>
+        </w:rPr>
+        <w:fldChar w:fldCharType="end"/>
+      </w:r>
+      <w:r>
+        <w:rPr>
+          <w:rFonts w:hint="eastAsia"/>
+          <w:lang w:val="en-US" w:eastAsia="zh-CN"/>
+        </w:rPr>
+        <w:fldChar w:fldCharType="begin"/>
+      </w:r>
+      <w:r>
+        <w:rPr>
+          <w:rFonts w:hint="eastAsia"/>
+          <w:lang w:val="en-US" w:eastAsia="zh-CN"/>
+        </w:rPr>
+        <w:instrText xml:space="preserve"> SEQ MTSec \r 1 \h \* MERGEFORMAT </w:instrText>
+      </w:r>
+      <w:r>
+        <w:rPr>
+          <w:rFonts w:hint="eastAsia"/>
+          <w:lang w:val="en-US" w:eastAsia="zh-CN"/>
+        </w:rPr>
+        <w:fldChar w:fldCharType="separate"/>
+      </w:r>
+      <w:r>
+        <w:rPr>
+          <w:rFonts w:hint="eastAsia"/>
+          <w:lang w:val="en-US" w:eastAsia="zh-CN"/>
+        </w:rPr>
+        <w:fldChar w:fldCharType="end"/>
+      </w:r>
+      <w:r>
+        <w:rPr>
+          <w:rFonts w:hint="eastAsia"/>
+          <w:lang w:val="en-US" w:eastAsia="zh-CN"/>
+        </w:rPr>
+        <w:fldChar w:fldCharType="begin"/>
+      </w:r>
+      <w:r>
+        <w:rPr>
+          <w:rFonts w:hint="eastAsia"/>
+          <w:lang w:val="en-US" w:eastAsia="zh-CN"/>
+        </w:rPr>
+        <w:instrText xml:space="preserve"> SEQ MTChap \h \* MERGEFORMAT </w:instrText>
+      </w:r>
+      <w:r>
+        <w:rPr>
+          <w:rFonts w:hint="eastAsia"/>
+          <w:lang w:val="en-US" w:eastAsia="zh-CN"/>
+        </w:rPr>
+        <w:fldChar w:fldCharType="separate"/>
+      </w:r>
+      <w:r>
+        <w:rPr>
+          <w:rFonts w:hint="eastAsia"/>
+          <w:lang w:val="en-US" w:eastAsia="zh-CN"/>
+        </w:rPr>
+        <w:fldChar w:fldCharType="end"/>
+      </w:r>
+      <w:r>
+        <w:rPr>
+          <w:rFonts w:hint="eastAsia"/>
+          <w:lang w:val="en-US" w:eastAsia="zh-CN"/>
+        </w:rPr>
+        <w:fldChar w:fldCharType="separate"/>
+      </w:r>
+      <w:r>
+        <w:rPr>
+          <w:rFonts w:hint="eastAsia"/>
+          <w:lang w:val="en-US" w:eastAsia="zh-CN"/>
+        </w:rPr>
+        <w:fldChar w:fldCharType="end"/>
+      </w:r>
+    </w:p>
+    <w:p>
+      <w:pPr>
+        <w:keepNext w:val="0"/>
+        <w:keepLines w:val="0"/>
+        <w:pageBreakBefore w:val="0"/>
+        <w:widowControl w:val="0"/>
+        <w:numPr>
+          <w:ilvl w:val="1"/>
+          <w:numId w:val="1"/>
+        </w:numPr>
+        <w:kinsoku/>
+        <w:wordWrap/>
+        <w:overflowPunct/>
+        <w:topLinePunct w:val="0"/>
+        <w:autoSpaceDE/>
+        <w:autoSpaceDN/>
+        <w:bidi w:val="0"/>
+        <w:adjustRightInd/>
+        <w:snapToGrid/>
+        <w:spacing w:line="360" w:lineRule="auto"/>
+        <w:ind w:left="0" w:leftChars="0" w:firstLine="0" w:firstLineChars="0"/>
+        <w:jc w:val="both"/>
+        <w:textAlignment w:val="auto"/>
+        <w:rPr>
+          <w:rFonts w:hint="eastAsia"/>
+          <w:lang w:val="en-US" w:eastAsia="zh-CN"/>
+        </w:rPr>
+      </w:pPr>
+      <w:r>
+        <w:rPr>
+          <w:rFonts w:hint="eastAsia"/>
+          <w:lang w:val="en-US" w:eastAsia="zh-CN"/>
+        </w:rPr>
+        <w:t>思路一</w:t>
+      </w:r>
+    </w:p>
+    <w:p>
+      <w:pPr>
+        <w:keepNext w:val="0"/>
+        <w:keepLines w:val="0"/>
+        <w:pageBreakBefore w:val="0"/>
+        <w:widowControl w:val="0"/>
+        <w:numPr>
           <w:numId w:val="0"/>
         </w:numPr>
         <w:kinsoku/>
@@ -28528,6 +28837,7 @@
         <w:bidi w:val="0"/>
         <w:adjustRightInd/>
         <w:snapToGrid/>
+        <w:spacing w:line="360" w:lineRule="auto"/>
         <w:ind w:firstLine="560" w:firstLineChars="200"/>
         <w:jc w:val="both"/>
         <w:textAlignment w:val="auto"/>
@@ -28536,6 +28846,230 @@
           <w:lang w:val="en-US" w:eastAsia="zh-CN"/>
         </w:rPr>
       </w:pPr>
+      <w:r>
+        <w:rPr>
+          <w:rFonts w:hint="eastAsia"/>
+          <w:lang w:val="en-US" w:eastAsia="zh-CN"/>
+        </w:rPr>
+        <w:t>在得到AC校验结果后，可以将其回代入电压递推方程，显式建立关于参数</w:t>
+      </w:r>
+      <w:r>
+        <w:rPr>
+          <w:rFonts w:hint="eastAsia"/>
+          <w:position w:val="-6"/>
+          <w:lang w:val="en-US" w:eastAsia="zh-CN"/>
+        </w:rPr>
+        <w:object>
+          <v:shape id="_x0000_i1203" o:spt="75" type="#_x0000_t75" style="height:16pt;width:12pt;" o:ole="t" filled="f" o:preferrelative="t" stroked="f" coordsize="21600,21600">
+            <v:fill on="f" focussize="0,0"/>
+            <v:stroke on="f"/>
+            <v:imagedata r:id="rId356" o:title=""/>
+            <o:lock v:ext="edit" aspectratio="t"/>
+            <w10:wrap type="none"/>
+            <w10:anchorlock/>
+          </v:shape>
+          <o:OLEObject Type="Embed" ProgID="DSEquations" ShapeID="_x0000_i1203" DrawAspect="Content" ObjectID="_1468075900" r:id="rId355">
+            <o:LockedField>false</o:LockedField>
+          </o:OLEObject>
+        </w:object>
+      </w:r>
+      <w:r>
+        <w:rPr>
+          <w:rFonts w:hint="eastAsia"/>
+          <w:lang w:val="en-US" w:eastAsia="zh-CN"/>
+        </w:rPr>
+        <w:t xml:space="preserve"> 的方程，可用于修正不确定集合。形如：</w:t>
+      </w:r>
+    </w:p>
+    <w:p>
+      <w:pPr>
+        <w:pStyle w:val="6"/>
+        <w:bidi w:val="0"/>
+        <w:rPr>
+          <w:rFonts w:hint="eastAsia"/>
+          <w:lang w:val="en-US" w:eastAsia="zh-CN"/>
+        </w:rPr>
+      </w:pPr>
+      <w:r>
+        <w:rPr>
+          <w:rFonts w:hint="eastAsia"/>
+          <w:lang w:val="en-US" w:eastAsia="zh-CN"/>
+        </w:rPr>
+        <w:tab/>
+      </w:r>
+      <w:r>
+        <w:rPr>
+          <w:rFonts w:hint="eastAsia"/>
+          <w:position w:val="-14"/>
+          <w:lang w:val="en-US" w:eastAsia="zh-CN"/>
+        </w:rPr>
+        <w:object>
+          <v:shape id="_x0000_i1204" o:spt="75" type="#_x0000_t75" style="height:24pt;width:131pt;" o:ole="t" filled="f" o:preferrelative="t" stroked="f" coordsize="21600,21600">
+            <v:fill on="f" focussize="0,0"/>
+            <v:stroke on="f"/>
+            <v:imagedata r:id="rId358" o:title=""/>
+            <o:lock v:ext="edit" aspectratio="t"/>
+            <w10:wrap type="none"/>
+            <w10:anchorlock/>
+          </v:shape>
+          <o:OLEObject Type="Embed" ProgID="DSEquations" ShapeID="_x0000_i1204" DrawAspect="Content" ObjectID="_1468075901" r:id="rId357">
+            <o:LockedField>false</o:LockedField>
+          </o:OLEObject>
+        </w:object>
+      </w:r>
+      <w:r>
+        <w:rPr>
+          <w:rFonts w:hint="eastAsia"/>
+          <w:lang w:val="en-US" w:eastAsia="zh-CN"/>
+        </w:rPr>
+        <w:t xml:space="preserve"> </w:t>
+      </w:r>
+      <w:r>
+        <w:rPr>
+          <w:rFonts w:hint="eastAsia"/>
+          <w:lang w:val="en-US" w:eastAsia="zh-CN"/>
+        </w:rPr>
+        <w:tab/>
+      </w:r>
+      <w:r>
+        <w:rPr>
+          <w:rFonts w:hint="eastAsia"/>
+          <w:lang w:val="en-US" w:eastAsia="zh-CN"/>
+        </w:rPr>
+        <w:fldChar w:fldCharType="begin"/>
+      </w:r>
+      <w:r>
+        <w:rPr>
+          <w:rFonts w:hint="eastAsia"/>
+          <w:lang w:val="en-US" w:eastAsia="zh-CN"/>
+        </w:rPr>
+        <w:instrText xml:space="preserve"> MACROBUTTON MTPlaceRef \* MERGEFORMAT </w:instrText>
+      </w:r>
+      <w:r>
+        <w:rPr>
+          <w:rFonts w:hint="eastAsia"/>
+          <w:lang w:val="en-US" w:eastAsia="zh-CN"/>
+        </w:rPr>
+        <w:fldChar w:fldCharType="begin"/>
+      </w:r>
+      <w:r>
+        <w:rPr>
+          <w:rFonts w:hint="eastAsia"/>
+          <w:lang w:val="en-US" w:eastAsia="zh-CN"/>
+        </w:rPr>
+        <w:instrText xml:space="preserve"> SEQ MTEqn \h \* MERGEFORMAT </w:instrText>
+      </w:r>
+      <w:r>
+        <w:rPr>
+          <w:rFonts w:hint="eastAsia"/>
+          <w:lang w:val="en-US" w:eastAsia="zh-CN"/>
+        </w:rPr>
+        <w:fldChar w:fldCharType="separate"/>
+      </w:r>
+      <w:r>
+        <w:rPr>
+          <w:rFonts w:hint="eastAsia"/>
+          <w:lang w:val="en-US" w:eastAsia="zh-CN"/>
+        </w:rPr>
+        <w:fldChar w:fldCharType="end"/>
+      </w:r>
+      <w:r>
+        <w:rPr>
+          <w:rFonts w:hint="eastAsia"/>
+          <w:lang w:val="en-US" w:eastAsia="zh-CN"/>
+        </w:rPr>
+        <w:instrText xml:space="preserve">(</w:instrText>
+      </w:r>
+      <w:r>
+        <w:rPr>
+          <w:rFonts w:hint="eastAsia"/>
+          <w:lang w:val="en-US" w:eastAsia="zh-CN"/>
+        </w:rPr>
+        <w:fldChar w:fldCharType="begin"/>
+      </w:r>
+      <w:r>
+        <w:rPr>
+          <w:rFonts w:hint="eastAsia"/>
+          <w:lang w:val="en-US" w:eastAsia="zh-CN"/>
+        </w:rPr>
+        <w:instrText xml:space="preserve"> SEQ MTChap \c \* Arabic \* MERGEFORMAT </w:instrText>
+      </w:r>
+      <w:r>
+        <w:rPr>
+          <w:rFonts w:hint="eastAsia"/>
+          <w:lang w:val="en-US" w:eastAsia="zh-CN"/>
+        </w:rPr>
+        <w:fldChar w:fldCharType="separate"/>
+      </w:r>
+      <w:r>
+        <w:instrText xml:space="preserve">7</w:instrText>
+      </w:r>
+      <w:r>
+        <w:rPr>
+          <w:rFonts w:hint="eastAsia"/>
+          <w:lang w:val="en-US" w:eastAsia="zh-CN"/>
+        </w:rPr>
+        <w:fldChar w:fldCharType="end"/>
+      </w:r>
+      <w:r>
+        <w:rPr>
+          <w:rFonts w:hint="eastAsia"/>
+          <w:lang w:val="en-US" w:eastAsia="zh-CN"/>
+        </w:rPr>
+        <w:instrText xml:space="preserve">-</w:instrText>
+      </w:r>
+      <w:r>
+        <w:rPr>
+          <w:rFonts w:hint="eastAsia"/>
+          <w:lang w:val="en-US" w:eastAsia="zh-CN"/>
+        </w:rPr>
+        <w:fldChar w:fldCharType="begin"/>
+      </w:r>
+      <w:r>
+        <w:rPr>
+          <w:rFonts w:hint="eastAsia"/>
+          <w:lang w:val="en-US" w:eastAsia="zh-CN"/>
+        </w:rPr>
+        <w:instrText xml:space="preserve"> SEQ MTEqn \c \* Arabic \* MERGEFORMAT </w:instrText>
+      </w:r>
+      <w:r>
+        <w:rPr>
+          <w:rFonts w:hint="eastAsia"/>
+          <w:lang w:val="en-US" w:eastAsia="zh-CN"/>
+        </w:rPr>
+        <w:fldChar w:fldCharType="separate"/>
+      </w:r>
+      <w:r>
+        <w:instrText xml:space="preserve">1</w:instrText>
+      </w:r>
+      <w:r>
+        <w:rPr>
+          <w:rFonts w:hint="eastAsia"/>
+          <w:lang w:val="en-US" w:eastAsia="zh-CN"/>
+        </w:rPr>
+        <w:fldChar w:fldCharType="end"/>
+      </w:r>
+      <w:r>
+        <w:rPr>
+          <w:rFonts w:hint="eastAsia"/>
+          <w:lang w:val="en-US" w:eastAsia="zh-CN"/>
+        </w:rPr>
+        <w:instrText xml:space="preserve">)</w:instrText>
+      </w:r>
+      <w:r>
+        <w:rPr>
+          <w:rFonts w:hint="eastAsia"/>
+          <w:lang w:val="en-US" w:eastAsia="zh-CN"/>
+        </w:rPr>
+        <w:fldChar w:fldCharType="separate"/>
+      </w:r>
+      <w:r>
+        <w:rPr>
+          <w:rFonts w:hint="eastAsia"/>
+          <w:lang w:val="en-US" w:eastAsia="zh-CN"/>
+        </w:rPr>
+        <w:fldChar w:fldCharType="end"/>
+      </w:r>
     </w:p>
     <w:p>
       <w:pPr>
@@ -28544,7 +29078,6 @@
         <w:pageBreakBefore w:val="0"/>
         <w:widowControl w:val="0"/>
         <w:numPr>
-          <w:ilvl w:val="0"/>
           <w:numId w:val="0"/>
         </w:numPr>
         <w:kinsoku/>
@@ -28556,6 +29089,908 @@
         <w:bidi w:val="0"/>
         <w:adjustRightInd/>
         <w:snapToGrid/>
+        <w:spacing w:line="360" w:lineRule="auto"/>
+        <w:jc w:val="both"/>
+        <w:textAlignment w:val="auto"/>
+        <w:rPr>
+          <w:rFonts w:hint="eastAsia"/>
+          <w:lang w:val="en-US" w:eastAsia="zh-CN"/>
+        </w:rPr>
+      </w:pPr>
+      <w:r>
+        <w:rPr>
+          <w:rFonts w:hint="eastAsia"/>
+          <w:lang w:val="en-US" w:eastAsia="zh-CN"/>
+        </w:rPr>
+        <w:t>其中，</w:t>
+      </w:r>
+      <w:r>
+        <w:rPr>
+          <w:rFonts w:hint="eastAsia"/>
+          <w:position w:val="-14"/>
+          <w:lang w:val="en-US" w:eastAsia="zh-CN"/>
+        </w:rPr>
+        <w:object>
+          <v:shape id="_x0000_i1205" o:spt="75" type="#_x0000_t75" style="height:22pt;width:19pt;" o:ole="t" filled="f" o:preferrelative="t" stroked="f" coordsize="21600,21600">
+            <v:fill on="f" focussize="0,0"/>
+            <v:stroke on="f"/>
+            <v:imagedata r:id="rId360" o:title=""/>
+            <o:lock v:ext="edit" aspectratio="t"/>
+            <w10:wrap type="none"/>
+            <w10:anchorlock/>
+          </v:shape>
+          <o:OLEObject Type="Embed" ProgID="DSEquations" ShapeID="_x0000_i1205" DrawAspect="Content" ObjectID="_1468075902" r:id="rId359">
+            <o:LockedField>false</o:LockedField>
+          </o:OLEObject>
+        </w:object>
+      </w:r>
+      <w:r>
+        <w:rPr>
+          <w:rFonts w:hint="eastAsia"/>
+          <w:lang w:val="en-US" w:eastAsia="zh-CN"/>
+        </w:rPr>
+        <w:t xml:space="preserve"> 代表各类误差，可构造：</w:t>
+      </w:r>
+    </w:p>
+    <w:p>
+      <w:pPr>
+        <w:keepNext w:val="0"/>
+        <w:keepLines w:val="0"/>
+        <w:pageBreakBefore w:val="0"/>
+        <w:widowControl w:val="0"/>
+        <w:numPr>
+          <w:numId w:val="0"/>
+        </w:numPr>
+        <w:kinsoku/>
+        <w:wordWrap/>
+        <w:overflowPunct/>
+        <w:topLinePunct w:val="0"/>
+        <w:autoSpaceDE/>
+        <w:autoSpaceDN/>
+        <w:bidi w:val="0"/>
+        <w:adjustRightInd/>
+        <w:snapToGrid/>
+        <w:spacing w:line="360" w:lineRule="auto"/>
+        <w:jc w:val="center"/>
+        <w:textAlignment w:val="auto"/>
+        <w:rPr>
+          <w:rFonts w:hint="default"/>
+          <w:lang w:val="en-US" w:eastAsia="zh-CN"/>
+        </w:rPr>
+      </w:pPr>
+      <w:r>
+        <w:rPr>
+          <w:rFonts w:hint="default"/>
+          <w:position w:val="-14"/>
+          <w:lang w:val="en-US" w:eastAsia="zh-CN"/>
+        </w:rPr>
+        <w:object>
+          <v:shape id="_x0000_i1206" o:spt="75" type="#_x0000_t75" style="height:22pt;width:84pt;" o:ole="t" filled="f" o:preferrelative="t" stroked="f" coordsize="21600,21600">
+            <v:fill on="f" focussize="0,0"/>
+            <v:stroke on="f"/>
+            <v:imagedata r:id="rId362" o:title=""/>
+            <o:lock v:ext="edit" aspectratio="t"/>
+            <w10:wrap type="none"/>
+            <w10:anchorlock/>
+          </v:shape>
+          <o:OLEObject Type="Embed" ProgID="DSEquations" ShapeID="_x0000_i1206" DrawAspect="Content" ObjectID="_1468075903" r:id="rId361">
+            <o:LockedField>false</o:LockedField>
+          </o:OLEObject>
+        </w:object>
+      </w:r>
+    </w:p>
+    <w:p>
+      <w:pPr>
+        <w:keepNext w:val="0"/>
+        <w:keepLines w:val="0"/>
+        <w:pageBreakBefore w:val="0"/>
+        <w:widowControl w:val="0"/>
+        <w:numPr>
+          <w:numId w:val="0"/>
+        </w:numPr>
+        <w:kinsoku/>
+        <w:wordWrap/>
+        <w:overflowPunct/>
+        <w:topLinePunct w:val="0"/>
+        <w:autoSpaceDE/>
+        <w:autoSpaceDN/>
+        <w:bidi w:val="0"/>
+        <w:adjustRightInd/>
+        <w:snapToGrid/>
+        <w:spacing w:line="360" w:lineRule="auto"/>
+        <w:ind w:firstLine="560" w:firstLineChars="200"/>
+        <w:jc w:val="both"/>
+        <w:textAlignment w:val="auto"/>
+        <w:rPr>
+          <w:rFonts w:hint="eastAsia"/>
+          <w:lang w:val="en-US" w:eastAsia="zh-CN"/>
+        </w:rPr>
+      </w:pPr>
+      <w:r>
+        <w:rPr>
+          <w:rFonts w:hint="eastAsia"/>
+          <w:lang w:val="en-US" w:eastAsia="zh-CN"/>
+        </w:rPr>
+        <w:t>进而添加新约束：</w:t>
+      </w:r>
+    </w:p>
+    <w:p>
+      <w:pPr>
+        <w:pStyle w:val="6"/>
+        <w:bidi w:val="0"/>
+        <w:rPr>
+          <w:rFonts w:hint="default"/>
+          <w:lang w:val="en-US" w:eastAsia="zh-CN"/>
+        </w:rPr>
+      </w:pPr>
+      <w:r>
+        <w:rPr>
+          <w:rFonts w:hint="eastAsia"/>
+          <w:lang w:val="en-US" w:eastAsia="zh-CN"/>
+        </w:rPr>
+        <w:tab/>
+      </w:r>
+      <w:r>
+        <w:rPr>
+          <w:rFonts w:hint="eastAsia"/>
+          <w:position w:val="-20"/>
+          <w:lang w:val="en-US" w:eastAsia="zh-CN"/>
+        </w:rPr>
+        <w:object>
+          <v:shape id="_x0000_i1207" o:spt="75" type="#_x0000_t75" style="height:28pt;width:224pt;" o:ole="t" filled="f" o:preferrelative="t" stroked="f" coordsize="21600,21600">
+            <v:fill on="f" focussize="0,0"/>
+            <v:stroke on="f"/>
+            <v:imagedata r:id="rId364" o:title=""/>
+            <o:lock v:ext="edit" aspectratio="t"/>
+            <w10:wrap type="none"/>
+            <w10:anchorlock/>
+          </v:shape>
+          <o:OLEObject Type="Embed" ProgID="DSEquations" ShapeID="_x0000_i1207" DrawAspect="Content" ObjectID="_1468075904" r:id="rId363">
+            <o:LockedField>false</o:LockedField>
+          </o:OLEObject>
+        </w:object>
+      </w:r>
+      <w:r>
+        <w:rPr>
+          <w:rFonts w:hint="eastAsia"/>
+          <w:lang w:val="en-US" w:eastAsia="zh-CN"/>
+        </w:rPr>
+        <w:t xml:space="preserve"> </w:t>
+      </w:r>
+      <w:r>
+        <w:rPr>
+          <w:rFonts w:hint="eastAsia"/>
+          <w:lang w:val="en-US" w:eastAsia="zh-CN"/>
+        </w:rPr>
+        <w:tab/>
+      </w:r>
+      <w:r>
+        <w:rPr>
+          <w:rFonts w:hint="eastAsia"/>
+          <w:lang w:val="en-US" w:eastAsia="zh-CN"/>
+        </w:rPr>
+        <w:fldChar w:fldCharType="begin"/>
+      </w:r>
+      <w:r>
+        <w:rPr>
+          <w:rFonts w:hint="eastAsia"/>
+          <w:lang w:val="en-US" w:eastAsia="zh-CN"/>
+        </w:rPr>
+        <w:instrText xml:space="preserve"> MACROBUTTON MTPlaceRef \* MERGEFORMAT </w:instrText>
+      </w:r>
+      <w:r>
+        <w:rPr>
+          <w:rFonts w:hint="eastAsia"/>
+          <w:lang w:val="en-US" w:eastAsia="zh-CN"/>
+        </w:rPr>
+        <w:fldChar w:fldCharType="begin"/>
+      </w:r>
+      <w:r>
+        <w:rPr>
+          <w:rFonts w:hint="eastAsia"/>
+          <w:lang w:val="en-US" w:eastAsia="zh-CN"/>
+        </w:rPr>
+        <w:instrText xml:space="preserve"> SEQ MTEqn \h \* MERGEFORMAT </w:instrText>
+      </w:r>
+      <w:r>
+        <w:rPr>
+          <w:rFonts w:hint="eastAsia"/>
+          <w:lang w:val="en-US" w:eastAsia="zh-CN"/>
+        </w:rPr>
+        <w:fldChar w:fldCharType="separate"/>
+      </w:r>
+      <w:r>
+        <w:rPr>
+          <w:rFonts w:hint="eastAsia"/>
+          <w:lang w:val="en-US" w:eastAsia="zh-CN"/>
+        </w:rPr>
+        <w:fldChar w:fldCharType="end"/>
+      </w:r>
+      <w:r>
+        <w:rPr>
+          <w:rFonts w:hint="eastAsia"/>
+          <w:lang w:val="en-US" w:eastAsia="zh-CN"/>
+        </w:rPr>
+        <w:instrText xml:space="preserve">(</w:instrText>
+      </w:r>
+      <w:r>
+        <w:rPr>
+          <w:rFonts w:hint="eastAsia"/>
+          <w:lang w:val="en-US" w:eastAsia="zh-CN"/>
+        </w:rPr>
+        <w:fldChar w:fldCharType="begin"/>
+      </w:r>
+      <w:r>
+        <w:rPr>
+          <w:rFonts w:hint="eastAsia"/>
+          <w:lang w:val="en-US" w:eastAsia="zh-CN"/>
+        </w:rPr>
+        <w:instrText xml:space="preserve"> SEQ MTChap \c \* Arabic \* MERGEFORMAT </w:instrText>
+      </w:r>
+      <w:r>
+        <w:rPr>
+          <w:rFonts w:hint="eastAsia"/>
+          <w:lang w:val="en-US" w:eastAsia="zh-CN"/>
+        </w:rPr>
+        <w:fldChar w:fldCharType="separate"/>
+      </w:r>
+      <w:r>
+        <w:instrText xml:space="preserve">7</w:instrText>
+      </w:r>
+      <w:r>
+        <w:rPr>
+          <w:rFonts w:hint="eastAsia"/>
+          <w:lang w:val="en-US" w:eastAsia="zh-CN"/>
+        </w:rPr>
+        <w:fldChar w:fldCharType="end"/>
+      </w:r>
+      <w:r>
+        <w:rPr>
+          <w:rFonts w:hint="eastAsia"/>
+          <w:lang w:val="en-US" w:eastAsia="zh-CN"/>
+        </w:rPr>
+        <w:instrText xml:space="preserve">-</w:instrText>
+      </w:r>
+      <w:r>
+        <w:rPr>
+          <w:rFonts w:hint="eastAsia"/>
+          <w:lang w:val="en-US" w:eastAsia="zh-CN"/>
+        </w:rPr>
+        <w:fldChar w:fldCharType="begin"/>
+      </w:r>
+      <w:r>
+        <w:rPr>
+          <w:rFonts w:hint="eastAsia"/>
+          <w:lang w:val="en-US" w:eastAsia="zh-CN"/>
+        </w:rPr>
+        <w:instrText xml:space="preserve"> SEQ MTEqn \c \* Arabic \* MERGEFORMAT </w:instrText>
+      </w:r>
+      <w:r>
+        <w:rPr>
+          <w:rFonts w:hint="eastAsia"/>
+          <w:lang w:val="en-US" w:eastAsia="zh-CN"/>
+        </w:rPr>
+        <w:fldChar w:fldCharType="separate"/>
+      </w:r>
+      <w:r>
+        <w:instrText xml:space="preserve">2</w:instrText>
+      </w:r>
+      <w:r>
+        <w:rPr>
+          <w:rFonts w:hint="eastAsia"/>
+          <w:lang w:val="en-US" w:eastAsia="zh-CN"/>
+        </w:rPr>
+        <w:fldChar w:fldCharType="end"/>
+      </w:r>
+      <w:r>
+        <w:rPr>
+          <w:rFonts w:hint="eastAsia"/>
+          <w:lang w:val="en-US" w:eastAsia="zh-CN"/>
+        </w:rPr>
+        <w:instrText xml:space="preserve">)</w:instrText>
+      </w:r>
+      <w:r>
+        <w:rPr>
+          <w:rFonts w:hint="eastAsia"/>
+          <w:lang w:val="en-US" w:eastAsia="zh-CN"/>
+        </w:rPr>
+        <w:fldChar w:fldCharType="separate"/>
+      </w:r>
+      <w:r>
+        <w:rPr>
+          <w:rFonts w:hint="eastAsia"/>
+          <w:lang w:val="en-US" w:eastAsia="zh-CN"/>
+        </w:rPr>
+        <w:fldChar w:fldCharType="end"/>
+      </w:r>
+    </w:p>
+    <w:p>
+      <w:pPr>
+        <w:keepNext w:val="0"/>
+        <w:keepLines w:val="0"/>
+        <w:pageBreakBefore w:val="0"/>
+        <w:widowControl w:val="0"/>
+        <w:numPr>
+          <w:numId w:val="0"/>
+        </w:numPr>
+        <w:kinsoku/>
+        <w:wordWrap/>
+        <w:overflowPunct/>
+        <w:topLinePunct w:val="0"/>
+        <w:autoSpaceDE/>
+        <w:autoSpaceDN/>
+        <w:bidi w:val="0"/>
+        <w:adjustRightInd/>
+        <w:snapToGrid/>
+        <w:spacing w:line="360" w:lineRule="auto"/>
+        <w:ind w:firstLine="560" w:firstLineChars="200"/>
+        <w:jc w:val="both"/>
+        <w:textAlignment w:val="auto"/>
+        <w:rPr>
+          <w:rFonts w:hint="eastAsia"/>
+          <w:lang w:val="en-US" w:eastAsia="zh-CN"/>
+        </w:rPr>
+      </w:pPr>
+      <w:r>
+        <w:rPr>
+          <w:rFonts w:hint="eastAsia"/>
+          <w:lang w:val="en-US" w:eastAsia="zh-CN"/>
+        </w:rPr>
+        <w:t>添加入不确定集合：</w:t>
+      </w:r>
+    </w:p>
+    <w:p>
+      <w:pPr>
+        <w:pStyle w:val="6"/>
+        <w:bidi w:val="0"/>
+        <w:rPr>
+          <w:rFonts w:hint="default"/>
+          <w:lang w:val="en-US" w:eastAsia="zh-CN"/>
+        </w:rPr>
+      </w:pPr>
+      <w:r>
+        <w:rPr>
+          <w:rFonts w:hint="eastAsia"/>
+          <w:lang w:val="en-US" w:eastAsia="zh-CN"/>
+        </w:rPr>
+        <w:tab/>
+      </w:r>
+      <w:r>
+        <w:rPr>
+          <w:rFonts w:hint="eastAsia"/>
+          <w:position w:val="-14"/>
+          <w:lang w:val="en-US" w:eastAsia="zh-CN"/>
+        </w:rPr>
+        <w:object>
+          <v:shape id="_x0000_i1208" o:spt="75" type="#_x0000_t75" style="height:22pt;width:96pt;" o:ole="t" filled="f" o:preferrelative="t" stroked="f" coordsize="21600,21600">
+            <v:fill on="f" focussize="0,0"/>
+            <v:stroke on="f"/>
+            <v:imagedata r:id="rId366" o:title=""/>
+            <o:lock v:ext="edit" aspectratio="t"/>
+            <w10:wrap type="none"/>
+            <w10:anchorlock/>
+          </v:shape>
+          <o:OLEObject Type="Embed" ProgID="DSEquations" ShapeID="_x0000_i1208" DrawAspect="Content" ObjectID="_1468075905" r:id="rId365">
+            <o:LockedField>false</o:LockedField>
+          </o:OLEObject>
+        </w:object>
+      </w:r>
+      <w:r>
+        <w:rPr>
+          <w:rFonts w:hint="eastAsia"/>
+          <w:lang w:val="en-US" w:eastAsia="zh-CN"/>
+        </w:rPr>
+        <w:t xml:space="preserve"> </w:t>
+      </w:r>
+      <w:r>
+        <w:rPr>
+          <w:rFonts w:hint="eastAsia"/>
+          <w:lang w:val="en-US" w:eastAsia="zh-CN"/>
+        </w:rPr>
+        <w:tab/>
+      </w:r>
+      <w:r>
+        <w:rPr>
+          <w:rFonts w:hint="eastAsia"/>
+          <w:lang w:val="en-US" w:eastAsia="zh-CN"/>
+        </w:rPr>
+        <w:fldChar w:fldCharType="begin"/>
+      </w:r>
+      <w:r>
+        <w:rPr>
+          <w:rFonts w:hint="eastAsia"/>
+          <w:lang w:val="en-US" w:eastAsia="zh-CN"/>
+        </w:rPr>
+        <w:instrText xml:space="preserve"> MACROBUTTON MTPlaceRef \* MERGEFORMAT </w:instrText>
+      </w:r>
+      <w:r>
+        <w:rPr>
+          <w:rFonts w:hint="eastAsia"/>
+          <w:lang w:val="en-US" w:eastAsia="zh-CN"/>
+        </w:rPr>
+        <w:fldChar w:fldCharType="begin"/>
+      </w:r>
+      <w:r>
+        <w:rPr>
+          <w:rFonts w:hint="eastAsia"/>
+          <w:lang w:val="en-US" w:eastAsia="zh-CN"/>
+        </w:rPr>
+        <w:instrText xml:space="preserve"> SEQ MTEqn \h \* MERGEFORMAT </w:instrText>
+      </w:r>
+      <w:r>
+        <w:rPr>
+          <w:rFonts w:hint="eastAsia"/>
+          <w:lang w:val="en-US" w:eastAsia="zh-CN"/>
+        </w:rPr>
+        <w:fldChar w:fldCharType="separate"/>
+      </w:r>
+      <w:r>
+        <w:rPr>
+          <w:rFonts w:hint="eastAsia"/>
+          <w:lang w:val="en-US" w:eastAsia="zh-CN"/>
+        </w:rPr>
+        <w:fldChar w:fldCharType="end"/>
+      </w:r>
+      <w:r>
+        <w:rPr>
+          <w:rFonts w:hint="eastAsia"/>
+          <w:lang w:val="en-US" w:eastAsia="zh-CN"/>
+        </w:rPr>
+        <w:instrText xml:space="preserve">(</w:instrText>
+      </w:r>
+      <w:r>
+        <w:rPr>
+          <w:rFonts w:hint="eastAsia"/>
+          <w:lang w:val="en-US" w:eastAsia="zh-CN"/>
+        </w:rPr>
+        <w:fldChar w:fldCharType="begin"/>
+      </w:r>
+      <w:r>
+        <w:rPr>
+          <w:rFonts w:hint="eastAsia"/>
+          <w:lang w:val="en-US" w:eastAsia="zh-CN"/>
+        </w:rPr>
+        <w:instrText xml:space="preserve"> SEQ MTChap \c \* Arabic \* MERGEFORMAT </w:instrText>
+      </w:r>
+      <w:r>
+        <w:rPr>
+          <w:rFonts w:hint="eastAsia"/>
+          <w:lang w:val="en-US" w:eastAsia="zh-CN"/>
+        </w:rPr>
+        <w:fldChar w:fldCharType="separate"/>
+      </w:r>
+      <w:r>
+        <w:instrText xml:space="preserve">7</w:instrText>
+      </w:r>
+      <w:r>
+        <w:rPr>
+          <w:rFonts w:hint="eastAsia"/>
+          <w:lang w:val="en-US" w:eastAsia="zh-CN"/>
+        </w:rPr>
+        <w:fldChar w:fldCharType="end"/>
+      </w:r>
+      <w:r>
+        <w:rPr>
+          <w:rFonts w:hint="eastAsia"/>
+          <w:lang w:val="en-US" w:eastAsia="zh-CN"/>
+        </w:rPr>
+        <w:instrText xml:space="preserve">-</w:instrText>
+      </w:r>
+      <w:r>
+        <w:rPr>
+          <w:rFonts w:hint="eastAsia"/>
+          <w:lang w:val="en-US" w:eastAsia="zh-CN"/>
+        </w:rPr>
+        <w:fldChar w:fldCharType="begin"/>
+      </w:r>
+      <w:r>
+        <w:rPr>
+          <w:rFonts w:hint="eastAsia"/>
+          <w:lang w:val="en-US" w:eastAsia="zh-CN"/>
+        </w:rPr>
+        <w:instrText xml:space="preserve"> SEQ MTEqn \c \* Arabic \* MERGEFORMAT </w:instrText>
+      </w:r>
+      <w:r>
+        <w:rPr>
+          <w:rFonts w:hint="eastAsia"/>
+          <w:lang w:val="en-US" w:eastAsia="zh-CN"/>
+        </w:rPr>
+        <w:fldChar w:fldCharType="separate"/>
+      </w:r>
+      <w:r>
+        <w:instrText xml:space="preserve">3</w:instrText>
+      </w:r>
+      <w:r>
+        <w:rPr>
+          <w:rFonts w:hint="eastAsia"/>
+          <w:lang w:val="en-US" w:eastAsia="zh-CN"/>
+        </w:rPr>
+        <w:fldChar w:fldCharType="end"/>
+      </w:r>
+      <w:r>
+        <w:rPr>
+          <w:rFonts w:hint="eastAsia"/>
+          <w:lang w:val="en-US" w:eastAsia="zh-CN"/>
+        </w:rPr>
+        <w:instrText xml:space="preserve">)</w:instrText>
+      </w:r>
+      <w:r>
+        <w:rPr>
+          <w:rFonts w:hint="eastAsia"/>
+          <w:lang w:val="en-US" w:eastAsia="zh-CN"/>
+        </w:rPr>
+        <w:fldChar w:fldCharType="separate"/>
+      </w:r>
+      <w:r>
+        <w:rPr>
+          <w:rFonts w:hint="eastAsia"/>
+          <w:lang w:val="en-US" w:eastAsia="zh-CN"/>
+        </w:rPr>
+        <w:fldChar w:fldCharType="end"/>
+      </w:r>
+    </w:p>
+    <w:p>
+      <w:pPr>
+        <w:keepNext w:val="0"/>
+        <w:keepLines w:val="0"/>
+        <w:pageBreakBefore w:val="0"/>
+        <w:widowControl w:val="0"/>
+        <w:numPr>
+          <w:numId w:val="0"/>
+        </w:numPr>
+        <w:kinsoku/>
+        <w:wordWrap/>
+        <w:overflowPunct/>
+        <w:topLinePunct w:val="0"/>
+        <w:autoSpaceDE/>
+        <w:autoSpaceDN/>
+        <w:bidi w:val="0"/>
+        <w:adjustRightInd/>
+        <w:snapToGrid/>
+        <w:spacing w:line="360" w:lineRule="auto"/>
+        <w:ind w:firstLine="560" w:firstLineChars="200"/>
+        <w:jc w:val="both"/>
+        <w:textAlignment w:val="auto"/>
+        <w:rPr>
+          <w:rFonts w:hint="default"/>
+          <w:lang w:val="en-US" w:eastAsia="zh-CN"/>
+        </w:rPr>
+      </w:pPr>
+      <w:r>
+        <w:rPr>
+          <w:rFonts w:hint="eastAsia"/>
+          <w:lang w:val="en-US" w:eastAsia="zh-CN"/>
+        </w:rPr>
+        <w:t>可以缩小鲁棒不确定范围，降低保守性。</w:t>
+      </w:r>
+    </w:p>
+    <w:p>
+      <w:pPr>
+        <w:keepNext w:val="0"/>
+        <w:keepLines w:val="0"/>
+        <w:pageBreakBefore w:val="0"/>
+        <w:widowControl w:val="0"/>
+        <w:numPr>
+          <w:numId w:val="0"/>
+        </w:numPr>
+        <w:kinsoku/>
+        <w:wordWrap/>
+        <w:overflowPunct/>
+        <w:topLinePunct w:val="0"/>
+        <w:autoSpaceDE/>
+        <w:autoSpaceDN/>
+        <w:bidi w:val="0"/>
+        <w:adjustRightInd/>
+        <w:snapToGrid/>
+        <w:spacing w:line="360" w:lineRule="auto"/>
+        <w:ind w:firstLine="560" w:firstLineChars="200"/>
+        <w:jc w:val="both"/>
+        <w:textAlignment w:val="auto"/>
+        <w:rPr>
+          <w:rFonts w:hint="eastAsia"/>
+          <w:lang w:val="en-US" w:eastAsia="zh-CN"/>
+        </w:rPr>
+      </w:pPr>
+    </w:p>
+    <w:p>
+      <w:pPr>
+        <w:keepNext w:val="0"/>
+        <w:keepLines w:val="0"/>
+        <w:pageBreakBefore w:val="0"/>
+        <w:widowControl w:val="0"/>
+        <w:numPr>
+          <w:numId w:val="0"/>
+        </w:numPr>
+        <w:kinsoku/>
+        <w:wordWrap/>
+        <w:overflowPunct/>
+        <w:topLinePunct w:val="0"/>
+        <w:autoSpaceDE/>
+        <w:autoSpaceDN/>
+        <w:bidi w:val="0"/>
+        <w:adjustRightInd/>
+        <w:snapToGrid/>
+        <w:spacing w:line="360" w:lineRule="auto"/>
+        <w:ind w:firstLine="560" w:firstLineChars="200"/>
+        <w:jc w:val="both"/>
+        <w:textAlignment w:val="auto"/>
+        <w:rPr>
+          <w:rFonts w:hint="eastAsia"/>
+          <w:lang w:val="en-US" w:eastAsia="zh-CN"/>
+        </w:rPr>
+      </w:pPr>
+    </w:p>
+    <w:p>
+      <w:pPr>
+        <w:keepNext w:val="0"/>
+        <w:keepLines w:val="0"/>
+        <w:pageBreakBefore w:val="0"/>
+        <w:widowControl w:val="0"/>
+        <w:numPr>
+          <w:numId w:val="0"/>
+        </w:numPr>
+        <w:kinsoku/>
+        <w:wordWrap/>
+        <w:overflowPunct/>
+        <w:topLinePunct w:val="0"/>
+        <w:autoSpaceDE/>
+        <w:autoSpaceDN/>
+        <w:bidi w:val="0"/>
+        <w:adjustRightInd/>
+        <w:snapToGrid/>
+        <w:spacing w:line="360" w:lineRule="auto"/>
+        <w:ind w:firstLine="560" w:firstLineChars="200"/>
+        <w:jc w:val="both"/>
+        <w:textAlignment w:val="auto"/>
+        <w:rPr>
+          <w:rFonts w:hint="eastAsia"/>
+          <w:lang w:val="en-US" w:eastAsia="zh-CN"/>
+        </w:rPr>
+      </w:pPr>
+    </w:p>
+    <w:p>
+      <w:pPr>
+        <w:keepNext w:val="0"/>
+        <w:keepLines w:val="0"/>
+        <w:pageBreakBefore w:val="0"/>
+        <w:widowControl w:val="0"/>
+        <w:numPr>
+          <w:numId w:val="0"/>
+        </w:numPr>
+        <w:kinsoku/>
+        <w:wordWrap/>
+        <w:overflowPunct/>
+        <w:topLinePunct w:val="0"/>
+        <w:autoSpaceDE/>
+        <w:autoSpaceDN/>
+        <w:bidi w:val="0"/>
+        <w:adjustRightInd/>
+        <w:snapToGrid/>
+        <w:spacing w:line="360" w:lineRule="auto"/>
+        <w:ind w:firstLine="560" w:firstLineChars="200"/>
+        <w:jc w:val="both"/>
+        <w:textAlignment w:val="auto"/>
+        <w:rPr>
+          <w:rFonts w:hint="eastAsia"/>
+          <w:lang w:val="en-US" w:eastAsia="zh-CN"/>
+        </w:rPr>
+      </w:pPr>
+    </w:p>
+    <w:p>
+      <w:pPr>
+        <w:keepNext w:val="0"/>
+        <w:keepLines w:val="0"/>
+        <w:pageBreakBefore w:val="0"/>
+        <w:widowControl w:val="0"/>
+        <w:numPr>
+          <w:numId w:val="0"/>
+        </w:numPr>
+        <w:kinsoku/>
+        <w:wordWrap/>
+        <w:overflowPunct/>
+        <w:topLinePunct w:val="0"/>
+        <w:autoSpaceDE/>
+        <w:autoSpaceDN/>
+        <w:bidi w:val="0"/>
+        <w:adjustRightInd/>
+        <w:snapToGrid/>
+        <w:spacing w:line="360" w:lineRule="auto"/>
+        <w:ind w:firstLine="560" w:firstLineChars="200"/>
+        <w:jc w:val="both"/>
+        <w:textAlignment w:val="auto"/>
+        <w:rPr>
+          <w:rFonts w:hint="eastAsia"/>
+          <w:lang w:val="en-US" w:eastAsia="zh-CN"/>
+        </w:rPr>
+      </w:pPr>
+    </w:p>
+    <w:p>
+      <w:pPr>
+        <w:keepNext w:val="0"/>
+        <w:keepLines w:val="0"/>
+        <w:pageBreakBefore w:val="0"/>
+        <w:widowControl w:val="0"/>
+        <w:numPr>
+          <w:numId w:val="0"/>
+        </w:numPr>
+        <w:kinsoku/>
+        <w:wordWrap/>
+        <w:overflowPunct/>
+        <w:topLinePunct w:val="0"/>
+        <w:autoSpaceDE/>
+        <w:autoSpaceDN/>
+        <w:bidi w:val="0"/>
+        <w:adjustRightInd/>
+        <w:snapToGrid/>
+        <w:spacing w:line="360" w:lineRule="auto"/>
+        <w:ind w:firstLine="560" w:firstLineChars="200"/>
+        <w:jc w:val="both"/>
+        <w:textAlignment w:val="auto"/>
+        <w:rPr>
+          <w:rFonts w:hint="eastAsia"/>
+          <w:lang w:val="en-US" w:eastAsia="zh-CN"/>
+        </w:rPr>
+      </w:pPr>
+    </w:p>
+    <w:p>
+      <w:pPr>
+        <w:keepNext w:val="0"/>
+        <w:keepLines w:val="0"/>
+        <w:pageBreakBefore w:val="0"/>
+        <w:widowControl w:val="0"/>
+        <w:numPr>
+          <w:numId w:val="0"/>
+        </w:numPr>
+        <w:kinsoku/>
+        <w:wordWrap/>
+        <w:overflowPunct/>
+        <w:topLinePunct w:val="0"/>
+        <w:autoSpaceDE/>
+        <w:autoSpaceDN/>
+        <w:bidi w:val="0"/>
+        <w:adjustRightInd/>
+        <w:snapToGrid/>
+        <w:spacing w:line="360" w:lineRule="auto"/>
+        <w:ind w:firstLine="560" w:firstLineChars="200"/>
+        <w:jc w:val="both"/>
+        <w:textAlignment w:val="auto"/>
+        <w:rPr>
+          <w:rFonts w:hint="eastAsia"/>
+          <w:lang w:val="en-US" w:eastAsia="zh-CN"/>
+        </w:rPr>
+      </w:pPr>
+    </w:p>
+    <w:p>
+      <w:pPr>
+        <w:keepNext w:val="0"/>
+        <w:keepLines w:val="0"/>
+        <w:pageBreakBefore w:val="0"/>
+        <w:widowControl w:val="0"/>
+        <w:numPr>
+          <w:numId w:val="0"/>
+        </w:numPr>
+        <w:kinsoku/>
+        <w:wordWrap/>
+        <w:overflowPunct/>
+        <w:topLinePunct w:val="0"/>
+        <w:autoSpaceDE/>
+        <w:autoSpaceDN/>
+        <w:bidi w:val="0"/>
+        <w:adjustRightInd/>
+        <w:snapToGrid/>
+        <w:spacing w:line="360" w:lineRule="auto"/>
+        <w:ind w:firstLine="560" w:firstLineChars="200"/>
+        <w:jc w:val="both"/>
+        <w:textAlignment w:val="auto"/>
+        <w:rPr>
+          <w:rFonts w:hint="eastAsia"/>
+          <w:lang w:val="en-US" w:eastAsia="zh-CN"/>
+        </w:rPr>
+      </w:pPr>
+    </w:p>
+    <w:p>
+      <w:pPr>
+        <w:keepNext w:val="0"/>
+        <w:keepLines w:val="0"/>
+        <w:pageBreakBefore w:val="0"/>
+        <w:widowControl w:val="0"/>
+        <w:numPr>
+          <w:numId w:val="0"/>
+        </w:numPr>
+        <w:kinsoku/>
+        <w:wordWrap/>
+        <w:overflowPunct/>
+        <w:topLinePunct w:val="0"/>
+        <w:autoSpaceDE/>
+        <w:autoSpaceDN/>
+        <w:bidi w:val="0"/>
+        <w:adjustRightInd/>
+        <w:snapToGrid/>
+        <w:spacing w:line="360" w:lineRule="auto"/>
+        <w:ind w:firstLine="560" w:firstLineChars="200"/>
+        <w:jc w:val="both"/>
+        <w:textAlignment w:val="auto"/>
+        <w:rPr>
+          <w:rFonts w:hint="eastAsia"/>
+          <w:lang w:val="en-US" w:eastAsia="zh-CN"/>
+        </w:rPr>
+      </w:pPr>
+    </w:p>
+    <w:p>
+      <w:pPr>
+        <w:keepNext w:val="0"/>
+        <w:keepLines w:val="0"/>
+        <w:pageBreakBefore w:val="0"/>
+        <w:widowControl w:val="0"/>
+        <w:numPr>
+          <w:numId w:val="0"/>
+        </w:numPr>
+        <w:kinsoku/>
+        <w:wordWrap/>
+        <w:overflowPunct/>
+        <w:topLinePunct w:val="0"/>
+        <w:autoSpaceDE/>
+        <w:autoSpaceDN/>
+        <w:bidi w:val="0"/>
+        <w:adjustRightInd/>
+        <w:snapToGrid/>
+        <w:spacing w:line="360" w:lineRule="auto"/>
+        <w:ind w:firstLine="560" w:firstLineChars="200"/>
+        <w:jc w:val="both"/>
+        <w:textAlignment w:val="auto"/>
+        <w:rPr>
+          <w:rFonts w:hint="eastAsia"/>
+          <w:lang w:val="en-US" w:eastAsia="zh-CN"/>
+        </w:rPr>
+      </w:pPr>
+    </w:p>
+    <w:p>
+      <w:pPr>
+        <w:keepNext w:val="0"/>
+        <w:keepLines w:val="0"/>
+        <w:pageBreakBefore w:val="0"/>
+        <w:widowControl w:val="0"/>
+        <w:numPr>
+          <w:numId w:val="0"/>
+        </w:numPr>
+        <w:kinsoku/>
+        <w:wordWrap/>
+        <w:overflowPunct/>
+        <w:topLinePunct w:val="0"/>
+        <w:autoSpaceDE/>
+        <w:autoSpaceDN/>
+        <w:bidi w:val="0"/>
+        <w:adjustRightInd/>
+        <w:snapToGrid/>
+        <w:spacing w:line="360" w:lineRule="auto"/>
+        <w:ind w:firstLine="560" w:firstLineChars="200"/>
+        <w:jc w:val="both"/>
+        <w:textAlignment w:val="auto"/>
+        <w:rPr>
+          <w:rFonts w:hint="eastAsia"/>
+          <w:lang w:val="en-US" w:eastAsia="zh-CN"/>
+        </w:rPr>
+      </w:pPr>
+    </w:p>
+    <w:p>
+      <w:pPr>
+        <w:keepNext w:val="0"/>
+        <w:keepLines w:val="0"/>
+        <w:pageBreakBefore w:val="0"/>
+        <w:widowControl w:val="0"/>
+        <w:numPr>
+          <w:numId w:val="0"/>
+        </w:numPr>
+        <w:kinsoku/>
+        <w:wordWrap/>
+        <w:overflowPunct/>
+        <w:topLinePunct w:val="0"/>
+        <w:autoSpaceDE/>
+        <w:autoSpaceDN/>
+        <w:bidi w:val="0"/>
+        <w:adjustRightInd/>
+        <w:snapToGrid/>
+        <w:spacing w:line="360" w:lineRule="auto"/>
         <w:ind w:firstLine="560" w:firstLineChars="200"/>
         <w:jc w:val="both"/>
         <w:textAlignment w:val="auto"/>

--- a/理论研究/反馈鲁棒优化.docx
+++ b/理论研究/反馈鲁棒优化.docx
@@ -1901,7 +1901,7 @@
           <w:position w:val="-16"/>
         </w:rPr>
         <w:object>
-          <v:shape id="_x0000_i1032" o:spt="75" type="#_x0000_t75" style="height:24.95pt;width:275pt;" o:ole="t" filled="f" o:preferrelative="t" stroked="f" coordsize="21600,21600">
+          <v:shape id="_x0000_i1219" o:spt="75" type="#_x0000_t75" style="height:24.95pt;width:275pt;" o:ole="t" filled="f" o:preferrelative="t" stroked="f" coordsize="21600,21600">
             <v:path/>
             <v:fill on="f" focussize="0,0"/>
             <v:stroke on="f"/>
@@ -1910,7 +1910,7 @@
             <w10:wrap type="none"/>
             <w10:anchorlock/>
           </v:shape>
-          <o:OLEObject Type="Embed" ProgID="Equation.DSMT4" ShapeID="_x0000_i1032" DrawAspect="Content" ObjectID="_1468075732" r:id="rId20">
+          <o:OLEObject Type="Embed" ProgID="Equation.DSMT4" ShapeID="_x0000_i1219" DrawAspect="Content" ObjectID="_1468075732" r:id="rId20">
             <o:LockedField>false</o:LockedField>
           </o:OLEObject>
         </w:object>
@@ -7044,7 +7044,7 @@
           <w:position w:val="-40"/>
         </w:rPr>
         <w:object>
-          <v:shape id="_x0000_i1058" o:spt="75" type="#_x0000_t75" style="height:48pt;width:311pt;" o:ole="t" filled="f" o:preferrelative="t" stroked="f" coordsize="21600,21600">
+          <v:shape id="_x0000_i1058" o:spt="75" alt="" type="#_x0000_t75" style="height:48pt;width:311pt;" o:ole="t" filled="f" o:preferrelative="t" stroked="f" coordsize="21600,21600">
             <v:path/>
             <v:fill on="f" focussize="0,0"/>
             <v:stroke on="f"/>
@@ -15850,7 +15850,7 @@
           <w:rFonts w:hint="default"/>
           <w:lang w:val="en-US" w:eastAsia="zh-CN"/>
         </w:rPr>
-        <w:t>参与优化时，会出现控制变量与线路参数之间的双线性项，因此不能直接把它视为普通MILP约束，需要进一步处理。</w:t>
+        <w:t>参与优化时，会出现控制变量与线路参数之间的双线性项，因此不能直接把它视为普通约束，需要进一步处理。</w:t>
       </w:r>
       <w:r>
         <w:rPr>
@@ -16283,7 +16283,7 @@
           <w:color w:val="FF0000"/>
           <w:lang w:val="en-US" w:eastAsia="zh-CN"/>
         </w:rPr>
-        <w:t>作为电压控制</w:t>
+        <w:t>作为电压控制与反馈修正</w:t>
       </w:r>
       <w:r>
         <w:rPr>
@@ -16452,7 +16452,7 @@
           <w:color w:val="FF0000"/>
           <w:lang w:val="en-US" w:eastAsia="zh-CN"/>
         </w:rPr>
-        <w:t>作为不确定性处理和反馈更新</w:t>
+        <w:t>作为不确定性处理</w:t>
       </w:r>
       <w:r>
         <w:rPr>
@@ -16793,7 +16793,7 @@
           <w:rFonts w:hint="default"/>
           <w:lang w:val="en-US" w:eastAsia="zh-CN"/>
         </w:rPr>
-        <w:t>首先，基于已有离散时间电压递推方程、设备控制映射关系及运行约束，引入线路参数不确定性</w:t>
+        <w:t>首先，基于已有离散时间电压递推方程、设备运行约束，引入线路参数不确定性</w:t>
       </w:r>
       <w:r>
         <w:rPr>
@@ -22577,7 +22577,16 @@
           <w:rFonts w:hint="eastAsia"/>
           <w:lang w:val="en-US" w:eastAsia="zh-CN"/>
         </w:rPr>
-        <w:t>本节需要证明对偶转化的结果是线性的，我们从系统矩阵的定义开始：</w:t>
+        <w:t>本节需要证明对偶转化的结果是线性的，我们从</w:t>
+      </w:r>
+      <w:bookmarkStart w:id="17" w:name="_GoBack"/>
+      <w:bookmarkEnd w:id="17"/>
+      <w:r>
+        <w:rPr>
+          <w:rFonts w:hint="eastAsia"/>
+          <w:lang w:val="en-US" w:eastAsia="zh-CN"/>
+        </w:rPr>
+        <w:t>系统矩阵的定义开始：</w:t>
       </w:r>
     </w:p>
     <w:p>
@@ -24246,7 +24255,7 @@
           <w:color w:val="FF0000"/>
           <w:lang w:val="en-US" w:eastAsia="zh-CN"/>
         </w:rPr>
-        <w:t xml:space="preserve"> 显然是更准确的控制灵敏度矩阵</w:t>
+        <w:t xml:space="preserve"> 显然是更准确的控制设备灵敏度矩阵</w:t>
       </w:r>
       <w:r>
         <w:rPr>
@@ -26462,10 +26471,208 @@
         <w:jc w:val="both"/>
         <w:textAlignment w:val="auto"/>
         <w:rPr>
-          <w:rFonts w:hint="eastAsia"/>
+          <w:rFonts w:hint="default"/>
           <w:lang w:val="en-US" w:eastAsia="zh-CN"/>
         </w:rPr>
       </w:pPr>
+      <w:r>
+        <w:rPr>
+          <w:rFonts w:hint="eastAsia"/>
+          <w:lang w:val="en-US" w:eastAsia="zh-CN"/>
+        </w:rPr>
+        <w:t>6.3.4 电容器约束</w:t>
+      </w:r>
+    </w:p>
+    <w:p>
+      <w:pPr>
+        <w:pStyle w:val="6"/>
+        <w:bidi w:val="0"/>
+        <w:rPr>
+          <w:rFonts w:hint="default"/>
+          <w:lang w:val="en-US" w:eastAsia="zh-CN"/>
+        </w:rPr>
+      </w:pPr>
+      <w:r>
+        <w:rPr>
+          <w:rFonts w:hint="eastAsia"/>
+          <w:lang w:val="en-US" w:eastAsia="zh-CN"/>
+        </w:rPr>
+        <w:tab/>
+      </w:r>
+      <w:r>
+        <w:rPr>
+          <w:rFonts w:hint="eastAsia"/>
+          <w:position w:val="-44"/>
+          <w:lang w:val="en-US" w:eastAsia="zh-CN"/>
+        </w:rPr>
+        <w:object>
+          <v:shape id="_x0000_i1189" o:spt="75" type="#_x0000_t75" style="height:52pt;width:119pt;" o:ole="t" filled="f" o:preferrelative="t" stroked="f" coordsize="21600,21600">
+            <v:path/>
+            <v:fill on="f" focussize="0,0"/>
+            <v:stroke on="f"/>
+            <v:imagedata r:id="rId337" o:title=""/>
+            <o:lock v:ext="edit" aspectratio="t"/>
+            <w10:wrap type="none"/>
+            <w10:anchorlock/>
+          </v:shape>
+          <o:OLEObject Type="Embed" ProgID="DSEquations" ShapeID="_x0000_i1189" DrawAspect="Content" ObjectID="_1468075890" r:id="rId336">
+            <o:LockedField>false</o:LockedField>
+          </o:OLEObject>
+        </w:object>
+      </w:r>
+      <w:r>
+        <w:rPr>
+          <w:rFonts w:hint="eastAsia"/>
+          <w:lang w:val="en-US" w:eastAsia="zh-CN"/>
+        </w:rPr>
+        <w:t xml:space="preserve"> </w:t>
+      </w:r>
+      <w:r>
+        <w:rPr>
+          <w:rFonts w:hint="eastAsia"/>
+          <w:lang w:val="en-US" w:eastAsia="zh-CN"/>
+        </w:rPr>
+        <w:tab/>
+      </w:r>
+      <w:r>
+        <w:rPr>
+          <w:rFonts w:hint="eastAsia"/>
+          <w:lang w:val="en-US" w:eastAsia="zh-CN"/>
+        </w:rPr>
+        <w:fldChar w:fldCharType="begin"/>
+      </w:r>
+      <w:r>
+        <w:rPr>
+          <w:rFonts w:hint="eastAsia"/>
+          <w:lang w:val="en-US" w:eastAsia="zh-CN"/>
+        </w:rPr>
+        <w:instrText xml:space="preserve"> MACROBUTTON MTPlaceRef \* MERGEFORMAT </w:instrText>
+      </w:r>
+      <w:r>
+        <w:rPr>
+          <w:rFonts w:hint="eastAsia"/>
+          <w:lang w:val="en-US" w:eastAsia="zh-CN"/>
+        </w:rPr>
+        <w:fldChar w:fldCharType="begin"/>
+      </w:r>
+      <w:r>
+        <w:rPr>
+          <w:rFonts w:hint="eastAsia"/>
+          <w:lang w:val="en-US" w:eastAsia="zh-CN"/>
+        </w:rPr>
+        <w:instrText xml:space="preserve"> SEQ MTEqn \h \* MERGEFORMAT </w:instrText>
+      </w:r>
+      <w:r>
+        <w:rPr>
+          <w:rFonts w:hint="eastAsia"/>
+          <w:lang w:val="en-US" w:eastAsia="zh-CN"/>
+        </w:rPr>
+        <w:fldChar w:fldCharType="separate"/>
+      </w:r>
+      <w:r>
+        <w:rPr>
+          <w:rFonts w:hint="eastAsia"/>
+          <w:lang w:val="en-US" w:eastAsia="zh-CN"/>
+        </w:rPr>
+        <w:fldChar w:fldCharType="end"/>
+      </w:r>
+      <w:r>
+        <w:rPr>
+          <w:rFonts w:hint="eastAsia"/>
+          <w:lang w:val="en-US" w:eastAsia="zh-CN"/>
+        </w:rPr>
+        <w:instrText xml:space="preserve">(</w:instrText>
+      </w:r>
+      <w:r>
+        <w:rPr>
+          <w:rFonts w:hint="eastAsia"/>
+          <w:lang w:val="en-US" w:eastAsia="zh-CN"/>
+        </w:rPr>
+        <w:fldChar w:fldCharType="begin"/>
+      </w:r>
+      <w:r>
+        <w:rPr>
+          <w:rFonts w:hint="eastAsia"/>
+          <w:lang w:val="en-US" w:eastAsia="zh-CN"/>
+        </w:rPr>
+        <w:instrText xml:space="preserve"> SEQ MTChap \c \* Arabic \* MERGEFORMAT </w:instrText>
+      </w:r>
+      <w:r>
+        <w:rPr>
+          <w:rFonts w:hint="eastAsia"/>
+          <w:lang w:val="en-US" w:eastAsia="zh-CN"/>
+        </w:rPr>
+        <w:fldChar w:fldCharType="separate"/>
+      </w:r>
+      <w:r>
+        <w:instrText xml:space="preserve">6</w:instrText>
+      </w:r>
+      <w:r>
+        <w:rPr>
+          <w:rFonts w:hint="eastAsia"/>
+          <w:lang w:val="en-US" w:eastAsia="zh-CN"/>
+        </w:rPr>
+        <w:fldChar w:fldCharType="end"/>
+      </w:r>
+      <w:r>
+        <w:rPr>
+          <w:rFonts w:hint="eastAsia"/>
+          <w:lang w:val="en-US" w:eastAsia="zh-CN"/>
+        </w:rPr>
+        <w:instrText xml:space="preserve">-</w:instrText>
+      </w:r>
+      <w:r>
+        <w:rPr>
+          <w:rFonts w:hint="eastAsia"/>
+          <w:lang w:val="en-US" w:eastAsia="zh-CN"/>
+        </w:rPr>
+        <w:fldChar w:fldCharType="begin"/>
+      </w:r>
+      <w:r>
+        <w:rPr>
+          <w:rFonts w:hint="eastAsia"/>
+          <w:lang w:val="en-US" w:eastAsia="zh-CN"/>
+        </w:rPr>
+        <w:instrText xml:space="preserve"> SEQ MTEqn \c \* Arabic \* MERGEFORMAT </w:instrText>
+      </w:r>
+      <w:r>
+        <w:rPr>
+          <w:rFonts w:hint="eastAsia"/>
+          <w:lang w:val="en-US" w:eastAsia="zh-CN"/>
+        </w:rPr>
+        <w:fldChar w:fldCharType="separate"/>
+      </w:r>
+      <w:r>
+        <w:instrText xml:space="preserve">23</w:instrText>
+      </w:r>
+      <w:r>
+        <w:rPr>
+          <w:rFonts w:hint="eastAsia"/>
+          <w:lang w:val="en-US" w:eastAsia="zh-CN"/>
+        </w:rPr>
+        <w:fldChar w:fldCharType="end"/>
+      </w:r>
+      <w:r>
+        <w:rPr>
+          <w:rFonts w:hint="eastAsia"/>
+          <w:lang w:val="en-US" w:eastAsia="zh-CN"/>
+        </w:rPr>
+        <w:instrText xml:space="preserve">)</w:instrText>
+      </w:r>
+      <w:r>
+        <w:rPr>
+          <w:rFonts w:hint="eastAsia"/>
+          <w:lang w:val="en-US" w:eastAsia="zh-CN"/>
+        </w:rPr>
+        <w:fldChar w:fldCharType="separate"/>
+      </w:r>
+      <w:r>
+        <w:rPr>
+          <w:rFonts w:hint="eastAsia"/>
+          <w:lang w:val="en-US" w:eastAsia="zh-CN"/>
+        </w:rPr>
+        <w:fldChar w:fldCharType="end"/>
+      </w:r>
     </w:p>
     <w:p>
       <w:pPr>
@@ -26498,198 +26705,7 @@
           <w:rFonts w:hint="eastAsia"/>
           <w:lang w:val="en-US" w:eastAsia="zh-CN"/>
         </w:rPr>
-        <w:t>6.3.4 电容器约束</w:t>
-      </w:r>
-    </w:p>
-    <w:p>
-      <w:pPr>
-        <w:pStyle w:val="6"/>
-        <w:bidi w:val="0"/>
-        <w:rPr>
-          <w:rFonts w:hint="default"/>
-          <w:lang w:val="en-US" w:eastAsia="zh-CN"/>
-        </w:rPr>
-      </w:pPr>
-      <w:r>
-        <w:rPr>
-          <w:rFonts w:hint="eastAsia"/>
-          <w:lang w:val="en-US" w:eastAsia="zh-CN"/>
-        </w:rPr>
-        <w:tab/>
-      </w:r>
-      <w:r>
-        <w:rPr>
-          <w:rFonts w:hint="eastAsia"/>
-          <w:position w:val="-44"/>
-          <w:lang w:val="en-US" w:eastAsia="zh-CN"/>
-        </w:rPr>
-        <w:object>
-          <v:shape id="_x0000_i1189" o:spt="75" type="#_x0000_t75" style="height:52pt;width:119pt;" o:ole="t" filled="f" o:preferrelative="t" stroked="f" coordsize="21600,21600">
-            <v:path/>
-            <v:fill on="f" focussize="0,0"/>
-            <v:stroke on="f"/>
-            <v:imagedata r:id="rId337" o:title=""/>
-            <o:lock v:ext="edit" aspectratio="t"/>
-            <w10:wrap type="none"/>
-            <w10:anchorlock/>
-          </v:shape>
-          <o:OLEObject Type="Embed" ProgID="DSEquations" ShapeID="_x0000_i1189" DrawAspect="Content" ObjectID="_1468075890" r:id="rId336">
-            <o:LockedField>false</o:LockedField>
-          </o:OLEObject>
-        </w:object>
-      </w:r>
-      <w:r>
-        <w:rPr>
-          <w:rFonts w:hint="eastAsia"/>
-          <w:lang w:val="en-US" w:eastAsia="zh-CN"/>
-        </w:rPr>
-        <w:t xml:space="preserve"> </w:t>
-      </w:r>
-      <w:r>
-        <w:rPr>
-          <w:rFonts w:hint="eastAsia"/>
-          <w:lang w:val="en-US" w:eastAsia="zh-CN"/>
-        </w:rPr>
-        <w:tab/>
-      </w:r>
-      <w:r>
-        <w:rPr>
-          <w:rFonts w:hint="eastAsia"/>
-          <w:lang w:val="en-US" w:eastAsia="zh-CN"/>
-        </w:rPr>
-        <w:fldChar w:fldCharType="begin"/>
-      </w:r>
-      <w:r>
-        <w:rPr>
-          <w:rFonts w:hint="eastAsia"/>
-          <w:lang w:val="en-US" w:eastAsia="zh-CN"/>
-        </w:rPr>
-        <w:instrText xml:space="preserve"> MACROBUTTON MTPlaceRef \* MERGEFORMAT </w:instrText>
-      </w:r>
-      <w:r>
-        <w:rPr>
-          <w:rFonts w:hint="eastAsia"/>
-          <w:lang w:val="en-US" w:eastAsia="zh-CN"/>
-        </w:rPr>
-        <w:fldChar w:fldCharType="begin"/>
-      </w:r>
-      <w:r>
-        <w:rPr>
-          <w:rFonts w:hint="eastAsia"/>
-          <w:lang w:val="en-US" w:eastAsia="zh-CN"/>
-        </w:rPr>
-        <w:instrText xml:space="preserve"> SEQ MTEqn \h \* MERGEFORMAT </w:instrText>
-      </w:r>
-      <w:r>
-        <w:rPr>
-          <w:rFonts w:hint="eastAsia"/>
-          <w:lang w:val="en-US" w:eastAsia="zh-CN"/>
-        </w:rPr>
-        <w:fldChar w:fldCharType="separate"/>
-      </w:r>
-      <w:r>
-        <w:rPr>
-          <w:rFonts w:hint="eastAsia"/>
-          <w:lang w:val="en-US" w:eastAsia="zh-CN"/>
-        </w:rPr>
-        <w:fldChar w:fldCharType="end"/>
-      </w:r>
-      <w:r>
-        <w:rPr>
-          <w:rFonts w:hint="eastAsia"/>
-          <w:lang w:val="en-US" w:eastAsia="zh-CN"/>
-        </w:rPr>
-        <w:instrText xml:space="preserve">(</w:instrText>
-      </w:r>
-      <w:r>
-        <w:rPr>
-          <w:rFonts w:hint="eastAsia"/>
-          <w:lang w:val="en-US" w:eastAsia="zh-CN"/>
-        </w:rPr>
-        <w:fldChar w:fldCharType="begin"/>
-      </w:r>
-      <w:r>
-        <w:rPr>
-          <w:rFonts w:hint="eastAsia"/>
-          <w:lang w:val="en-US" w:eastAsia="zh-CN"/>
-        </w:rPr>
-        <w:instrText xml:space="preserve"> SEQ MTChap \c \* Arabic \* MERGEFORMAT </w:instrText>
-      </w:r>
-      <w:r>
-        <w:rPr>
-          <w:rFonts w:hint="eastAsia"/>
-          <w:lang w:val="en-US" w:eastAsia="zh-CN"/>
-        </w:rPr>
-        <w:fldChar w:fldCharType="separate"/>
-      </w:r>
-      <w:r>
-        <w:instrText xml:space="preserve">6</w:instrText>
-      </w:r>
-      <w:r>
-        <w:rPr>
-          <w:rFonts w:hint="eastAsia"/>
-          <w:lang w:val="en-US" w:eastAsia="zh-CN"/>
-        </w:rPr>
-        <w:fldChar w:fldCharType="end"/>
-      </w:r>
-      <w:r>
-        <w:rPr>
-          <w:rFonts w:hint="eastAsia"/>
-          <w:lang w:val="en-US" w:eastAsia="zh-CN"/>
-        </w:rPr>
-        <w:instrText xml:space="preserve">-</w:instrText>
-      </w:r>
-      <w:r>
-        <w:rPr>
-          <w:rFonts w:hint="eastAsia"/>
-          <w:lang w:val="en-US" w:eastAsia="zh-CN"/>
-        </w:rPr>
-        <w:fldChar w:fldCharType="begin"/>
-      </w:r>
-      <w:r>
-        <w:rPr>
-          <w:rFonts w:hint="eastAsia"/>
-          <w:lang w:val="en-US" w:eastAsia="zh-CN"/>
-        </w:rPr>
-        <w:instrText xml:space="preserve"> SEQ MTEqn \c \* Arabic \* MERGEFORMAT </w:instrText>
-      </w:r>
-      <w:r>
-        <w:rPr>
-          <w:rFonts w:hint="eastAsia"/>
-          <w:lang w:val="en-US" w:eastAsia="zh-CN"/>
-        </w:rPr>
-        <w:fldChar w:fldCharType="separate"/>
-      </w:r>
-      <w:r>
-        <w:instrText xml:space="preserve">23</w:instrText>
-      </w:r>
-      <w:r>
-        <w:rPr>
-          <w:rFonts w:hint="eastAsia"/>
-          <w:lang w:val="en-US" w:eastAsia="zh-CN"/>
-        </w:rPr>
-        <w:fldChar w:fldCharType="end"/>
-      </w:r>
-      <w:r>
-        <w:rPr>
-          <w:rFonts w:hint="eastAsia"/>
-          <w:lang w:val="en-US" w:eastAsia="zh-CN"/>
-        </w:rPr>
-        <w:instrText xml:space="preserve">)</w:instrText>
-      </w:r>
-      <w:r>
-        <w:rPr>
-          <w:rFonts w:hint="eastAsia"/>
-          <w:lang w:val="en-US" w:eastAsia="zh-CN"/>
-        </w:rPr>
-        <w:fldChar w:fldCharType="separate"/>
-      </w:r>
-      <w:r>
-        <w:rPr>
-          <w:rFonts w:hint="eastAsia"/>
-          <w:lang w:val="en-US" w:eastAsia="zh-CN"/>
-        </w:rPr>
-        <w:fldChar w:fldCharType="end"/>
+        <w:t>6.3.5 状态约束</w:t>
       </w:r>
     </w:p>
     <w:p>
@@ -26711,19 +26727,24 @@
         <w:bidi w:val="0"/>
         <w:adjustRightInd/>
         <w:snapToGrid/>
+        <w:ind w:firstLine="562" w:firstLineChars="200"/>
         <w:jc w:val="both"/>
         <w:textAlignment w:val="auto"/>
         <w:rPr>
           <w:rFonts w:hint="default"/>
+          <w:b/>
+          <w:bCs/>
           <w:lang w:val="en-US" w:eastAsia="zh-CN"/>
         </w:rPr>
       </w:pPr>
       <w:r>
         <w:rPr>
           <w:rFonts w:hint="eastAsia"/>
-          <w:lang w:val="en-US" w:eastAsia="zh-CN"/>
-        </w:rPr>
-        <w:t>6.3.5 状态约束</w:t>
+          <w:b/>
+          <w:bCs/>
+          <w:lang w:val="en-US" w:eastAsia="zh-CN"/>
+        </w:rPr>
+        <w:t>该部分约束已被电压控制方程描述，但可以保留用于电网状态分析。</w:t>
       </w:r>
     </w:p>
     <w:p>
@@ -26749,16 +26770,207 @@
         <w:jc w:val="both"/>
         <w:textAlignment w:val="auto"/>
         <w:rPr>
+          <w:rFonts w:hint="eastAsia"/>
+          <w:lang w:val="en-US" w:eastAsia="zh-CN"/>
+        </w:rPr>
+      </w:pPr>
+      <w:r>
+        <w:rPr>
+          <w:rFonts w:hint="eastAsia"/>
+          <w:lang w:val="en-US" w:eastAsia="zh-CN"/>
+        </w:rPr>
+        <w:t>预测节点注入约束：</w:t>
+      </w:r>
+    </w:p>
+    <w:p>
+      <w:pPr>
+        <w:pStyle w:val="6"/>
+        <w:bidi w:val="0"/>
+        <w:rPr>
+          <w:rFonts w:hint="eastAsia" w:eastAsiaTheme="minorEastAsia"/>
+          <w:lang w:val="en-US" w:eastAsia="zh-CN"/>
+        </w:rPr>
+      </w:pPr>
+      <w:r>
+        <w:rPr>
           <w:rFonts w:hint="default"/>
           <w:lang w:val="en-US" w:eastAsia="zh-CN"/>
         </w:rPr>
-      </w:pPr>
-      <w:r>
-        <w:rPr>
-          <w:rFonts w:hint="eastAsia"/>
-          <w:lang w:val="en-US" w:eastAsia="zh-CN"/>
-        </w:rPr>
-        <w:t>该部分约束已被电压控制方程描述，但可以保留用于电网状态分析。</w:t>
+        <w:tab/>
+      </w:r>
+      <w:r>
+        <w:rPr>
+          <w:rFonts w:hint="default"/>
+          <w:position w:val="-56"/>
+          <w:lang w:val="en-US" w:eastAsia="zh-CN"/>
+        </w:rPr>
+        <w:object>
+          <v:shape id="_x0000_i1190" o:spt="75" type="#_x0000_t75" style="height:64pt;width:117pt;" o:ole="t" filled="f" o:preferrelative="t" stroked="f" coordsize="21600,21600">
+            <v:path/>
+            <v:fill on="f" focussize="0,0"/>
+            <v:stroke on="f"/>
+            <v:imagedata r:id="rId339" o:title=""/>
+            <o:lock v:ext="edit" aspectratio="t"/>
+            <w10:wrap type="none"/>
+            <w10:anchorlock/>
+          </v:shape>
+          <o:OLEObject Type="Embed" ProgID="DSEquations" ShapeID="_x0000_i1190" DrawAspect="Content" ObjectID="_1468075891" r:id="rId338">
+            <o:LockedField>false</o:LockedField>
+          </o:OLEObject>
+        </w:object>
+      </w:r>
+      <w:r>
+        <w:rPr>
+          <w:rFonts w:hint="default"/>
+          <w:lang w:val="en-US" w:eastAsia="zh-CN"/>
+        </w:rPr>
+        <w:t xml:space="preserve"> </w:t>
+      </w:r>
+      <w:r>
+        <w:rPr>
+          <w:rFonts w:hint="eastAsia"/>
+          <w:lang w:val="en-US" w:eastAsia="zh-CN"/>
+        </w:rPr>
+        <w:tab/>
+      </w:r>
+      <w:r>
+        <w:rPr>
+          <w:rFonts w:hint="eastAsia"/>
+          <w:lang w:val="en-US" w:eastAsia="zh-CN"/>
+        </w:rPr>
+        <w:fldChar w:fldCharType="begin"/>
+      </w:r>
+      <w:r>
+        <w:rPr>
+          <w:rFonts w:hint="eastAsia"/>
+          <w:lang w:val="en-US" w:eastAsia="zh-CN"/>
+        </w:rPr>
+        <w:instrText xml:space="preserve"> MACROBUTTON MTPlaceRef \* MERGEFORMAT </w:instrText>
+      </w:r>
+      <w:r>
+        <w:rPr>
+          <w:rFonts w:hint="eastAsia"/>
+          <w:lang w:val="en-US" w:eastAsia="zh-CN"/>
+        </w:rPr>
+        <w:fldChar w:fldCharType="begin"/>
+      </w:r>
+      <w:r>
+        <w:rPr>
+          <w:rFonts w:hint="eastAsia"/>
+          <w:lang w:val="en-US" w:eastAsia="zh-CN"/>
+        </w:rPr>
+        <w:instrText xml:space="preserve"> SEQ MTEqn \h \* MERGEFORMAT </w:instrText>
+      </w:r>
+      <w:r>
+        <w:rPr>
+          <w:rFonts w:hint="eastAsia"/>
+          <w:lang w:val="en-US" w:eastAsia="zh-CN"/>
+        </w:rPr>
+        <w:fldChar w:fldCharType="separate"/>
+      </w:r>
+      <w:r>
+        <w:rPr>
+          <w:rFonts w:hint="eastAsia"/>
+          <w:lang w:val="en-US" w:eastAsia="zh-CN"/>
+        </w:rPr>
+        <w:fldChar w:fldCharType="end"/>
+      </w:r>
+      <w:r>
+        <w:rPr>
+          <w:rFonts w:hint="eastAsia"/>
+          <w:lang w:val="en-US" w:eastAsia="zh-CN"/>
+        </w:rPr>
+        <w:instrText xml:space="preserve">(</w:instrText>
+      </w:r>
+      <w:r>
+        <w:rPr>
+          <w:rFonts w:hint="eastAsia"/>
+          <w:lang w:val="en-US" w:eastAsia="zh-CN"/>
+        </w:rPr>
+        <w:fldChar w:fldCharType="begin"/>
+      </w:r>
+      <w:r>
+        <w:rPr>
+          <w:rFonts w:hint="eastAsia"/>
+          <w:lang w:val="en-US" w:eastAsia="zh-CN"/>
+        </w:rPr>
+        <w:instrText xml:space="preserve"> SEQ MTChap \c \* Arabic \* MERGEFORMAT </w:instrText>
+      </w:r>
+      <w:r>
+        <w:rPr>
+          <w:rFonts w:hint="eastAsia"/>
+          <w:lang w:val="en-US" w:eastAsia="zh-CN"/>
+        </w:rPr>
+        <w:fldChar w:fldCharType="separate"/>
+      </w:r>
+      <w:r>
+        <w:instrText xml:space="preserve">6</w:instrText>
+      </w:r>
+      <w:r>
+        <w:rPr>
+          <w:rFonts w:hint="eastAsia"/>
+          <w:lang w:val="en-US" w:eastAsia="zh-CN"/>
+        </w:rPr>
+        <w:fldChar w:fldCharType="end"/>
+      </w:r>
+      <w:r>
+        <w:rPr>
+          <w:rFonts w:hint="eastAsia"/>
+          <w:lang w:val="en-US" w:eastAsia="zh-CN"/>
+        </w:rPr>
+        <w:instrText xml:space="preserve">-</w:instrText>
+      </w:r>
+      <w:r>
+        <w:rPr>
+          <w:rFonts w:hint="eastAsia"/>
+          <w:lang w:val="en-US" w:eastAsia="zh-CN"/>
+        </w:rPr>
+        <w:fldChar w:fldCharType="begin"/>
+      </w:r>
+      <w:r>
+        <w:rPr>
+          <w:rFonts w:hint="eastAsia"/>
+          <w:lang w:val="en-US" w:eastAsia="zh-CN"/>
+        </w:rPr>
+        <w:instrText xml:space="preserve"> SEQ MTEqn \c \* Arabic \* MERGEFORMAT </w:instrText>
+      </w:r>
+      <w:r>
+        <w:rPr>
+          <w:rFonts w:hint="eastAsia"/>
+          <w:lang w:val="en-US" w:eastAsia="zh-CN"/>
+        </w:rPr>
+        <w:fldChar w:fldCharType="separate"/>
+      </w:r>
+      <w:r>
+        <w:instrText xml:space="preserve">24</w:instrText>
+      </w:r>
+      <w:r>
+        <w:rPr>
+          <w:rFonts w:hint="eastAsia"/>
+          <w:lang w:val="en-US" w:eastAsia="zh-CN"/>
+        </w:rPr>
+        <w:fldChar w:fldCharType="end"/>
+      </w:r>
+      <w:r>
+        <w:rPr>
+          <w:rFonts w:hint="eastAsia"/>
+          <w:lang w:val="en-US" w:eastAsia="zh-CN"/>
+        </w:rPr>
+        <w:instrText xml:space="preserve">)</w:instrText>
+      </w:r>
+      <w:r>
+        <w:rPr>
+          <w:rFonts w:hint="eastAsia"/>
+          <w:lang w:val="en-US" w:eastAsia="zh-CN"/>
+        </w:rPr>
+        <w:fldChar w:fldCharType="separate"/>
+      </w:r>
+      <w:r>
+        <w:rPr>
+          <w:rFonts w:hint="eastAsia"/>
+          <w:lang w:val="en-US" w:eastAsia="zh-CN"/>
+        </w:rPr>
+        <w:fldChar w:fldCharType="end"/>
       </w:r>
     </w:p>
     <w:p>
@@ -26793,7 +27005,7 @@
           <w:rFonts w:hint="eastAsia"/>
           <w:lang w:val="en-US" w:eastAsia="zh-CN"/>
         </w:rPr>
-        <w:t>预测节点注入约束：</w:t>
+        <w:t>预测支路潮流约束：</w:t>
       </w:r>
     </w:p>
     <w:p>
@@ -26801,43 +27013,234 @@
         <w:pStyle w:val="6"/>
         <w:bidi w:val="0"/>
         <w:rPr>
-          <w:rFonts w:hint="eastAsia" w:eastAsiaTheme="minorEastAsia"/>
+          <w:rFonts w:hint="default"/>
           <w:lang w:val="en-US" w:eastAsia="zh-CN"/>
         </w:rPr>
       </w:pPr>
       <w:r>
         <w:rPr>
-          <w:rFonts w:hint="default"/>
+          <w:rFonts w:hint="eastAsia"/>
           <w:lang w:val="en-US" w:eastAsia="zh-CN"/>
         </w:rPr>
         <w:tab/>
       </w:r>
       <w:r>
         <w:rPr>
-          <w:rFonts w:hint="default"/>
-          <w:position w:val="-56"/>
+          <w:rFonts w:hint="eastAsia"/>
+          <w:position w:val="-14"/>
           <w:lang w:val="en-US" w:eastAsia="zh-CN"/>
         </w:rPr>
         <w:object>
-          <v:shape id="_x0000_i1190" o:spt="75" type="#_x0000_t75" style="height:64pt;width:117pt;" o:ole="t" filled="f" o:preferrelative="t" stroked="f" coordsize="21600,21600">
+          <v:shape id="_x0000_i1191" o:spt="75" type="#_x0000_t75" style="height:22pt;width:83pt;" o:ole="t" filled="f" o:preferrelative="t" stroked="f" coordsize="21600,21600">
             <v:path/>
             <v:fill on="f" focussize="0,0"/>
             <v:stroke on="f"/>
-            <v:imagedata r:id="rId339" o:title=""/>
+            <v:imagedata r:id="rId341" o:title=""/>
             <o:lock v:ext="edit" aspectratio="t"/>
             <w10:wrap type="none"/>
             <w10:anchorlock/>
           </v:shape>
-          <o:OLEObject Type="Embed" ProgID="DSEquations" ShapeID="_x0000_i1190" DrawAspect="Content" ObjectID="_1468075891" r:id="rId338">
+          <o:OLEObject Type="Embed" ProgID="DSEquations" ShapeID="_x0000_i1191" DrawAspect="Content" ObjectID="_1468075892" r:id="rId340">
             <o:LockedField>false</o:LockedField>
           </o:OLEObject>
         </w:object>
       </w:r>
       <w:r>
         <w:rPr>
+          <w:rFonts w:hint="eastAsia"/>
+          <w:lang w:val="en-US" w:eastAsia="zh-CN"/>
+        </w:rPr>
+        <w:t xml:space="preserve"> </w:t>
+      </w:r>
+      <w:r>
+        <w:rPr>
+          <w:rFonts w:hint="eastAsia"/>
+          <w:lang w:val="en-US" w:eastAsia="zh-CN"/>
+        </w:rPr>
+        <w:tab/>
+      </w:r>
+      <w:r>
+        <w:rPr>
+          <w:rFonts w:hint="eastAsia"/>
+          <w:lang w:val="en-US" w:eastAsia="zh-CN"/>
+        </w:rPr>
+        <w:fldChar w:fldCharType="begin"/>
+      </w:r>
+      <w:r>
+        <w:rPr>
+          <w:rFonts w:hint="eastAsia"/>
+          <w:lang w:val="en-US" w:eastAsia="zh-CN"/>
+        </w:rPr>
+        <w:instrText xml:space="preserve"> MACROBUTTON MTPlaceRef \* MERGEFORMAT </w:instrText>
+      </w:r>
+      <w:r>
+        <w:rPr>
+          <w:rFonts w:hint="eastAsia"/>
+          <w:lang w:val="en-US" w:eastAsia="zh-CN"/>
+        </w:rPr>
+        <w:fldChar w:fldCharType="begin"/>
+      </w:r>
+      <w:r>
+        <w:rPr>
+          <w:rFonts w:hint="eastAsia"/>
+          <w:lang w:val="en-US" w:eastAsia="zh-CN"/>
+        </w:rPr>
+        <w:instrText xml:space="preserve"> SEQ MTEqn \h \* MERGEFORMAT </w:instrText>
+      </w:r>
+      <w:r>
+        <w:rPr>
+          <w:rFonts w:hint="eastAsia"/>
+          <w:lang w:val="en-US" w:eastAsia="zh-CN"/>
+        </w:rPr>
+        <w:fldChar w:fldCharType="separate"/>
+      </w:r>
+      <w:r>
+        <w:rPr>
+          <w:rFonts w:hint="eastAsia"/>
+          <w:lang w:val="en-US" w:eastAsia="zh-CN"/>
+        </w:rPr>
+        <w:fldChar w:fldCharType="end"/>
+      </w:r>
+      <w:r>
+        <w:rPr>
+          <w:rFonts w:hint="eastAsia"/>
+          <w:lang w:val="en-US" w:eastAsia="zh-CN"/>
+        </w:rPr>
+        <w:instrText xml:space="preserve">(</w:instrText>
+      </w:r>
+      <w:r>
+        <w:rPr>
+          <w:rFonts w:hint="eastAsia"/>
+          <w:lang w:val="en-US" w:eastAsia="zh-CN"/>
+        </w:rPr>
+        <w:fldChar w:fldCharType="begin"/>
+      </w:r>
+      <w:r>
+        <w:rPr>
+          <w:rFonts w:hint="eastAsia"/>
+          <w:lang w:val="en-US" w:eastAsia="zh-CN"/>
+        </w:rPr>
+        <w:instrText xml:space="preserve"> SEQ MTChap \c \* Arabic \* MERGEFORMAT </w:instrText>
+      </w:r>
+      <w:r>
+        <w:rPr>
+          <w:rFonts w:hint="eastAsia"/>
+          <w:lang w:val="en-US" w:eastAsia="zh-CN"/>
+        </w:rPr>
+        <w:fldChar w:fldCharType="separate"/>
+      </w:r>
+      <w:r>
+        <w:instrText xml:space="preserve">6</w:instrText>
+      </w:r>
+      <w:r>
+        <w:rPr>
+          <w:rFonts w:hint="eastAsia"/>
+          <w:lang w:val="en-US" w:eastAsia="zh-CN"/>
+        </w:rPr>
+        <w:fldChar w:fldCharType="end"/>
+      </w:r>
+      <w:r>
+        <w:rPr>
+          <w:rFonts w:hint="eastAsia"/>
+          <w:lang w:val="en-US" w:eastAsia="zh-CN"/>
+        </w:rPr>
+        <w:instrText xml:space="preserve">-</w:instrText>
+      </w:r>
+      <w:r>
+        <w:rPr>
+          <w:rFonts w:hint="eastAsia"/>
+          <w:lang w:val="en-US" w:eastAsia="zh-CN"/>
+        </w:rPr>
+        <w:fldChar w:fldCharType="begin"/>
+      </w:r>
+      <w:r>
+        <w:rPr>
+          <w:rFonts w:hint="eastAsia"/>
+          <w:lang w:val="en-US" w:eastAsia="zh-CN"/>
+        </w:rPr>
+        <w:instrText xml:space="preserve"> SEQ MTEqn \c \* Arabic \* MERGEFORMAT </w:instrText>
+      </w:r>
+      <w:r>
+        <w:rPr>
+          <w:rFonts w:hint="eastAsia"/>
+          <w:lang w:val="en-US" w:eastAsia="zh-CN"/>
+        </w:rPr>
+        <w:fldChar w:fldCharType="separate"/>
+      </w:r>
+      <w:r>
+        <w:instrText xml:space="preserve">25</w:instrText>
+      </w:r>
+      <w:r>
+        <w:rPr>
+          <w:rFonts w:hint="eastAsia"/>
+          <w:lang w:val="en-US" w:eastAsia="zh-CN"/>
+        </w:rPr>
+        <w:fldChar w:fldCharType="end"/>
+      </w:r>
+      <w:r>
+        <w:rPr>
+          <w:rFonts w:hint="eastAsia"/>
+          <w:lang w:val="en-US" w:eastAsia="zh-CN"/>
+        </w:rPr>
+        <w:instrText xml:space="preserve">)</w:instrText>
+      </w:r>
+      <w:r>
+        <w:rPr>
+          <w:rFonts w:hint="eastAsia"/>
+          <w:lang w:val="en-US" w:eastAsia="zh-CN"/>
+        </w:rPr>
+        <w:fldChar w:fldCharType="separate"/>
+      </w:r>
+      <w:r>
+        <w:rPr>
+          <w:rFonts w:hint="eastAsia"/>
+          <w:lang w:val="en-US" w:eastAsia="zh-CN"/>
+        </w:rPr>
+        <w:fldChar w:fldCharType="end"/>
+      </w:r>
+    </w:p>
+    <w:p>
+      <w:pPr>
+        <w:pStyle w:val="6"/>
+        <w:bidi w:val="0"/>
+        <w:rPr>
           <w:rFonts w:hint="default"/>
           <w:lang w:val="en-US" w:eastAsia="zh-CN"/>
         </w:rPr>
+      </w:pPr>
+      <w:r>
+        <w:rPr>
+          <w:rFonts w:hint="eastAsia"/>
+          <w:lang w:val="en-US" w:eastAsia="zh-CN"/>
+        </w:rPr>
+        <w:tab/>
+      </w:r>
+      <w:r>
+        <w:rPr>
+          <w:rFonts w:hint="eastAsia"/>
+          <w:position w:val="-14"/>
+          <w:lang w:val="en-US" w:eastAsia="zh-CN"/>
+        </w:rPr>
+        <w:object>
+          <v:shape id="_x0000_i1218" o:spt="75" type="#_x0000_t75" style="height:22pt;width:87pt;" o:ole="t" filled="f" o:preferrelative="t" stroked="f" coordsize="21600,21600">
+            <v:path/>
+            <v:fill on="f" focussize="0,0"/>
+            <v:stroke on="f"/>
+            <v:imagedata r:id="rId343" o:title=""/>
+            <o:lock v:ext="edit" aspectratio="t"/>
+            <w10:wrap type="none"/>
+            <w10:anchorlock/>
+          </v:shape>
+          <o:OLEObject Type="Embed" ProgID="DSEquations" ShapeID="_x0000_i1218" DrawAspect="Content" ObjectID="_1468075893" r:id="rId342">
+            <o:LockedField>false</o:LockedField>
+          </o:OLEObject>
+        </w:object>
+      </w:r>
+      <w:r>
+        <w:rPr>
+          <w:rFonts w:hint="eastAsia"/>
+          <w:lang w:val="en-US" w:eastAsia="zh-CN"/>
+        </w:rPr>
         <w:t xml:space="preserve"> </w:t>
       </w:r>
       <w:r>
@@ -26956,7 +27359,7 @@
         <w:fldChar w:fldCharType="separate"/>
       </w:r>
       <w:r>
-        <w:instrText xml:space="preserve">24</w:instrText>
+        <w:instrText xml:space="preserve">26</w:instrText>
       </w:r>
       <w:r>
         <w:rPr>
@@ -26985,6 +27388,40 @@
           <w:lang w:val="en-US" w:eastAsia="zh-CN"/>
         </w:rPr>
         <w:fldChar w:fldCharType="end"/>
+      </w:r>
+    </w:p>
+    <w:p>
+      <w:pPr>
+        <w:keepNext w:val="0"/>
+        <w:keepLines w:val="0"/>
+        <w:pageBreakBefore w:val="0"/>
+        <w:widowControl w:val="0"/>
+        <w:numPr>
+          <w:ilvl w:val="0"/>
+          <w:numId w:val="0"/>
+        </w:numPr>
+        <w:kinsoku/>
+        <w:wordWrap/>
+        <w:overflowPunct/>
+        <w:topLinePunct w:val="0"/>
+        <w:autoSpaceDE/>
+        <w:autoSpaceDN/>
+        <w:bidi w:val="0"/>
+        <w:adjustRightInd/>
+        <w:snapToGrid/>
+        <w:jc w:val="both"/>
+        <w:textAlignment w:val="auto"/>
+        <w:rPr>
+          <w:rFonts w:hint="default"/>
+          <w:lang w:val="en-US" w:eastAsia="zh-CN"/>
+        </w:rPr>
+      </w:pPr>
+      <w:r>
+        <w:rPr>
+          <w:rFonts w:hint="eastAsia"/>
+          <w:lang w:val="en-US" w:eastAsia="zh-CN"/>
+        </w:rPr>
+        <w:t>6.4 目标函数</w:t>
       </w:r>
     </w:p>
     <w:p>
@@ -27010,7 +27447,7 @@
         <w:jc w:val="both"/>
         <w:textAlignment w:val="auto"/>
         <w:rPr>
-          <w:rFonts w:hint="eastAsia"/>
+          <w:rFonts w:hint="default"/>
           <w:lang w:val="en-US" w:eastAsia="zh-CN"/>
         </w:rPr>
       </w:pPr>
@@ -27019,7 +27456,7 @@
           <w:rFonts w:hint="eastAsia"/>
           <w:lang w:val="en-US" w:eastAsia="zh-CN"/>
         </w:rPr>
-        <w:t>预测支路潮流约束：</w:t>
+        <w:t>目标函数不做修改：</w:t>
       </w:r>
     </w:p>
     <w:p>
@@ -27041,20 +27478,20 @@
       <w:r>
         <w:rPr>
           <w:rFonts w:hint="eastAsia"/>
-          <w:position w:val="-14"/>
+          <w:position w:val="-36"/>
           <w:lang w:val="en-US" w:eastAsia="zh-CN"/>
         </w:rPr>
         <w:object>
-          <v:shape id="_x0000_i1191" o:spt="75" type="#_x0000_t75" style="height:22pt;width:83pt;" o:ole="t" filled="f" o:preferrelative="t" stroked="f" coordsize="21600,21600">
+          <v:shape id="_x0000_i1193" o:spt="75" type="#_x0000_t75" style="height:36pt;width:257pt;" o:ole="t" filled="f" o:preferrelative="t" stroked="f" coordsize="21600,21600">
             <v:path/>
             <v:fill on="f" focussize="0,0"/>
             <v:stroke on="f"/>
-            <v:imagedata r:id="rId341" o:title=""/>
+            <v:imagedata r:id="rId345" o:title=""/>
             <o:lock v:ext="edit" aspectratio="t"/>
             <w10:wrap type="none"/>
             <w10:anchorlock/>
           </v:shape>
-          <o:OLEObject Type="Embed" ProgID="DSEquations" ShapeID="_x0000_i1191" DrawAspect="Content" ObjectID="_1468075892" r:id="rId340">
+          <o:OLEObject Type="Embed" ProgID="DSEquations" ShapeID="_x0000_i1193" DrawAspect="Content" ObjectID="_1468075894" r:id="rId344">
             <o:LockedField>false</o:LockedField>
           </o:OLEObject>
         </w:object>
@@ -27182,7 +27619,7 @@
         <w:fldChar w:fldCharType="separate"/>
       </w:r>
       <w:r>
-        <w:instrText xml:space="preserve">25</w:instrText>
+        <w:instrText xml:space="preserve">27</w:instrText>
       </w:r>
       <w:r>
         <w:rPr>
@@ -27211,231 +27648,6 @@
           <w:lang w:val="en-US" w:eastAsia="zh-CN"/>
         </w:rPr>
         <w:fldChar w:fldCharType="end"/>
-      </w:r>
-    </w:p>
-    <w:p>
-      <w:pPr>
-        <w:pStyle w:val="6"/>
-        <w:bidi w:val="0"/>
-        <w:rPr>
-          <w:rFonts w:hint="default"/>
-          <w:lang w:val="en-US" w:eastAsia="zh-CN"/>
-        </w:rPr>
-      </w:pPr>
-      <w:r>
-        <w:rPr>
-          <w:rFonts w:hint="eastAsia"/>
-          <w:lang w:val="en-US" w:eastAsia="zh-CN"/>
-        </w:rPr>
-        <w:tab/>
-      </w:r>
-      <w:r>
-        <w:rPr>
-          <w:rFonts w:hint="eastAsia"/>
-          <w:position w:val="-14"/>
-          <w:lang w:val="en-US" w:eastAsia="zh-CN"/>
-        </w:rPr>
-        <w:object>
-          <v:shape id="_x0000_i1192" o:spt="75" type="#_x0000_t75" style="height:22pt;width:87pt;" o:ole="t" filled="f" o:preferrelative="t" stroked="f" coordsize="21600,21600">
-            <v:path/>
-            <v:fill on="f" focussize="0,0"/>
-            <v:stroke on="f"/>
-            <v:imagedata r:id="rId343" o:title=""/>
-            <o:lock v:ext="edit" aspectratio="t"/>
-            <w10:wrap type="none"/>
-            <w10:anchorlock/>
-          </v:shape>
-          <o:OLEObject Type="Embed" ProgID="DSEquations" ShapeID="_x0000_i1192" DrawAspect="Content" ObjectID="_1468075893" r:id="rId342">
-            <o:LockedField>false</o:LockedField>
-          </o:OLEObject>
-        </w:object>
-      </w:r>
-      <w:r>
-        <w:rPr>
-          <w:rFonts w:hint="eastAsia"/>
-          <w:lang w:val="en-US" w:eastAsia="zh-CN"/>
-        </w:rPr>
-        <w:t xml:space="preserve"> </w:t>
-      </w:r>
-      <w:r>
-        <w:rPr>
-          <w:rFonts w:hint="eastAsia"/>
-          <w:lang w:val="en-US" w:eastAsia="zh-CN"/>
-        </w:rPr>
-        <w:tab/>
-      </w:r>
-      <w:r>
-        <w:rPr>
-          <w:rFonts w:hint="eastAsia"/>
-          <w:lang w:val="en-US" w:eastAsia="zh-CN"/>
-        </w:rPr>
-        <w:fldChar w:fldCharType="begin"/>
-      </w:r>
-      <w:r>
-        <w:rPr>
-          <w:rFonts w:hint="eastAsia"/>
-          <w:lang w:val="en-US" w:eastAsia="zh-CN"/>
-        </w:rPr>
-        <w:instrText xml:space="preserve"> MACROBUTTON MTPlaceRef \* MERGEFORMAT </w:instrText>
-      </w:r>
-      <w:r>
-        <w:rPr>
-          <w:rFonts w:hint="eastAsia"/>
-          <w:lang w:val="en-US" w:eastAsia="zh-CN"/>
-        </w:rPr>
-        <w:fldChar w:fldCharType="begin"/>
-      </w:r>
-      <w:r>
-        <w:rPr>
-          <w:rFonts w:hint="eastAsia"/>
-          <w:lang w:val="en-US" w:eastAsia="zh-CN"/>
-        </w:rPr>
-        <w:instrText xml:space="preserve"> SEQ MTEqn \h \* MERGEFORMAT </w:instrText>
-      </w:r>
-      <w:r>
-        <w:rPr>
-          <w:rFonts w:hint="eastAsia"/>
-          <w:lang w:val="en-US" w:eastAsia="zh-CN"/>
-        </w:rPr>
-        <w:fldChar w:fldCharType="separate"/>
-      </w:r>
-      <w:r>
-        <w:rPr>
-          <w:rFonts w:hint="eastAsia"/>
-          <w:lang w:val="en-US" w:eastAsia="zh-CN"/>
-        </w:rPr>
-        <w:fldChar w:fldCharType="end"/>
-      </w:r>
-      <w:r>
-        <w:rPr>
-          <w:rFonts w:hint="eastAsia"/>
-          <w:lang w:val="en-US" w:eastAsia="zh-CN"/>
-        </w:rPr>
-        <w:instrText xml:space="preserve">(</w:instrText>
-      </w:r>
-      <w:r>
-        <w:rPr>
-          <w:rFonts w:hint="eastAsia"/>
-          <w:lang w:val="en-US" w:eastAsia="zh-CN"/>
-        </w:rPr>
-        <w:fldChar w:fldCharType="begin"/>
-      </w:r>
-      <w:r>
-        <w:rPr>
-          <w:rFonts w:hint="eastAsia"/>
-          <w:lang w:val="en-US" w:eastAsia="zh-CN"/>
-        </w:rPr>
-        <w:instrText xml:space="preserve"> SEQ MTChap \c \* Arabic \* MERGEFORMAT </w:instrText>
-      </w:r>
-      <w:r>
-        <w:rPr>
-          <w:rFonts w:hint="eastAsia"/>
-          <w:lang w:val="en-US" w:eastAsia="zh-CN"/>
-        </w:rPr>
-        <w:fldChar w:fldCharType="separate"/>
-      </w:r>
-      <w:r>
-        <w:instrText xml:space="preserve">6</w:instrText>
-      </w:r>
-      <w:r>
-        <w:rPr>
-          <w:rFonts w:hint="eastAsia"/>
-          <w:lang w:val="en-US" w:eastAsia="zh-CN"/>
-        </w:rPr>
-        <w:fldChar w:fldCharType="end"/>
-      </w:r>
-      <w:r>
-        <w:rPr>
-          <w:rFonts w:hint="eastAsia"/>
-          <w:lang w:val="en-US" w:eastAsia="zh-CN"/>
-        </w:rPr>
-        <w:instrText xml:space="preserve">-</w:instrText>
-      </w:r>
-      <w:r>
-        <w:rPr>
-          <w:rFonts w:hint="eastAsia"/>
-          <w:lang w:val="en-US" w:eastAsia="zh-CN"/>
-        </w:rPr>
-        <w:fldChar w:fldCharType="begin"/>
-      </w:r>
-      <w:r>
-        <w:rPr>
-          <w:rFonts w:hint="eastAsia"/>
-          <w:lang w:val="en-US" w:eastAsia="zh-CN"/>
-        </w:rPr>
-        <w:instrText xml:space="preserve"> SEQ MTEqn \c \* Arabic \* MERGEFORMAT </w:instrText>
-      </w:r>
-      <w:r>
-        <w:rPr>
-          <w:rFonts w:hint="eastAsia"/>
-          <w:lang w:val="en-US" w:eastAsia="zh-CN"/>
-        </w:rPr>
-        <w:fldChar w:fldCharType="separate"/>
-      </w:r>
-      <w:r>
-        <w:instrText xml:space="preserve">26</w:instrText>
-      </w:r>
-      <w:r>
-        <w:rPr>
-          <w:rFonts w:hint="eastAsia"/>
-          <w:lang w:val="en-US" w:eastAsia="zh-CN"/>
-        </w:rPr>
-        <w:fldChar w:fldCharType="end"/>
-      </w:r>
-      <w:r>
-        <w:rPr>
-          <w:rFonts w:hint="eastAsia"/>
-          <w:lang w:val="en-US" w:eastAsia="zh-CN"/>
-        </w:rPr>
-        <w:instrText xml:space="preserve">)</w:instrText>
-      </w:r>
-      <w:r>
-        <w:rPr>
-          <w:rFonts w:hint="eastAsia"/>
-          <w:lang w:val="en-US" w:eastAsia="zh-CN"/>
-        </w:rPr>
-        <w:fldChar w:fldCharType="separate"/>
-      </w:r>
-      <w:r>
-        <w:rPr>
-          <w:rFonts w:hint="eastAsia"/>
-          <w:lang w:val="en-US" w:eastAsia="zh-CN"/>
-        </w:rPr>
-        <w:fldChar w:fldCharType="end"/>
-      </w:r>
-    </w:p>
-    <w:p>
-      <w:pPr>
-        <w:keepNext w:val="0"/>
-        <w:keepLines w:val="0"/>
-        <w:pageBreakBefore w:val="0"/>
-        <w:widowControl w:val="0"/>
-        <w:numPr>
-          <w:ilvl w:val="0"/>
-          <w:numId w:val="0"/>
-        </w:numPr>
-        <w:kinsoku/>
-        <w:wordWrap/>
-        <w:overflowPunct/>
-        <w:topLinePunct w:val="0"/>
-        <w:autoSpaceDE/>
-        <w:autoSpaceDN/>
-        <w:bidi w:val="0"/>
-        <w:adjustRightInd/>
-        <w:snapToGrid/>
-        <w:jc w:val="both"/>
-        <w:textAlignment w:val="auto"/>
-        <w:rPr>
-          <w:rFonts w:hint="default"/>
-          <w:lang w:val="en-US" w:eastAsia="zh-CN"/>
-        </w:rPr>
-      </w:pPr>
-      <w:r>
-        <w:rPr>
-          <w:rFonts w:hint="eastAsia"/>
-          <w:lang w:val="en-US" w:eastAsia="zh-CN"/>
-        </w:rPr>
-        <w:t>6.4 目标函数</w:t>
       </w:r>
     </w:p>
     <w:p>
@@ -27461,7 +27673,7 @@
         <w:jc w:val="both"/>
         <w:textAlignment w:val="auto"/>
         <w:rPr>
-          <w:rFonts w:hint="default"/>
+          <w:rFonts w:hint="eastAsia"/>
           <w:lang w:val="en-US" w:eastAsia="zh-CN"/>
         </w:rPr>
       </w:pPr>
@@ -27470,198 +27682,7 @@
           <w:rFonts w:hint="eastAsia"/>
           <w:lang w:val="en-US" w:eastAsia="zh-CN"/>
         </w:rPr>
-        <w:t>目标函数不做修改：</w:t>
-      </w:r>
-    </w:p>
-    <w:p>
-      <w:pPr>
-        <w:pStyle w:val="6"/>
-        <w:bidi w:val="0"/>
-        <w:rPr>
-          <w:rFonts w:hint="default"/>
-          <w:lang w:val="en-US" w:eastAsia="zh-CN"/>
-        </w:rPr>
-      </w:pPr>
-      <w:r>
-        <w:rPr>
-          <w:rFonts w:hint="eastAsia"/>
-          <w:lang w:val="en-US" w:eastAsia="zh-CN"/>
-        </w:rPr>
-        <w:tab/>
-      </w:r>
-      <w:r>
-        <w:rPr>
-          <w:rFonts w:hint="eastAsia"/>
-          <w:position w:val="-36"/>
-          <w:lang w:val="en-US" w:eastAsia="zh-CN"/>
-        </w:rPr>
-        <w:object>
-          <v:shape id="_x0000_i1193" o:spt="75" type="#_x0000_t75" style="height:36pt;width:257pt;" o:ole="t" filled="f" o:preferrelative="t" stroked="f" coordsize="21600,21600">
-            <v:path/>
-            <v:fill on="f" focussize="0,0"/>
-            <v:stroke on="f"/>
-            <v:imagedata r:id="rId345" o:title=""/>
-            <o:lock v:ext="edit" aspectratio="t"/>
-            <w10:wrap type="none"/>
-            <w10:anchorlock/>
-          </v:shape>
-          <o:OLEObject Type="Embed" ProgID="DSEquations" ShapeID="_x0000_i1193" DrawAspect="Content" ObjectID="_1468075894" r:id="rId344">
-            <o:LockedField>false</o:LockedField>
-          </o:OLEObject>
-        </w:object>
-      </w:r>
-      <w:r>
-        <w:rPr>
-          <w:rFonts w:hint="eastAsia"/>
-          <w:lang w:val="en-US" w:eastAsia="zh-CN"/>
-        </w:rPr>
-        <w:t xml:space="preserve"> </w:t>
-      </w:r>
-      <w:r>
-        <w:rPr>
-          <w:rFonts w:hint="eastAsia"/>
-          <w:lang w:val="en-US" w:eastAsia="zh-CN"/>
-        </w:rPr>
-        <w:tab/>
-      </w:r>
-      <w:r>
-        <w:rPr>
-          <w:rFonts w:hint="eastAsia"/>
-          <w:lang w:val="en-US" w:eastAsia="zh-CN"/>
-        </w:rPr>
-        <w:fldChar w:fldCharType="begin"/>
-      </w:r>
-      <w:r>
-        <w:rPr>
-          <w:rFonts w:hint="eastAsia"/>
-          <w:lang w:val="en-US" w:eastAsia="zh-CN"/>
-        </w:rPr>
-        <w:instrText xml:space="preserve"> MACROBUTTON MTPlaceRef \* MERGEFORMAT </w:instrText>
-      </w:r>
-      <w:r>
-        <w:rPr>
-          <w:rFonts w:hint="eastAsia"/>
-          <w:lang w:val="en-US" w:eastAsia="zh-CN"/>
-        </w:rPr>
-        <w:fldChar w:fldCharType="begin"/>
-      </w:r>
-      <w:r>
-        <w:rPr>
-          <w:rFonts w:hint="eastAsia"/>
-          <w:lang w:val="en-US" w:eastAsia="zh-CN"/>
-        </w:rPr>
-        <w:instrText xml:space="preserve"> SEQ MTEqn \h \* MERGEFORMAT </w:instrText>
-      </w:r>
-      <w:r>
-        <w:rPr>
-          <w:rFonts w:hint="eastAsia"/>
-          <w:lang w:val="en-US" w:eastAsia="zh-CN"/>
-        </w:rPr>
-        <w:fldChar w:fldCharType="separate"/>
-      </w:r>
-      <w:r>
-        <w:rPr>
-          <w:rFonts w:hint="eastAsia"/>
-          <w:lang w:val="en-US" w:eastAsia="zh-CN"/>
-        </w:rPr>
-        <w:fldChar w:fldCharType="end"/>
-      </w:r>
-      <w:r>
-        <w:rPr>
-          <w:rFonts w:hint="eastAsia"/>
-          <w:lang w:val="en-US" w:eastAsia="zh-CN"/>
-        </w:rPr>
-        <w:instrText xml:space="preserve">(</w:instrText>
-      </w:r>
-      <w:r>
-        <w:rPr>
-          <w:rFonts w:hint="eastAsia"/>
-          <w:lang w:val="en-US" w:eastAsia="zh-CN"/>
-        </w:rPr>
-        <w:fldChar w:fldCharType="begin"/>
-      </w:r>
-      <w:r>
-        <w:rPr>
-          <w:rFonts w:hint="eastAsia"/>
-          <w:lang w:val="en-US" w:eastAsia="zh-CN"/>
-        </w:rPr>
-        <w:instrText xml:space="preserve"> SEQ MTChap \c \* Arabic \* MERGEFORMAT </w:instrText>
-      </w:r>
-      <w:r>
-        <w:rPr>
-          <w:rFonts w:hint="eastAsia"/>
-          <w:lang w:val="en-US" w:eastAsia="zh-CN"/>
-        </w:rPr>
-        <w:fldChar w:fldCharType="separate"/>
-      </w:r>
-      <w:r>
-        <w:instrText xml:space="preserve">6</w:instrText>
-      </w:r>
-      <w:r>
-        <w:rPr>
-          <w:rFonts w:hint="eastAsia"/>
-          <w:lang w:val="en-US" w:eastAsia="zh-CN"/>
-        </w:rPr>
-        <w:fldChar w:fldCharType="end"/>
-      </w:r>
-      <w:r>
-        <w:rPr>
-          <w:rFonts w:hint="eastAsia"/>
-          <w:lang w:val="en-US" w:eastAsia="zh-CN"/>
-        </w:rPr>
-        <w:instrText xml:space="preserve">-</w:instrText>
-      </w:r>
-      <w:r>
-        <w:rPr>
-          <w:rFonts w:hint="eastAsia"/>
-          <w:lang w:val="en-US" w:eastAsia="zh-CN"/>
-        </w:rPr>
-        <w:fldChar w:fldCharType="begin"/>
-      </w:r>
-      <w:r>
-        <w:rPr>
-          <w:rFonts w:hint="eastAsia"/>
-          <w:lang w:val="en-US" w:eastAsia="zh-CN"/>
-        </w:rPr>
-        <w:instrText xml:space="preserve"> SEQ MTEqn \c \* Arabic \* MERGEFORMAT </w:instrText>
-      </w:r>
-      <w:r>
-        <w:rPr>
-          <w:rFonts w:hint="eastAsia"/>
-          <w:lang w:val="en-US" w:eastAsia="zh-CN"/>
-        </w:rPr>
-        <w:fldChar w:fldCharType="separate"/>
-      </w:r>
-      <w:r>
-        <w:instrText xml:space="preserve">27</w:instrText>
-      </w:r>
-      <w:r>
-        <w:rPr>
-          <w:rFonts w:hint="eastAsia"/>
-          <w:lang w:val="en-US" w:eastAsia="zh-CN"/>
-        </w:rPr>
-        <w:fldChar w:fldCharType="end"/>
-      </w:r>
-      <w:r>
-        <w:rPr>
-          <w:rFonts w:hint="eastAsia"/>
-          <w:lang w:val="en-US" w:eastAsia="zh-CN"/>
-        </w:rPr>
-        <w:instrText xml:space="preserve">)</w:instrText>
-      </w:r>
-      <w:r>
-        <w:rPr>
-          <w:rFonts w:hint="eastAsia"/>
-          <w:lang w:val="en-US" w:eastAsia="zh-CN"/>
-        </w:rPr>
-        <w:fldChar w:fldCharType="separate"/>
-      </w:r>
-      <w:r>
-        <w:rPr>
-          <w:rFonts w:hint="eastAsia"/>
-          <w:lang w:val="en-US" w:eastAsia="zh-CN"/>
-        </w:rPr>
-        <w:fldChar w:fldCharType="end"/>
+        <w:t>结合之前的线路不确定参数路鲁棒化，可以发现这里优化目标惩罚的是不确定集合内可能出现的最严重电压越限，而不是仅针对某个标称线路参数的电压越限。</w:t>
       </w:r>
     </w:p>
     <w:p>
@@ -27687,7 +27708,7 @@
         <w:jc w:val="both"/>
         <w:textAlignment w:val="auto"/>
         <w:rPr>
-          <w:rFonts w:hint="eastAsia"/>
+          <w:rFonts w:hint="default"/>
           <w:lang w:val="en-US" w:eastAsia="zh-CN"/>
         </w:rPr>
       </w:pPr>
@@ -27696,7 +27717,41 @@
           <w:rFonts w:hint="eastAsia"/>
           <w:lang w:val="en-US" w:eastAsia="zh-CN"/>
         </w:rPr>
-        <w:t>结合之前的线路不确定参数路鲁棒化，可以发现这里优化目标惩罚的是不确定集合内可能出现的最严重电压越限，而不是仅针对某个标称线路参数的电压越限。</w:t>
+        <w:t>在两类松弛量的目标权重均为正时，最优解中的松弛量将取满足相应约束所需的最小值。这一目标与原始研究的鲁棒电压调控目的保持一致。</w:t>
+      </w:r>
+    </w:p>
+    <w:p>
+      <w:pPr>
+        <w:keepNext w:val="0"/>
+        <w:keepLines w:val="0"/>
+        <w:pageBreakBefore w:val="0"/>
+        <w:widowControl w:val="0"/>
+        <w:numPr>
+          <w:ilvl w:val="0"/>
+          <w:numId w:val="0"/>
+        </w:numPr>
+        <w:kinsoku/>
+        <w:wordWrap/>
+        <w:overflowPunct/>
+        <w:topLinePunct w:val="0"/>
+        <w:autoSpaceDE/>
+        <w:autoSpaceDN/>
+        <w:bidi w:val="0"/>
+        <w:adjustRightInd/>
+        <w:snapToGrid/>
+        <w:jc w:val="both"/>
+        <w:textAlignment w:val="auto"/>
+        <w:rPr>
+          <w:rFonts w:hint="default"/>
+          <w:lang w:val="en-US" w:eastAsia="zh-CN"/>
+        </w:rPr>
+      </w:pPr>
+      <w:r>
+        <w:rPr>
+          <w:rFonts w:hint="eastAsia"/>
+          <w:lang w:val="en-US" w:eastAsia="zh-CN"/>
+        </w:rPr>
+        <w:t>6.5 单步鲁棒MILP模型</w:t>
       </w:r>
     </w:p>
     <w:p>
@@ -27731,7 +27786,35 @@
           <w:rFonts w:hint="eastAsia"/>
           <w:lang w:val="en-US" w:eastAsia="zh-CN"/>
         </w:rPr>
-        <w:t>在两类松弛量的目标权重均为正时，最优解中的松弛量将取满足相应约束所需的最小值。这一目标与原始研究的鲁棒电压调控目的保持一致。</w:t>
+        <w:t>整合以上研究，我们得到可求解的MILP模型</w:t>
+      </w:r>
+      <w:r>
+        <w:rPr>
+          <w:rFonts w:hint="eastAsia"/>
+          <w:position w:val="-14"/>
+          <w:lang w:val="en-US" w:eastAsia="zh-CN"/>
+        </w:rPr>
+        <w:object>
+          <v:shape id="_x0000_i1194" o:spt="75" type="#_x0000_t75" style="height:22pt;width:24.95pt;" o:ole="t" filled="f" o:preferrelative="t" stroked="f" coordsize="21600,21600">
+            <v:path/>
+            <v:fill on="f" focussize="0,0"/>
+            <v:stroke on="f"/>
+            <v:imagedata r:id="rId347" o:title=""/>
+            <o:lock v:ext="edit" aspectratio="t"/>
+            <w10:wrap type="none"/>
+            <w10:anchorlock/>
+          </v:shape>
+          <o:OLEObject Type="Embed" ProgID="DSEquations" ShapeID="_x0000_i1194" DrawAspect="Content" ObjectID="_1468075895" r:id="rId346">
+            <o:LockedField>false</o:LockedField>
+          </o:OLEObject>
+        </w:object>
+      </w:r>
+      <w:r>
+        <w:rPr>
+          <w:rFonts w:hint="eastAsia"/>
+          <w:lang w:val="en-US" w:eastAsia="zh-CN"/>
+        </w:rPr>
+        <w:t>：</w:t>
       </w:r>
     </w:p>
     <w:p>
@@ -27753,13 +27836,34 @@
         <w:bidi w:val="0"/>
         <w:adjustRightInd/>
         <w:snapToGrid/>
-        <w:jc w:val="both"/>
+        <w:jc w:val="center"/>
         <w:textAlignment w:val="auto"/>
         <w:rPr>
           <w:rFonts w:hint="default"/>
           <w:lang w:val="en-US" w:eastAsia="zh-CN"/>
         </w:rPr>
       </w:pPr>
+      <w:r>
+        <w:rPr>
+          <w:rFonts w:hint="default"/>
+          <w:position w:val="-36"/>
+          <w:lang w:val="en-US" w:eastAsia="zh-CN"/>
+        </w:rPr>
+        <w:object>
+          <v:shape id="_x0000_i1195" o:spt="75" alt="" type="#_x0000_t75" style="height:36pt;width:257pt;" o:ole="t" filled="f" o:preferrelative="t" stroked="f" coordsize="21600,21600">
+            <v:path/>
+            <v:fill on="f" focussize="0,0"/>
+            <v:stroke on="f"/>
+            <v:imagedata r:id="rId349" o:title=""/>
+            <o:lock v:ext="edit" aspectratio="t"/>
+            <w10:wrap type="none"/>
+            <w10:anchorlock/>
+          </v:shape>
+          <o:OLEObject Type="Embed" ProgID="DSEquations" ShapeID="_x0000_i1195" DrawAspect="Content" ObjectID="_1468075896" r:id="rId348">
+            <o:LockedField>false</o:LockedField>
+          </o:OLEObject>
+        </w:object>
+      </w:r>
     </w:p>
     <w:p>
       <w:pPr>
@@ -27780,7 +27884,7 @@
         <w:bidi w:val="0"/>
         <w:adjustRightInd/>
         <w:snapToGrid/>
-        <w:jc w:val="both"/>
+        <w:jc w:val="center"/>
         <w:textAlignment w:val="auto"/>
         <w:rPr>
           <w:rFonts w:hint="default"/>
@@ -27789,10 +27893,24 @@
       </w:pPr>
       <w:r>
         <w:rPr>
-          <w:rFonts w:hint="eastAsia"/>
-          <w:lang w:val="en-US" w:eastAsia="zh-CN"/>
-        </w:rPr>
-        <w:t>6.5 单步鲁棒MILP模型</w:t>
+          <w:rFonts w:hint="default"/>
+          <w:position w:val="-410"/>
+          <w:lang w:val="en-US" w:eastAsia="zh-CN"/>
+        </w:rPr>
+        <w:object>
+          <v:shape id="_x0000_i1196" o:spt="75" type="#_x0000_t75" style="height:415pt;width:270pt;" o:ole="t" filled="f" o:preferrelative="t" stroked="f" coordsize="21600,21600">
+            <v:path/>
+            <v:fill on="f" focussize="0,0"/>
+            <v:stroke on="f"/>
+            <v:imagedata r:id="rId351" o:title=""/>
+            <o:lock v:ext="edit" aspectratio="t"/>
+            <w10:wrap type="none"/>
+            <w10:anchorlock/>
+          </v:shape>
+          <o:OLEObject Type="Embed" ProgID="DSEquations" ShapeID="_x0000_i1196" DrawAspect="Content" ObjectID="_1468075897" r:id="rId350">
+            <o:LockedField>false</o:LockedField>
+          </o:OLEObject>
+        </w:object>
       </w:r>
     </w:p>
     <w:p>
@@ -27827,7 +27945,7 @@
           <w:rFonts w:hint="eastAsia"/>
           <w:lang w:val="en-US" w:eastAsia="zh-CN"/>
         </w:rPr>
-        <w:t>整合以上研究，我们得到可求解的MILP模型</w:t>
+        <w:t>模型</w:t>
       </w:r>
       <w:r>
         <w:rPr>
@@ -27836,7 +27954,7 @@
           <w:lang w:val="en-US" w:eastAsia="zh-CN"/>
         </w:rPr>
         <w:object>
-          <v:shape id="_x0000_i1194" o:spt="75" type="#_x0000_t75" style="height:22pt;width:24.95pt;" o:ole="t" filled="f" o:preferrelative="t" stroked="f" coordsize="21600,21600">
+          <v:shape id="_x0000_i1197" o:spt="75" type="#_x0000_t75" style="height:22pt;width:24.95pt;" o:ole="t" filled="f" o:preferrelative="t" stroked="f" coordsize="21600,21600">
             <v:path/>
             <v:fill on="f" focussize="0,0"/>
             <v:stroke on="f"/>
@@ -27845,7 +27963,7 @@
             <w10:wrap type="none"/>
             <w10:anchorlock/>
           </v:shape>
-          <o:OLEObject Type="Embed" ProgID="DSEquations" ShapeID="_x0000_i1194" DrawAspect="Content" ObjectID="_1468075895" r:id="rId346">
+          <o:OLEObject Type="Embed" ProgID="DSEquations" ShapeID="_x0000_i1197" DrawAspect="Content" ObjectID="_1468075898" r:id="rId352">
             <o:LockedField>false</o:LockedField>
           </o:OLEObject>
         </w:object>
@@ -27855,103 +27973,35 @@
           <w:rFonts w:hint="eastAsia"/>
           <w:lang w:val="en-US" w:eastAsia="zh-CN"/>
         </w:rPr>
-        <w:t>：</w:t>
-      </w:r>
-    </w:p>
-    <w:p>
-      <w:pPr>
-        <w:keepNext w:val="0"/>
-        <w:keepLines w:val="0"/>
-        <w:pageBreakBefore w:val="0"/>
-        <w:widowControl w:val="0"/>
-        <w:numPr>
-          <w:ilvl w:val="0"/>
-          <w:numId w:val="0"/>
-        </w:numPr>
-        <w:kinsoku/>
-        <w:wordWrap/>
-        <w:overflowPunct/>
-        <w:topLinePunct w:val="0"/>
-        <w:autoSpaceDE/>
-        <w:autoSpaceDN/>
-        <w:bidi w:val="0"/>
-        <w:adjustRightInd/>
-        <w:snapToGrid/>
-        <w:jc w:val="center"/>
-        <w:textAlignment w:val="auto"/>
-        <w:rPr>
-          <w:rFonts w:hint="default"/>
-          <w:lang w:val="en-US" w:eastAsia="zh-CN"/>
-        </w:rPr>
-      </w:pPr>
-      <w:r>
-        <w:rPr>
-          <w:rFonts w:hint="default"/>
-          <w:position w:val="-36"/>
+        <w:t xml:space="preserve"> 的求解依赖于t时刻已知的电网运行状态与设备控制输出，可以使用真实电网数据计算；也可以考虑使用静态模型</w:t>
+      </w:r>
+      <w:r>
+        <w:rPr>
+          <w:rFonts w:hint="eastAsia"/>
+          <w:position w:val="-14"/>
           <w:lang w:val="en-US" w:eastAsia="zh-CN"/>
         </w:rPr>
         <w:object>
-          <v:shape id="_x0000_i1195" o:spt="75" alt="" type="#_x0000_t75" style="height:36pt;width:257pt;" o:ole="t" filled="f" o:preferrelative="t" stroked="f" coordsize="21600,21600">
+          <v:shape id="_x0000_i1198" o:spt="75" type="#_x0000_t75" style="height:22pt;width:23pt;" o:ole="t" filled="f" o:preferrelative="t" stroked="f" coordsize="21600,21600">
             <v:path/>
             <v:fill on="f" focussize="0,0"/>
             <v:stroke on="f"/>
-            <v:imagedata r:id="rId349" o:title=""/>
+            <v:imagedata r:id="rId354" o:title=""/>
             <o:lock v:ext="edit" aspectratio="t"/>
             <w10:wrap type="none"/>
             <w10:anchorlock/>
           </v:shape>
-          <o:OLEObject Type="Embed" ProgID="DSEquations" ShapeID="_x0000_i1195" DrawAspect="Content" ObjectID="_1468075896" r:id="rId348">
+          <o:OLEObject Type="Embed" ProgID="DSEquations" ShapeID="_x0000_i1198" DrawAspect="Content" ObjectID="_1468075899" r:id="rId353">
             <o:LockedField>false</o:LockedField>
           </o:OLEObject>
         </w:object>
       </w:r>
-    </w:p>
-    <w:p>
-      <w:pPr>
-        <w:keepNext w:val="0"/>
-        <w:keepLines w:val="0"/>
-        <w:pageBreakBefore w:val="0"/>
-        <w:widowControl w:val="0"/>
-        <w:numPr>
-          <w:ilvl w:val="0"/>
-          <w:numId w:val="0"/>
-        </w:numPr>
-        <w:kinsoku/>
-        <w:wordWrap/>
-        <w:overflowPunct/>
-        <w:topLinePunct w:val="0"/>
-        <w:autoSpaceDE/>
-        <w:autoSpaceDN/>
-        <w:bidi w:val="0"/>
-        <w:adjustRightInd/>
-        <w:snapToGrid/>
-        <w:jc w:val="center"/>
-        <w:textAlignment w:val="auto"/>
-        <w:rPr>
-          <w:rFonts w:hint="default"/>
-          <w:lang w:val="en-US" w:eastAsia="zh-CN"/>
-        </w:rPr>
-      </w:pPr>
-      <w:r>
-        <w:rPr>
-          <w:rFonts w:hint="default"/>
-          <w:position w:val="-410"/>
-          <w:lang w:val="en-US" w:eastAsia="zh-CN"/>
-        </w:rPr>
-        <w:object>
-          <v:shape id="_x0000_i1196" o:spt="75" type="#_x0000_t75" style="height:415pt;width:270pt;" o:ole="t" filled="f" o:preferrelative="t" stroked="f" coordsize="21600,21600">
-            <v:path/>
-            <v:fill on="f" focussize="0,0"/>
-            <v:stroke on="f"/>
-            <v:imagedata r:id="rId351" o:title=""/>
-            <o:lock v:ext="edit" aspectratio="t"/>
-            <w10:wrap type="none"/>
-            <w10:anchorlock/>
-          </v:shape>
-          <o:OLEObject Type="Embed" ProgID="DSEquations" ShapeID="_x0000_i1196" DrawAspect="Content" ObjectID="_1468075897" r:id="rId350">
-            <o:LockedField>false</o:LockedField>
-          </o:OLEObject>
-        </w:object>
+      <w:r>
+        <w:rPr>
+          <w:rFonts w:hint="eastAsia"/>
+          <w:lang w:val="en-US" w:eastAsia="zh-CN"/>
+        </w:rPr>
+        <w:t xml:space="preserve"> 的求解结果，经过一次构造交流潮流计算后得到的数据启动求解。</w:t>
       </w:r>
     </w:p>
     <w:p>
@@ -27977,98 +28027,7 @@
         <w:jc w:val="both"/>
         <w:textAlignment w:val="auto"/>
         <w:rPr>
-          <w:rFonts w:hint="default"/>
-          <w:lang w:val="en-US" w:eastAsia="zh-CN"/>
-        </w:rPr>
-      </w:pPr>
-      <w:r>
-        <w:rPr>
-          <w:rFonts w:hint="eastAsia"/>
-          <w:lang w:val="en-US" w:eastAsia="zh-CN"/>
-        </w:rPr>
-        <w:t>模型</w:t>
-      </w:r>
-      <w:r>
-        <w:rPr>
-          <w:rFonts w:hint="eastAsia"/>
-          <w:position w:val="-14"/>
-          <w:lang w:val="en-US" w:eastAsia="zh-CN"/>
-        </w:rPr>
-        <w:object>
-          <v:shape id="_x0000_i1197" o:spt="75" type="#_x0000_t75" style="height:22pt;width:24.95pt;" o:ole="t" filled="f" o:preferrelative="t" stroked="f" coordsize="21600,21600">
-            <v:path/>
-            <v:fill on="f" focussize="0,0"/>
-            <v:stroke on="f"/>
-            <v:imagedata r:id="rId347" o:title=""/>
-            <o:lock v:ext="edit" aspectratio="t"/>
-            <w10:wrap type="none"/>
-            <w10:anchorlock/>
-          </v:shape>
-          <o:OLEObject Type="Embed" ProgID="DSEquations" ShapeID="_x0000_i1197" DrawAspect="Content" ObjectID="_1468075898" r:id="rId352">
-            <o:LockedField>false</o:LockedField>
-          </o:OLEObject>
-        </w:object>
-      </w:r>
-      <w:r>
-        <w:rPr>
-          <w:rFonts w:hint="eastAsia"/>
-          <w:lang w:val="en-US" w:eastAsia="zh-CN"/>
-        </w:rPr>
-        <w:t xml:space="preserve"> 的求解依赖于t时刻已知的电网运行状态与设备控制输出，可以使用真实电网数据计算；也可以考虑使用静态模型</w:t>
-      </w:r>
-      <w:r>
-        <w:rPr>
-          <w:rFonts w:hint="eastAsia"/>
-          <w:position w:val="-14"/>
-          <w:lang w:val="en-US" w:eastAsia="zh-CN"/>
-        </w:rPr>
-        <w:object>
-          <v:shape id="_x0000_i1198" o:spt="75" type="#_x0000_t75" style="height:22pt;width:23pt;" o:ole="t" filled="f" o:preferrelative="t" stroked="f" coordsize="21600,21600">
-            <v:path/>
-            <v:fill on="f" focussize="0,0"/>
-            <v:stroke on="f"/>
-            <v:imagedata r:id="rId354" o:title=""/>
-            <o:lock v:ext="edit" aspectratio="t"/>
-            <w10:wrap type="none"/>
-            <w10:anchorlock/>
-          </v:shape>
-          <o:OLEObject Type="Embed" ProgID="DSEquations" ShapeID="_x0000_i1198" DrawAspect="Content" ObjectID="_1468075899" r:id="rId353">
-            <o:LockedField>false</o:LockedField>
-          </o:OLEObject>
-        </w:object>
-      </w:r>
-      <w:r>
-        <w:rPr>
-          <w:rFonts w:hint="eastAsia"/>
-          <w:lang w:val="en-US" w:eastAsia="zh-CN"/>
-        </w:rPr>
-        <w:t xml:space="preserve"> 的求解结果，经过一次构造交流潮流计算后得到的数据启动求解。</w:t>
-      </w:r>
-    </w:p>
-    <w:p>
-      <w:pPr>
-        <w:keepNext w:val="0"/>
-        <w:keepLines w:val="0"/>
-        <w:pageBreakBefore w:val="0"/>
-        <w:widowControl w:val="0"/>
-        <w:numPr>
-          <w:ilvl w:val="0"/>
-          <w:numId w:val="0"/>
-        </w:numPr>
-        <w:kinsoku/>
-        <w:wordWrap/>
-        <w:overflowPunct/>
-        <w:topLinePunct w:val="0"/>
-        <w:autoSpaceDE/>
-        <w:autoSpaceDN/>
-        <w:bidi w:val="0"/>
-        <w:adjustRightInd/>
-        <w:snapToGrid/>
-        <w:ind w:firstLine="560" w:firstLineChars="200"/>
-        <w:jc w:val="both"/>
-        <w:textAlignment w:val="auto"/>
-        <w:rPr>
-          <w:rFonts w:hint="default"/>
+          <w:rFonts w:hint="eastAsia"/>
           <w:lang w:val="en-US" w:eastAsia="zh-CN"/>
         </w:rPr>
       </w:pPr>
@@ -28096,99 +28055,7 @@
         <w:jc w:val="both"/>
         <w:textAlignment w:val="auto"/>
         <w:rPr>
-          <w:rFonts w:hint="default"/>
-          <w:lang w:val="en-US" w:eastAsia="zh-CN"/>
-        </w:rPr>
-      </w:pPr>
-    </w:p>
-    <w:p>
-      <w:pPr>
-        <w:keepNext w:val="0"/>
-        <w:keepLines w:val="0"/>
-        <w:pageBreakBefore w:val="0"/>
-        <w:widowControl w:val="0"/>
-        <w:numPr>
-          <w:ilvl w:val="0"/>
-          <w:numId w:val="0"/>
-        </w:numPr>
-        <w:kinsoku/>
-        <w:wordWrap/>
-        <w:overflowPunct/>
-        <w:topLinePunct w:val="0"/>
-        <w:autoSpaceDE/>
-        <w:autoSpaceDN/>
-        <w:bidi w:val="0"/>
-        <w:adjustRightInd/>
-        <w:snapToGrid/>
-        <w:jc w:val="both"/>
-        <w:textAlignment w:val="auto"/>
-        <w:rPr>
-          <w:rFonts w:hint="default"/>
-          <w:lang w:val="en-US" w:eastAsia="zh-CN"/>
-        </w:rPr>
-      </w:pPr>
-      <w:r>
-        <w:rPr>
-          <w:rFonts w:hint="eastAsia"/>
-          <w:lang w:val="en-US" w:eastAsia="zh-CN"/>
-        </w:rPr>
-        <w:t>6.6 算法流程图</w:t>
-      </w:r>
-    </w:p>
-    <w:p>
-      <w:pPr>
-        <w:keepNext w:val="0"/>
-        <w:keepLines w:val="0"/>
-        <w:pageBreakBefore w:val="0"/>
-        <w:widowControl w:val="0"/>
-        <w:numPr>
-          <w:ilvl w:val="0"/>
-          <w:numId w:val="0"/>
-        </w:numPr>
-        <w:kinsoku/>
-        <w:wordWrap/>
-        <w:overflowPunct/>
-        <w:topLinePunct w:val="0"/>
-        <w:autoSpaceDE/>
-        <w:autoSpaceDN/>
-        <w:bidi w:val="0"/>
-        <w:adjustRightInd/>
-        <w:snapToGrid/>
-        <w:ind w:firstLine="560" w:firstLineChars="200"/>
-        <w:jc w:val="both"/>
-        <w:textAlignment w:val="auto"/>
-        <w:rPr>
-          <w:rFonts w:hint="default"/>
-          <w:lang w:val="en-US" w:eastAsia="zh-CN"/>
-        </w:rPr>
-      </w:pPr>
-      <w:bookmarkStart w:id="17" w:name="_GoBack"/>
-      <w:bookmarkEnd w:id="17"/>
-    </w:p>
-    <w:p>
-      <w:pPr>
-        <w:keepNext w:val="0"/>
-        <w:keepLines w:val="0"/>
-        <w:pageBreakBefore w:val="0"/>
-        <w:widowControl w:val="0"/>
-        <w:numPr>
-          <w:ilvl w:val="0"/>
-          <w:numId w:val="0"/>
-        </w:numPr>
-        <w:kinsoku/>
-        <w:wordWrap/>
-        <w:overflowPunct/>
-        <w:topLinePunct w:val="0"/>
-        <w:autoSpaceDE/>
-        <w:autoSpaceDN/>
-        <w:bidi w:val="0"/>
-        <w:adjustRightInd/>
-        <w:snapToGrid/>
-        <w:ind w:firstLine="560" w:firstLineChars="200"/>
-        <w:jc w:val="both"/>
-        <w:textAlignment w:val="auto"/>
-        <w:rPr>
-          <w:rFonts w:hint="default"/>
+          <w:rFonts w:hint="eastAsia"/>
           <w:lang w:val="en-US" w:eastAsia="zh-CN"/>
         </w:rPr>
       </w:pPr>
@@ -28216,7 +28083,7 @@
         <w:jc w:val="both"/>
         <w:textAlignment w:val="auto"/>
         <w:rPr>
-          <w:rFonts w:hint="default"/>
+          <w:rFonts w:hint="eastAsia"/>
           <w:lang w:val="en-US" w:eastAsia="zh-CN"/>
         </w:rPr>
       </w:pPr>
@@ -28268,6 +28135,110 @@
         <w:bidi w:val="0"/>
         <w:adjustRightInd/>
         <w:snapToGrid/>
+        <w:jc w:val="both"/>
+        <w:textAlignment w:val="auto"/>
+        <w:rPr>
+          <w:rFonts w:hint="default"/>
+          <w:lang w:val="en-US" w:eastAsia="zh-CN"/>
+        </w:rPr>
+      </w:pPr>
+      <w:r>
+        <w:rPr>
+          <w:rFonts w:hint="eastAsia"/>
+          <w:lang w:val="en-US" w:eastAsia="zh-CN"/>
+        </w:rPr>
+        <w:t>6.6 滚动优化流程图</w:t>
+      </w:r>
+    </w:p>
+    <w:p>
+      <w:pPr>
+        <w:keepNext w:val="0"/>
+        <w:keepLines w:val="0"/>
+        <w:pageBreakBefore w:val="0"/>
+        <w:widowControl w:val="0"/>
+        <w:numPr>
+          <w:ilvl w:val="0"/>
+          <w:numId w:val="0"/>
+        </w:numPr>
+        <w:kinsoku/>
+        <w:wordWrap/>
+        <w:overflowPunct/>
+        <w:topLinePunct w:val="0"/>
+        <w:autoSpaceDE/>
+        <w:autoSpaceDN/>
+        <w:bidi w:val="0"/>
+        <w:adjustRightInd/>
+        <w:snapToGrid/>
+        <w:jc w:val="center"/>
+        <w:textAlignment w:val="auto"/>
+        <w:rPr>
+          <w:rFonts w:hint="default"/>
+          <w:lang w:val="en-US" w:eastAsia="zh-CN"/>
+        </w:rPr>
+      </w:pPr>
+      <w:r>
+        <w:rPr>
+          <w:rFonts w:hint="default"/>
+          <w:lang w:val="en-US" w:eastAsia="zh-CN"/>
+        </w:rPr>
+        <w:drawing>
+          <wp:inline distT="0" distB="0" distL="114300" distR="114300">
+            <wp:extent cx="5972175" cy="4482465"/>
+            <wp:effectExtent l="0" t="0" r="9525" b="13335"/>
+            <wp:docPr id="5" name="图片 5" descr="图片1"/>
+            <wp:cNvGraphicFramePr>
+              <a:graphicFrameLocks xmlns:a="http://schemas.openxmlformats.org/drawingml/2006/main" noChangeAspect="1"/>
+            </wp:cNvGraphicFramePr>
+            <a:graphic xmlns:a="http://schemas.openxmlformats.org/drawingml/2006/main">
+              <a:graphicData uri="http://schemas.openxmlformats.org/drawingml/2006/picture">
+                <pic:pic xmlns:pic="http://schemas.openxmlformats.org/drawingml/2006/picture">
+                  <pic:nvPicPr>
+                    <pic:cNvPr id="5" name="图片 5" descr="图片1"/>
+                    <pic:cNvPicPr>
+                      <a:picLocks noChangeAspect="1"/>
+                    </pic:cNvPicPr>
+                  </pic:nvPicPr>
+                  <pic:blipFill>
+                    <a:blip r:embed="rId355"/>
+                    <a:stretch>
+                      <a:fillRect/>
+                    </a:stretch>
+                  </pic:blipFill>
+                  <pic:spPr>
+                    <a:xfrm>
+                      <a:off x="0" y="0"/>
+                      <a:ext cx="5972175" cy="4482465"/>
+                    </a:xfrm>
+                    <a:prstGeom prst="rect">
+                      <a:avLst/>
+                    </a:prstGeom>
+                  </pic:spPr>
+                </pic:pic>
+              </a:graphicData>
+            </a:graphic>
+          </wp:inline>
+        </w:drawing>
+      </w:r>
+    </w:p>
+    <w:p>
+      <w:pPr>
+        <w:keepNext w:val="0"/>
+        <w:keepLines w:val="0"/>
+        <w:pageBreakBefore w:val="0"/>
+        <w:widowControl w:val="0"/>
+        <w:numPr>
+          <w:ilvl w:val="0"/>
+          <w:numId w:val="0"/>
+        </w:numPr>
+        <w:kinsoku/>
+        <w:wordWrap/>
+        <w:overflowPunct/>
+        <w:topLinePunct w:val="0"/>
+        <w:autoSpaceDE/>
+        <w:autoSpaceDN/>
+        <w:bidi w:val="0"/>
+        <w:adjustRightInd/>
+        <w:snapToGrid/>
         <w:ind w:firstLine="560" w:firstLineChars="200"/>
         <w:jc w:val="both"/>
         <w:textAlignment w:val="auto"/>
@@ -28307,314 +28278,6 @@
     </w:p>
     <w:p>
       <w:pPr>
-        <w:keepNext w:val="0"/>
-        <w:keepLines w:val="0"/>
-        <w:pageBreakBefore w:val="0"/>
-        <w:widowControl w:val="0"/>
-        <w:numPr>
-          <w:ilvl w:val="0"/>
-          <w:numId w:val="0"/>
-        </w:numPr>
-        <w:kinsoku/>
-        <w:wordWrap/>
-        <w:overflowPunct/>
-        <w:topLinePunct w:val="0"/>
-        <w:autoSpaceDE/>
-        <w:autoSpaceDN/>
-        <w:bidi w:val="0"/>
-        <w:adjustRightInd/>
-        <w:snapToGrid/>
-        <w:ind w:firstLine="560" w:firstLineChars="200"/>
-        <w:jc w:val="both"/>
-        <w:textAlignment w:val="auto"/>
-        <w:rPr>
-          <w:rFonts w:hint="default"/>
-          <w:lang w:val="en-US" w:eastAsia="zh-CN"/>
-        </w:rPr>
-      </w:pPr>
-    </w:p>
-    <w:p>
-      <w:pPr>
-        <w:keepNext w:val="0"/>
-        <w:keepLines w:val="0"/>
-        <w:pageBreakBefore w:val="0"/>
-        <w:widowControl w:val="0"/>
-        <w:numPr>
-          <w:ilvl w:val="0"/>
-          <w:numId w:val="0"/>
-        </w:numPr>
-        <w:kinsoku/>
-        <w:wordWrap/>
-        <w:overflowPunct/>
-        <w:topLinePunct w:val="0"/>
-        <w:autoSpaceDE/>
-        <w:autoSpaceDN/>
-        <w:bidi w:val="0"/>
-        <w:adjustRightInd/>
-        <w:snapToGrid/>
-        <w:ind w:firstLine="560" w:firstLineChars="200"/>
-        <w:jc w:val="both"/>
-        <w:textAlignment w:val="auto"/>
-        <w:rPr>
-          <w:rFonts w:hint="default"/>
-          <w:lang w:val="en-US" w:eastAsia="zh-CN"/>
-        </w:rPr>
-      </w:pPr>
-    </w:p>
-    <w:p>
-      <w:pPr>
-        <w:keepNext w:val="0"/>
-        <w:keepLines w:val="0"/>
-        <w:pageBreakBefore w:val="0"/>
-        <w:widowControl w:val="0"/>
-        <w:numPr>
-          <w:ilvl w:val="0"/>
-          <w:numId w:val="0"/>
-        </w:numPr>
-        <w:kinsoku/>
-        <w:wordWrap/>
-        <w:overflowPunct/>
-        <w:topLinePunct w:val="0"/>
-        <w:autoSpaceDE/>
-        <w:autoSpaceDN/>
-        <w:bidi w:val="0"/>
-        <w:adjustRightInd/>
-        <w:snapToGrid/>
-        <w:ind w:firstLine="560" w:firstLineChars="200"/>
-        <w:jc w:val="both"/>
-        <w:textAlignment w:val="auto"/>
-        <w:rPr>
-          <w:rFonts w:hint="default"/>
-          <w:lang w:val="en-US" w:eastAsia="zh-CN"/>
-        </w:rPr>
-      </w:pPr>
-    </w:p>
-    <w:p>
-      <w:pPr>
-        <w:keepNext w:val="0"/>
-        <w:keepLines w:val="0"/>
-        <w:pageBreakBefore w:val="0"/>
-        <w:widowControl w:val="0"/>
-        <w:numPr>
-          <w:ilvl w:val="0"/>
-          <w:numId w:val="0"/>
-        </w:numPr>
-        <w:kinsoku/>
-        <w:wordWrap/>
-        <w:overflowPunct/>
-        <w:topLinePunct w:val="0"/>
-        <w:autoSpaceDE/>
-        <w:autoSpaceDN/>
-        <w:bidi w:val="0"/>
-        <w:adjustRightInd/>
-        <w:snapToGrid/>
-        <w:ind w:firstLine="560" w:firstLineChars="200"/>
-        <w:jc w:val="both"/>
-        <w:textAlignment w:val="auto"/>
-        <w:rPr>
-          <w:rFonts w:hint="default"/>
-          <w:lang w:val="en-US" w:eastAsia="zh-CN"/>
-        </w:rPr>
-      </w:pPr>
-    </w:p>
-    <w:p>
-      <w:pPr>
-        <w:keepNext w:val="0"/>
-        <w:keepLines w:val="0"/>
-        <w:pageBreakBefore w:val="0"/>
-        <w:widowControl w:val="0"/>
-        <w:numPr>
-          <w:ilvl w:val="0"/>
-          <w:numId w:val="0"/>
-        </w:numPr>
-        <w:kinsoku/>
-        <w:wordWrap/>
-        <w:overflowPunct/>
-        <w:topLinePunct w:val="0"/>
-        <w:autoSpaceDE/>
-        <w:autoSpaceDN/>
-        <w:bidi w:val="0"/>
-        <w:adjustRightInd/>
-        <w:snapToGrid/>
-        <w:ind w:firstLine="560" w:firstLineChars="200"/>
-        <w:jc w:val="both"/>
-        <w:textAlignment w:val="auto"/>
-        <w:rPr>
-          <w:rFonts w:hint="default"/>
-          <w:lang w:val="en-US" w:eastAsia="zh-CN"/>
-        </w:rPr>
-      </w:pPr>
-    </w:p>
-    <w:p>
-      <w:pPr>
-        <w:keepNext w:val="0"/>
-        <w:keepLines w:val="0"/>
-        <w:pageBreakBefore w:val="0"/>
-        <w:widowControl w:val="0"/>
-        <w:numPr>
-          <w:ilvl w:val="0"/>
-          <w:numId w:val="0"/>
-        </w:numPr>
-        <w:kinsoku/>
-        <w:wordWrap/>
-        <w:overflowPunct/>
-        <w:topLinePunct w:val="0"/>
-        <w:autoSpaceDE/>
-        <w:autoSpaceDN/>
-        <w:bidi w:val="0"/>
-        <w:adjustRightInd/>
-        <w:snapToGrid/>
-        <w:ind w:firstLine="560" w:firstLineChars="200"/>
-        <w:jc w:val="both"/>
-        <w:textAlignment w:val="auto"/>
-        <w:rPr>
-          <w:rFonts w:hint="default"/>
-          <w:lang w:val="en-US" w:eastAsia="zh-CN"/>
-        </w:rPr>
-      </w:pPr>
-    </w:p>
-    <w:p>
-      <w:pPr>
-        <w:keepNext w:val="0"/>
-        <w:keepLines w:val="0"/>
-        <w:pageBreakBefore w:val="0"/>
-        <w:widowControl w:val="0"/>
-        <w:numPr>
-          <w:ilvl w:val="0"/>
-          <w:numId w:val="0"/>
-        </w:numPr>
-        <w:kinsoku/>
-        <w:wordWrap/>
-        <w:overflowPunct/>
-        <w:topLinePunct w:val="0"/>
-        <w:autoSpaceDE/>
-        <w:autoSpaceDN/>
-        <w:bidi w:val="0"/>
-        <w:adjustRightInd/>
-        <w:snapToGrid/>
-        <w:ind w:firstLine="560" w:firstLineChars="200"/>
-        <w:jc w:val="both"/>
-        <w:textAlignment w:val="auto"/>
-        <w:rPr>
-          <w:rFonts w:hint="default"/>
-          <w:lang w:val="en-US" w:eastAsia="zh-CN"/>
-        </w:rPr>
-      </w:pPr>
-    </w:p>
-    <w:p>
-      <w:pPr>
-        <w:keepNext w:val="0"/>
-        <w:keepLines w:val="0"/>
-        <w:pageBreakBefore w:val="0"/>
-        <w:widowControl w:val="0"/>
-        <w:numPr>
-          <w:ilvl w:val="0"/>
-          <w:numId w:val="0"/>
-        </w:numPr>
-        <w:kinsoku/>
-        <w:wordWrap/>
-        <w:overflowPunct/>
-        <w:topLinePunct w:val="0"/>
-        <w:autoSpaceDE/>
-        <w:autoSpaceDN/>
-        <w:bidi w:val="0"/>
-        <w:adjustRightInd/>
-        <w:snapToGrid/>
-        <w:ind w:firstLine="560" w:firstLineChars="200"/>
-        <w:jc w:val="both"/>
-        <w:textAlignment w:val="auto"/>
-        <w:rPr>
-          <w:rFonts w:hint="default"/>
-          <w:lang w:val="en-US" w:eastAsia="zh-CN"/>
-        </w:rPr>
-      </w:pPr>
-    </w:p>
-    <w:p>
-      <w:pPr>
-        <w:keepNext w:val="0"/>
-        <w:keepLines w:val="0"/>
-        <w:pageBreakBefore w:val="0"/>
-        <w:widowControl w:val="0"/>
-        <w:numPr>
-          <w:ilvl w:val="0"/>
-          <w:numId w:val="0"/>
-        </w:numPr>
-        <w:kinsoku/>
-        <w:wordWrap/>
-        <w:overflowPunct/>
-        <w:topLinePunct w:val="0"/>
-        <w:autoSpaceDE/>
-        <w:autoSpaceDN/>
-        <w:bidi w:val="0"/>
-        <w:adjustRightInd/>
-        <w:snapToGrid/>
-        <w:ind w:firstLine="560" w:firstLineChars="200"/>
-        <w:jc w:val="both"/>
-        <w:textAlignment w:val="auto"/>
-        <w:rPr>
-          <w:rFonts w:hint="default"/>
-          <w:lang w:val="en-US" w:eastAsia="zh-CN"/>
-        </w:rPr>
-      </w:pPr>
-    </w:p>
-    <w:p>
-      <w:pPr>
-        <w:keepNext w:val="0"/>
-        <w:keepLines w:val="0"/>
-        <w:pageBreakBefore w:val="0"/>
-        <w:widowControl w:val="0"/>
-        <w:numPr>
-          <w:ilvl w:val="0"/>
-          <w:numId w:val="0"/>
-        </w:numPr>
-        <w:kinsoku/>
-        <w:wordWrap/>
-        <w:overflowPunct/>
-        <w:topLinePunct w:val="0"/>
-        <w:autoSpaceDE/>
-        <w:autoSpaceDN/>
-        <w:bidi w:val="0"/>
-        <w:adjustRightInd/>
-        <w:snapToGrid/>
-        <w:ind w:firstLine="560" w:firstLineChars="200"/>
-        <w:jc w:val="both"/>
-        <w:textAlignment w:val="auto"/>
-        <w:rPr>
-          <w:rFonts w:hint="default"/>
-          <w:lang w:val="en-US" w:eastAsia="zh-CN"/>
-        </w:rPr>
-      </w:pPr>
-    </w:p>
-    <w:p>
-      <w:pPr>
-        <w:keepNext w:val="0"/>
-        <w:keepLines w:val="0"/>
-        <w:pageBreakBefore w:val="0"/>
-        <w:widowControl w:val="0"/>
-        <w:numPr>
-          <w:ilvl w:val="0"/>
-          <w:numId w:val="0"/>
-        </w:numPr>
-        <w:kinsoku/>
-        <w:wordWrap/>
-        <w:overflowPunct/>
-        <w:topLinePunct w:val="0"/>
-        <w:autoSpaceDE/>
-        <w:autoSpaceDN/>
-        <w:bidi w:val="0"/>
-        <w:adjustRightInd/>
-        <w:snapToGrid/>
-        <w:ind w:firstLine="560" w:firstLineChars="200"/>
-        <w:jc w:val="both"/>
-        <w:textAlignment w:val="auto"/>
-        <w:rPr>
-          <w:rFonts w:hint="default"/>
-          <w:lang w:val="en-US" w:eastAsia="zh-CN"/>
-        </w:rPr>
-      </w:pPr>
-    </w:p>
-    <w:p>
-      <w:pPr>
         <w:rPr>
           <w:rFonts w:hint="default"/>
           <w:lang w:val="en-US" w:eastAsia="zh-CN"/>
@@ -28660,7 +28323,7 @@
           <w:rFonts w:hint="eastAsia"/>
           <w:lang w:val="en-US" w:eastAsia="zh-CN"/>
         </w:rPr>
-        <w:t>参数反馈修正</w:t>
+        <w:t>反馈修正</w:t>
       </w:r>
       <w:r>
         <w:rPr>
@@ -28782,6 +28445,194 @@
         </w:rPr>
         <w:fldChar w:fldCharType="end"/>
       </w:r>
+    </w:p>
+    <w:p>
+      <w:pPr>
+        <w:keepNext w:val="0"/>
+        <w:keepLines w:val="0"/>
+        <w:pageBreakBefore w:val="0"/>
+        <w:widowControl w:val="0"/>
+        <w:numPr>
+          <w:numId w:val="0"/>
+        </w:numPr>
+        <w:kinsoku/>
+        <w:wordWrap/>
+        <w:overflowPunct/>
+        <w:topLinePunct w:val="0"/>
+        <w:autoSpaceDE/>
+        <w:autoSpaceDN/>
+        <w:bidi w:val="0"/>
+        <w:adjustRightInd/>
+        <w:snapToGrid/>
+        <w:spacing w:line="360" w:lineRule="auto"/>
+        <w:ind w:firstLine="560" w:firstLineChars="200"/>
+        <w:jc w:val="both"/>
+        <w:textAlignment w:val="auto"/>
+        <w:rPr>
+          <w:rFonts w:hint="default"/>
+          <w:lang w:val="en-US" w:eastAsia="zh-CN"/>
+        </w:rPr>
+      </w:pPr>
+      <w:r>
+        <w:rPr>
+          <w:rFonts w:hint="eastAsia"/>
+          <w:lang w:val="en-US" w:eastAsia="zh-CN"/>
+        </w:rPr>
+        <w:t>定义</w:t>
+      </w:r>
+      <w:r>
+        <w:rPr>
+          <w:rFonts w:hint="eastAsia"/>
+          <w:position w:val="-16"/>
+          <w:lang w:val="en-US" w:eastAsia="zh-CN"/>
+        </w:rPr>
+        <w:object>
+          <v:shape id="_x0000_i1216" o:spt="75" type="#_x0000_t75" style="height:23pt;width:29pt;" o:ole="t" filled="f" o:preferrelative="t" stroked="f" coordsize="21600,21600">
+            <v:fill on="f" focussize="0,0"/>
+            <v:stroke on="f"/>
+            <v:imagedata r:id="rId357" o:title=""/>
+            <o:lock v:ext="edit" aspectratio="t"/>
+            <w10:wrap type="none"/>
+            <w10:anchorlock/>
+          </v:shape>
+          <o:OLEObject Type="Embed" ProgID="DSEquations" ShapeID="_x0000_i1216" DrawAspect="Content" ObjectID="_1468075900" r:id="rId356">
+            <o:LockedField>false</o:LockedField>
+          </o:OLEObject>
+        </w:object>
+      </w:r>
+      <w:r>
+        <w:rPr>
+          <w:rFonts w:hint="eastAsia"/>
+          <w:lang w:val="en-US" w:eastAsia="zh-CN"/>
+        </w:rPr>
+        <w:t xml:space="preserve"> 为t时刻下模型预测的t+1时刻电压，易知：</w:t>
+      </w:r>
+    </w:p>
+    <w:p>
+      <w:pPr>
+        <w:keepNext w:val="0"/>
+        <w:keepLines w:val="0"/>
+        <w:pageBreakBefore w:val="0"/>
+        <w:widowControl w:val="0"/>
+        <w:numPr>
+          <w:numId w:val="0"/>
+        </w:numPr>
+        <w:kinsoku/>
+        <w:wordWrap/>
+        <w:overflowPunct/>
+        <w:topLinePunct w:val="0"/>
+        <w:autoSpaceDE/>
+        <w:autoSpaceDN/>
+        <w:bidi w:val="0"/>
+        <w:adjustRightInd/>
+        <w:snapToGrid/>
+        <w:spacing w:line="360" w:lineRule="auto"/>
+        <w:jc w:val="center"/>
+        <w:textAlignment w:val="auto"/>
+        <w:rPr>
+          <w:rFonts w:hint="eastAsia"/>
+          <w:lang w:val="en-US" w:eastAsia="zh-CN"/>
+        </w:rPr>
+      </w:pPr>
+      <w:r>
+        <w:rPr>
+          <w:rFonts w:hint="eastAsia"/>
+          <w:position w:val="-16"/>
+          <w:lang w:val="en-US" w:eastAsia="zh-CN"/>
+        </w:rPr>
+        <w:object>
+          <v:shape id="_x0000_i1217" o:spt="75" type="#_x0000_t75" style="height:24.95pt;width:72pt;" o:ole="t" filled="f" o:preferrelative="t" stroked="f" coordsize="21600,21600">
+            <v:fill on="f" focussize="0,0"/>
+            <v:stroke on="f"/>
+            <v:imagedata r:id="rId359" o:title=""/>
+            <o:lock v:ext="edit" aspectratio="t"/>
+            <w10:wrap type="none"/>
+            <w10:anchorlock/>
+          </v:shape>
+          <o:OLEObject Type="Embed" ProgID="DSEquations" ShapeID="_x0000_i1217" DrawAspect="Content" ObjectID="_1468075901" r:id="rId358">
+            <o:LockedField>false</o:LockedField>
+          </o:OLEObject>
+        </w:object>
+      </w:r>
+    </w:p>
+    <w:p>
+      <w:pPr>
+        <w:keepNext w:val="0"/>
+        <w:keepLines w:val="0"/>
+        <w:pageBreakBefore w:val="0"/>
+        <w:widowControl w:val="0"/>
+        <w:numPr>
+          <w:numId w:val="0"/>
+        </w:numPr>
+        <w:kinsoku/>
+        <w:wordWrap/>
+        <w:overflowPunct/>
+        <w:topLinePunct w:val="0"/>
+        <w:autoSpaceDE/>
+        <w:autoSpaceDN/>
+        <w:bidi w:val="0"/>
+        <w:adjustRightInd/>
+        <w:snapToGrid/>
+        <w:spacing w:line="360" w:lineRule="auto"/>
+        <w:ind w:firstLine="560" w:firstLineChars="200"/>
+        <w:jc w:val="both"/>
+        <w:textAlignment w:val="auto"/>
+        <w:rPr>
+          <w:rFonts w:hint="eastAsia"/>
+          <w:b/>
+          <w:bCs/>
+          <w:color w:val="FF0000"/>
+          <w:lang w:val="en-US" w:eastAsia="zh-CN"/>
+        </w:rPr>
+      </w:pPr>
+      <w:r>
+        <w:rPr>
+          <w:rFonts w:hint="eastAsia"/>
+          <w:lang w:val="en-US" w:eastAsia="zh-CN"/>
+        </w:rPr>
+        <w:t>模型信息不完备、线性化建模误差等都会导致预测电压与实际电压出现偏差。</w:t>
+      </w:r>
+      <w:r>
+        <w:rPr>
+          <w:rFonts w:hint="eastAsia"/>
+          <w:b/>
+          <w:bCs/>
+          <w:color w:val="FF0000"/>
+          <w:lang w:val="en-US" w:eastAsia="zh-CN"/>
+        </w:rPr>
+        <w:t>考虑以二者的差值作为需要在线修正的电压响应模型误差。</w:t>
+      </w:r>
+    </w:p>
+    <w:p>
+      <w:pPr>
+        <w:keepNext w:val="0"/>
+        <w:keepLines w:val="0"/>
+        <w:pageBreakBefore w:val="0"/>
+        <w:widowControl w:val="0"/>
+        <w:numPr>
+          <w:numId w:val="0"/>
+        </w:numPr>
+        <w:kinsoku/>
+        <w:wordWrap/>
+        <w:overflowPunct/>
+        <w:topLinePunct w:val="0"/>
+        <w:autoSpaceDE/>
+        <w:autoSpaceDN/>
+        <w:bidi w:val="0"/>
+        <w:adjustRightInd/>
+        <w:snapToGrid/>
+        <w:spacing w:line="360" w:lineRule="auto"/>
+        <w:ind w:firstLine="562" w:firstLineChars="200"/>
+        <w:jc w:val="both"/>
+        <w:textAlignment w:val="auto"/>
+        <w:rPr>
+          <w:rFonts w:hint="default"/>
+          <w:b/>
+          <w:bCs/>
+          <w:color w:val="FF0000"/>
+          <w:lang w:val="en-US" w:eastAsia="zh-CN"/>
+        </w:rPr>
+      </w:pPr>
     </w:p>
     <w:p>
       <w:pPr>
@@ -28816,7 +28667,7 @@
           <w:rFonts w:hint="eastAsia"/>
           <w:lang w:val="en-US" w:eastAsia="zh-CN"/>
         </w:rPr>
-        <w:t>思路一</w:t>
+        <w:t>思路一：传统数学方法</w:t>
       </w:r>
     </w:p>
     <w:p>
@@ -28863,12 +28714,12 @@
           <v:shape id="_x0000_i1203" o:spt="75" type="#_x0000_t75" style="height:16pt;width:12pt;" o:ole="t" filled="f" o:preferrelative="t" stroked="f" coordsize="21600,21600">
             <v:fill on="f" focussize="0,0"/>
             <v:stroke on="f"/>
-            <v:imagedata r:id="rId356" o:title=""/>
+            <v:imagedata r:id="rId361" o:title=""/>
             <o:lock v:ext="edit" aspectratio="t"/>
             <w10:wrap type="none"/>
             <w10:anchorlock/>
           </v:shape>
-          <o:OLEObject Type="Embed" ProgID="DSEquations" ShapeID="_x0000_i1203" DrawAspect="Content" ObjectID="_1468075900" r:id="rId355">
+          <o:OLEObject Type="Embed" ProgID="DSEquations" ShapeID="_x0000_i1203" DrawAspect="Content" ObjectID="_1468075902" r:id="rId360">
             <o:LockedField>false</o:LockedField>
           </o:OLEObject>
         </w:object>
@@ -28907,12 +28758,12 @@
           <v:shape id="_x0000_i1204" o:spt="75" type="#_x0000_t75" style="height:24pt;width:131pt;" o:ole="t" filled="f" o:preferrelative="t" stroked="f" coordsize="21600,21600">
             <v:fill on="f" focussize="0,0"/>
             <v:stroke on="f"/>
-            <v:imagedata r:id="rId358" o:title=""/>
+            <v:imagedata r:id="rId363" o:title=""/>
             <o:lock v:ext="edit" aspectratio="t"/>
             <w10:wrap type="none"/>
             <w10:anchorlock/>
           </v:shape>
-          <o:OLEObject Type="Embed" ProgID="DSEquations" ShapeID="_x0000_i1204" DrawAspect="Content" ObjectID="_1468075901" r:id="rId357">
+          <o:OLEObject Type="Embed" ProgID="DSEquations" ShapeID="_x0000_i1204" DrawAspect="Content" ObjectID="_1468075903" r:id="rId362">
             <o:LockedField>false</o:LockedField>
           </o:OLEObject>
         </w:object>
@@ -29114,12 +28965,12 @@
           <v:shape id="_x0000_i1205" o:spt="75" type="#_x0000_t75" style="height:22pt;width:19pt;" o:ole="t" filled="f" o:preferrelative="t" stroked="f" coordsize="21600,21600">
             <v:fill on="f" focussize="0,0"/>
             <v:stroke on="f"/>
-            <v:imagedata r:id="rId360" o:title=""/>
+            <v:imagedata r:id="rId365" o:title=""/>
             <o:lock v:ext="edit" aspectratio="t"/>
             <w10:wrap type="none"/>
             <w10:anchorlock/>
           </v:shape>
-          <o:OLEObject Type="Embed" ProgID="DSEquations" ShapeID="_x0000_i1205" DrawAspect="Content" ObjectID="_1468075902" r:id="rId359">
+          <o:OLEObject Type="Embed" ProgID="DSEquations" ShapeID="_x0000_i1205" DrawAspect="Content" ObjectID="_1468075904" r:id="rId364">
             <o:LockedField>false</o:LockedField>
           </o:OLEObject>
         </w:object>
@@ -29168,12 +29019,12 @@
           <v:shape id="_x0000_i1206" o:spt="75" type="#_x0000_t75" style="height:22pt;width:84pt;" o:ole="t" filled="f" o:preferrelative="t" stroked="f" coordsize="21600,21600">
             <v:fill on="f" focussize="0,0"/>
             <v:stroke on="f"/>
-            <v:imagedata r:id="rId362" o:title=""/>
+            <v:imagedata r:id="rId367" o:title=""/>
             <o:lock v:ext="edit" aspectratio="t"/>
             <w10:wrap type="none"/>
             <w10:anchorlock/>
           </v:shape>
-          <o:OLEObject Type="Embed" ProgID="DSEquations" ShapeID="_x0000_i1206" DrawAspect="Content" ObjectID="_1468075903" r:id="rId361">
+          <o:OLEObject Type="Embed" ProgID="DSEquations" ShapeID="_x0000_i1206" DrawAspect="Content" ObjectID="_1468075905" r:id="rId366">
             <o:LockedField>false</o:LockedField>
           </o:OLEObject>
         </w:object>
@@ -29240,12 +29091,12 @@
           <v:shape id="_x0000_i1207" o:spt="75" type="#_x0000_t75" style="height:28pt;width:224pt;" o:ole="t" filled="f" o:preferrelative="t" stroked="f" coordsize="21600,21600">
             <v:fill on="f" focussize="0,0"/>
             <v:stroke on="f"/>
-            <v:imagedata r:id="rId364" o:title=""/>
+            <v:imagedata r:id="rId369" o:title=""/>
             <o:lock v:ext="edit" aspectratio="t"/>
             <w10:wrap type="none"/>
             <w10:anchorlock/>
           </v:shape>
-          <o:OLEObject Type="Embed" ProgID="DSEquations" ShapeID="_x0000_i1207" DrawAspect="Content" ObjectID="_1468075904" r:id="rId363">
+          <o:OLEObject Type="Embed" ProgID="DSEquations" ShapeID="_x0000_i1207" DrawAspect="Content" ObjectID="_1468075906" r:id="rId368">
             <o:LockedField>false</o:LockedField>
           </o:OLEObject>
         </w:object>
@@ -29465,12 +29316,12 @@
           <v:shape id="_x0000_i1208" o:spt="75" type="#_x0000_t75" style="height:22pt;width:96pt;" o:ole="t" filled="f" o:preferrelative="t" stroked="f" coordsize="21600,21600">
             <v:fill on="f" focussize="0,0"/>
             <v:stroke on="f"/>
-            <v:imagedata r:id="rId366" o:title=""/>
+            <v:imagedata r:id="rId371" o:title=""/>
             <o:lock v:ext="edit" aspectratio="t"/>
             <w10:wrap type="none"/>
             <w10:anchorlock/>
           </v:shape>
-          <o:OLEObject Type="Embed" ProgID="DSEquations" ShapeID="_x0000_i1208" DrawAspect="Content" ObjectID="_1468075905" r:id="rId365">
+          <o:OLEObject Type="Embed" ProgID="DSEquations" ShapeID="_x0000_i1208" DrawAspect="Content" ObjectID="_1468075907" r:id="rId370">
             <o:LockedField>false</o:LockedField>
           </o:OLEObject>
         </w:object>
@@ -29683,14 +29534,20 @@
         <w:adjustRightInd/>
         <w:snapToGrid/>
         <w:spacing w:line="360" w:lineRule="auto"/>
-        <w:ind w:firstLine="560" w:firstLineChars="200"/>
         <w:jc w:val="both"/>
         <w:textAlignment w:val="auto"/>
         <w:rPr>
-          <w:rFonts w:hint="eastAsia"/>
+          <w:rFonts w:hint="default"/>
           <w:lang w:val="en-US" w:eastAsia="zh-CN"/>
         </w:rPr>
       </w:pPr>
+      <w:r>
+        <w:rPr>
+          <w:rFonts w:hint="eastAsia"/>
+          <w:lang w:val="en-US" w:eastAsia="zh-CN"/>
+        </w:rPr>
+        <w:t>7.2 思路二：数据驱动结合AI</w:t>
+      </w:r>
     </w:p>
     <w:p>
       <w:pPr>
@@ -29719,6 +29576,60 @@
           <w:lang w:val="en-US" w:eastAsia="zh-CN"/>
         </w:rPr>
       </w:pPr>
+      <w:r>
+        <w:rPr>
+          <w:rFonts w:hint="eastAsia"/>
+          <w:lang w:val="en-US" w:eastAsia="zh-CN"/>
+        </w:rPr>
+        <w:t>考虑计算真实控制结果电压与预测电压之间的差值：</w:t>
+      </w:r>
+    </w:p>
+    <w:p>
+      <w:pPr>
+        <w:keepNext w:val="0"/>
+        <w:keepLines w:val="0"/>
+        <w:pageBreakBefore w:val="0"/>
+        <w:widowControl w:val="0"/>
+        <w:numPr>
+          <w:numId w:val="0"/>
+        </w:numPr>
+        <w:kinsoku/>
+        <w:wordWrap/>
+        <w:overflowPunct/>
+        <w:topLinePunct w:val="0"/>
+        <w:autoSpaceDE/>
+        <w:autoSpaceDN/>
+        <w:bidi w:val="0"/>
+        <w:adjustRightInd/>
+        <w:snapToGrid/>
+        <w:spacing w:line="360" w:lineRule="auto"/>
+        <w:jc w:val="center"/>
+        <w:textAlignment w:val="auto"/>
+        <w:rPr>
+          <w:rFonts w:hint="default"/>
+          <w:lang w:val="en-US" w:eastAsia="zh-CN"/>
+        </w:rPr>
+      </w:pPr>
+      <w:r>
+        <w:rPr>
+          <w:rFonts w:hint="default"/>
+          <w:position w:val="-24"/>
+          <w:lang w:val="en-US" w:eastAsia="zh-CN"/>
+        </w:rPr>
+        <w:object>
+          <v:shape id="_x0000_i1210" o:spt="75" type="#_x0000_t75" style="height:31.95pt;width:178pt;" o:ole="t" filled="f" o:preferrelative="t" stroked="f" coordsize="21600,21600">
+            <v:fill on="f" focussize="0,0"/>
+            <v:stroke on="f"/>
+            <v:imagedata r:id="rId373" o:title=""/>
+            <o:lock v:ext="edit" aspectratio="t"/>
+            <w10:wrap type="none"/>
+            <w10:anchorlock/>
+          </v:shape>
+          <o:OLEObject Type="Embed" ProgID="DSEquations" ShapeID="_x0000_i1210" DrawAspect="Content" ObjectID="_1468075908" r:id="rId372">
+            <o:LockedField>false</o:LockedField>
+          </o:OLEObject>
+        </w:object>
+      </w:r>
     </w:p>
     <w:p>
       <w:pPr>
@@ -29747,6 +29658,60 @@
           <w:lang w:val="en-US" w:eastAsia="zh-CN"/>
         </w:rPr>
       </w:pPr>
+      <w:r>
+        <w:rPr>
+          <w:rFonts w:hint="eastAsia"/>
+          <w:lang w:val="en-US" w:eastAsia="zh-CN"/>
+        </w:rPr>
+        <w:t>训练残差预测模型：</w:t>
+      </w:r>
+    </w:p>
+    <w:p>
+      <w:pPr>
+        <w:keepNext w:val="0"/>
+        <w:keepLines w:val="0"/>
+        <w:pageBreakBefore w:val="0"/>
+        <w:widowControl w:val="0"/>
+        <w:numPr>
+          <w:numId w:val="0"/>
+        </w:numPr>
+        <w:kinsoku/>
+        <w:wordWrap/>
+        <w:overflowPunct/>
+        <w:topLinePunct w:val="0"/>
+        <w:autoSpaceDE/>
+        <w:autoSpaceDN/>
+        <w:bidi w:val="0"/>
+        <w:adjustRightInd/>
+        <w:snapToGrid/>
+        <w:spacing w:line="360" w:lineRule="auto"/>
+        <w:jc w:val="center"/>
+        <w:textAlignment w:val="auto"/>
+        <w:rPr>
+          <w:rFonts w:hint="default"/>
+          <w:lang w:val="en-US" w:eastAsia="zh-CN"/>
+        </w:rPr>
+      </w:pPr>
+      <w:r>
+        <w:rPr>
+          <w:rFonts w:hint="default"/>
+          <w:position w:val="-16"/>
+          <w:lang w:val="en-US" w:eastAsia="zh-CN"/>
+        </w:rPr>
+        <w:object>
+          <v:shape id="_x0000_i1211" o:spt="75" type="#_x0000_t75" style="height:27pt;width:204.95pt;" o:ole="t" filled="f" o:preferrelative="t" stroked="f" coordsize="21600,21600">
+            <v:fill on="f" focussize="0,0"/>
+            <v:stroke on="f"/>
+            <v:imagedata r:id="rId375" o:title=""/>
+            <o:lock v:ext="edit" aspectratio="t"/>
+            <w10:wrap type="none"/>
+            <w10:anchorlock/>
+          </v:shape>
+          <o:OLEObject Type="Embed" ProgID="DSEquations" ShapeID="_x0000_i1211" DrawAspect="Content" ObjectID="_1468075909" r:id="rId374">
+            <o:LockedField>false</o:LockedField>
+          </o:OLEObject>
+        </w:object>
+      </w:r>
     </w:p>
     <w:p>
       <w:pPr>
@@ -29771,10 +29736,207 @@
         <w:jc w:val="both"/>
         <w:textAlignment w:val="auto"/>
         <w:rPr>
-          <w:rFonts w:hint="eastAsia"/>
+          <w:rFonts w:hint="default"/>
           <w:lang w:val="en-US" w:eastAsia="zh-CN"/>
         </w:rPr>
       </w:pPr>
+      <w:r>
+        <w:rPr>
+          <w:rFonts w:hint="eastAsia"/>
+          <w:lang w:val="en-US" w:eastAsia="zh-CN"/>
+        </w:rPr>
+        <w:t>进而在电压递推方程中补充残差项，实现反馈调节。</w:t>
+      </w:r>
+    </w:p>
+    <w:p>
+      <w:pPr>
+        <w:pStyle w:val="6"/>
+        <w:bidi w:val="0"/>
+        <w:rPr>
+          <w:rFonts w:hint="eastAsia"/>
+          <w:lang w:val="en-US" w:eastAsia="zh-CN"/>
+        </w:rPr>
+      </w:pPr>
+      <w:r>
+        <w:rPr>
+          <w:rFonts w:hint="eastAsia"/>
+          <w:lang w:val="en-US" w:eastAsia="zh-CN"/>
+        </w:rPr>
+        <w:tab/>
+      </w:r>
+      <w:r>
+        <w:rPr>
+          <w:rFonts w:hint="eastAsia"/>
+          <w:position w:val="-14"/>
+          <w:lang w:val="en-US" w:eastAsia="zh-CN"/>
+        </w:rPr>
+        <w:object>
+          <v:shape id="_x0000_i1213" o:spt="75" type="#_x0000_t75" style="height:26pt;width:147pt;" o:ole="t" filled="f" o:preferrelative="t" stroked="f" coordsize="21600,21600">
+            <v:fill on="f" focussize="0,0"/>
+            <v:stroke on="f"/>
+            <v:imagedata r:id="rId377" o:title=""/>
+            <o:lock v:ext="edit" aspectratio="t"/>
+            <w10:wrap type="none"/>
+            <w10:anchorlock/>
+          </v:shape>
+          <o:OLEObject Type="Embed" ProgID="DSEquations" ShapeID="_x0000_i1213" DrawAspect="Content" ObjectID="_1468075910" r:id="rId376">
+            <o:LockedField>false</o:LockedField>
+          </o:OLEObject>
+        </w:object>
+      </w:r>
+      <w:r>
+        <w:rPr>
+          <w:rFonts w:hint="eastAsia"/>
+          <w:lang w:val="en-US" w:eastAsia="zh-CN"/>
+        </w:rPr>
+        <w:t xml:space="preserve"> </w:t>
+      </w:r>
+      <w:r>
+        <w:rPr>
+          <w:rFonts w:hint="eastAsia"/>
+          <w:lang w:val="en-US" w:eastAsia="zh-CN"/>
+        </w:rPr>
+        <w:tab/>
+      </w:r>
+      <w:r>
+        <w:rPr>
+          <w:rFonts w:hint="eastAsia"/>
+          <w:lang w:val="en-US" w:eastAsia="zh-CN"/>
+        </w:rPr>
+        <w:fldChar w:fldCharType="begin"/>
+      </w:r>
+      <w:r>
+        <w:rPr>
+          <w:rFonts w:hint="eastAsia"/>
+          <w:lang w:val="en-US" w:eastAsia="zh-CN"/>
+        </w:rPr>
+        <w:instrText xml:space="preserve"> MACROBUTTON MTPlaceRef \* MERGEFORMAT </w:instrText>
+      </w:r>
+      <w:r>
+        <w:rPr>
+          <w:rFonts w:hint="eastAsia"/>
+          <w:lang w:val="en-US" w:eastAsia="zh-CN"/>
+        </w:rPr>
+        <w:fldChar w:fldCharType="begin"/>
+      </w:r>
+      <w:r>
+        <w:rPr>
+          <w:rFonts w:hint="eastAsia"/>
+          <w:lang w:val="en-US" w:eastAsia="zh-CN"/>
+        </w:rPr>
+        <w:instrText xml:space="preserve"> SEQ MTEqn \h \* MERGEFORMAT </w:instrText>
+      </w:r>
+      <w:r>
+        <w:rPr>
+          <w:rFonts w:hint="eastAsia"/>
+          <w:lang w:val="en-US" w:eastAsia="zh-CN"/>
+        </w:rPr>
+        <w:fldChar w:fldCharType="separate"/>
+      </w:r>
+      <w:r>
+        <w:rPr>
+          <w:rFonts w:hint="eastAsia"/>
+          <w:lang w:val="en-US" w:eastAsia="zh-CN"/>
+        </w:rPr>
+        <w:fldChar w:fldCharType="end"/>
+      </w:r>
+      <w:r>
+        <w:rPr>
+          <w:rFonts w:hint="eastAsia"/>
+          <w:lang w:val="en-US" w:eastAsia="zh-CN"/>
+        </w:rPr>
+        <w:instrText xml:space="preserve">(</w:instrText>
+      </w:r>
+      <w:r>
+        <w:rPr>
+          <w:rFonts w:hint="eastAsia"/>
+          <w:lang w:val="en-US" w:eastAsia="zh-CN"/>
+        </w:rPr>
+        <w:fldChar w:fldCharType="begin"/>
+      </w:r>
+      <w:r>
+        <w:rPr>
+          <w:rFonts w:hint="eastAsia"/>
+          <w:lang w:val="en-US" w:eastAsia="zh-CN"/>
+        </w:rPr>
+        <w:instrText xml:space="preserve"> SEQ MTChap \c \* Arabic \* MERGEFORMAT </w:instrText>
+      </w:r>
+      <w:r>
+        <w:rPr>
+          <w:rFonts w:hint="eastAsia"/>
+          <w:lang w:val="en-US" w:eastAsia="zh-CN"/>
+        </w:rPr>
+        <w:fldChar w:fldCharType="separate"/>
+      </w:r>
+      <w:r>
+        <w:instrText xml:space="preserve">7</w:instrText>
+      </w:r>
+      <w:r>
+        <w:rPr>
+          <w:rFonts w:hint="eastAsia"/>
+          <w:lang w:val="en-US" w:eastAsia="zh-CN"/>
+        </w:rPr>
+        <w:fldChar w:fldCharType="end"/>
+      </w:r>
+      <w:r>
+        <w:rPr>
+          <w:rFonts w:hint="eastAsia"/>
+          <w:lang w:val="en-US" w:eastAsia="zh-CN"/>
+        </w:rPr>
+        <w:instrText xml:space="preserve">-</w:instrText>
+      </w:r>
+      <w:r>
+        <w:rPr>
+          <w:rFonts w:hint="eastAsia"/>
+          <w:lang w:val="en-US" w:eastAsia="zh-CN"/>
+        </w:rPr>
+        <w:fldChar w:fldCharType="begin"/>
+      </w:r>
+      <w:r>
+        <w:rPr>
+          <w:rFonts w:hint="eastAsia"/>
+          <w:lang w:val="en-US" w:eastAsia="zh-CN"/>
+        </w:rPr>
+        <w:instrText xml:space="preserve"> SEQ MTEqn \c \* Arabic \* MERGEFORMAT </w:instrText>
+      </w:r>
+      <w:r>
+        <w:rPr>
+          <w:rFonts w:hint="eastAsia"/>
+          <w:lang w:val="en-US" w:eastAsia="zh-CN"/>
+        </w:rPr>
+        <w:fldChar w:fldCharType="separate"/>
+      </w:r>
+      <w:r>
+        <w:instrText xml:space="preserve">4</w:instrText>
+      </w:r>
+      <w:r>
+        <w:rPr>
+          <w:rFonts w:hint="eastAsia"/>
+          <w:lang w:val="en-US" w:eastAsia="zh-CN"/>
+        </w:rPr>
+        <w:fldChar w:fldCharType="end"/>
+      </w:r>
+      <w:r>
+        <w:rPr>
+          <w:rFonts w:hint="eastAsia"/>
+          <w:lang w:val="en-US" w:eastAsia="zh-CN"/>
+        </w:rPr>
+        <w:instrText xml:space="preserve">)</w:instrText>
+      </w:r>
+      <w:r>
+        <w:rPr>
+          <w:rFonts w:hint="eastAsia"/>
+          <w:lang w:val="en-US" w:eastAsia="zh-CN"/>
+        </w:rPr>
+        <w:fldChar w:fldCharType="separate"/>
+      </w:r>
+      <w:r>
+        <w:rPr>
+          <w:rFonts w:hint="eastAsia"/>
+          <w:lang w:val="en-US" w:eastAsia="zh-CN"/>
+        </w:rPr>
+        <w:fldChar w:fldCharType="end"/>
+      </w:r>
     </w:p>
     <w:p>
       <w:pPr>
@@ -29795,42 +29957,74 @@
         <w:adjustRightInd/>
         <w:snapToGrid/>
         <w:spacing w:line="360" w:lineRule="auto"/>
-        <w:ind w:firstLine="560" w:firstLineChars="200"/>
         <w:jc w:val="both"/>
         <w:textAlignment w:val="auto"/>
         <w:rPr>
-          <w:rFonts w:hint="eastAsia"/>
+          <w:rFonts w:hint="default"/>
           <w:lang w:val="en-US" w:eastAsia="zh-CN"/>
         </w:rPr>
       </w:pPr>
-    </w:p>
-    <w:p>
-      <w:pPr>
-        <w:keepNext w:val="0"/>
-        <w:keepLines w:val="0"/>
-        <w:pageBreakBefore w:val="0"/>
-        <w:widowControl w:val="0"/>
-        <w:numPr>
-          <w:numId w:val="0"/>
-        </w:numPr>
-        <w:kinsoku/>
-        <w:wordWrap/>
-        <w:overflowPunct/>
-        <w:topLinePunct w:val="0"/>
-        <w:autoSpaceDE/>
-        <w:autoSpaceDN/>
-        <w:bidi w:val="0"/>
-        <w:adjustRightInd/>
-        <w:snapToGrid/>
-        <w:spacing w:line="360" w:lineRule="auto"/>
-        <w:ind w:firstLine="560" w:firstLineChars="200"/>
-        <w:jc w:val="both"/>
-        <w:textAlignment w:val="auto"/>
-        <w:rPr>
-          <w:rFonts w:hint="eastAsia"/>
-          <w:lang w:val="en-US" w:eastAsia="zh-CN"/>
-        </w:rPr>
-      </w:pPr>
+      <w:r>
+        <w:rPr>
+          <w:rFonts w:hint="eastAsia"/>
+          <w:lang w:val="en-US" w:eastAsia="zh-CN"/>
+        </w:rPr>
+        <w:t>其中</w:t>
+      </w:r>
+      <w:r>
+        <w:rPr>
+          <w:rFonts w:hint="eastAsia"/>
+          <w:position w:val="-8"/>
+          <w:lang w:val="en-US" w:eastAsia="zh-CN"/>
+        </w:rPr>
+        <w:object>
+          <v:shape id="_x0000_i1214" o:spt="75" type="#_x0000_t75" style="height:23pt;width:22pt;" o:ole="t" filled="f" o:preferrelative="t" stroked="f" coordsize="21600,21600">
+            <v:fill on="f" focussize="0,0"/>
+            <v:stroke on="f"/>
+            <v:imagedata r:id="rId379" o:title=""/>
+            <o:lock v:ext="edit" aspectratio="t"/>
+            <w10:wrap type="none"/>
+            <w10:anchorlock/>
+          </v:shape>
+          <o:OLEObject Type="Embed" ProgID="DSEquations" ShapeID="_x0000_i1214" DrawAspect="Content" ObjectID="_1468075911" r:id="rId378">
+            <o:LockedField>false</o:LockedField>
+          </o:OLEObject>
+        </w:object>
+      </w:r>
+      <w:r>
+        <w:rPr>
+          <w:rFonts w:hint="eastAsia"/>
+          <w:lang w:val="en-US" w:eastAsia="zh-CN"/>
+        </w:rPr>
+        <w:t xml:space="preserve"> 可以是一个常系数，也可以是一个关于</w:t>
+      </w:r>
+      <w:r>
+        <w:rPr>
+          <w:rFonts w:hint="eastAsia"/>
+          <w:position w:val="-14"/>
+          <w:lang w:val="en-US" w:eastAsia="zh-CN"/>
+        </w:rPr>
+        <w:object>
+          <v:shape id="_x0000_i1215" o:spt="75" type="#_x0000_t75" style="height:22pt;width:15pt;" o:ole="t" filled="f" o:preferrelative="t" stroked="f" coordsize="21600,21600">
+            <v:fill on="f" focussize="0,0"/>
+            <v:stroke on="f"/>
+            <v:imagedata r:id="rId381" o:title=""/>
+            <o:lock v:ext="edit" aspectratio="t"/>
+            <w10:wrap type="none"/>
+            <w10:anchorlock/>
+          </v:shape>
+          <o:OLEObject Type="Embed" ProgID="DSEquations" ShapeID="_x0000_i1215" DrawAspect="Content" ObjectID="_1468075912" r:id="rId380">
+            <o:LockedField>false</o:LockedField>
+          </o:OLEObject>
+        </w:object>
+      </w:r>
+      <w:r>
+        <w:rPr>
+          <w:rFonts w:hint="eastAsia"/>
+          <w:lang w:val="en-US" w:eastAsia="zh-CN"/>
+        </w:rPr>
+        <w:t xml:space="preserve"> 的线性映射。</w:t>
+      </w:r>
     </w:p>
     <w:p>
       <w:pPr>
